--- a/portfolio Araz Karimi.docx
+++ b/portfolio Araz Karimi.docx
@@ -7565,7 +7565,6 @@
         </w:tc>
       </w:tr>
     </w:tbl>
-    <w:p/>
     <w:p>
       <w:pPr>
         <w:pStyle w:val="Heading1"/>
@@ -8679,7 +8678,6 @@
                 <w:rFonts w:ascii="Times New Roman" w:eastAsia="Times New Roman" w:hAnsi="Times New Roman" w:cs="Times New Roman"/>
                 <w:color w:val="000000"/>
               </w:rPr>
-              <w:lastRenderedPageBreak/>
               <w:t>NoSQL</w:t>
             </w:r>
           </w:p>
@@ -8811,6 +8809,7 @@
                 <w:rFonts w:ascii="Times New Roman" w:eastAsia="Times New Roman" w:hAnsi="Times New Roman" w:cs="Times New Roman"/>
                 <w:color w:val="000000"/>
               </w:rPr>
+              <w:lastRenderedPageBreak/>
               <w:t>ETL</w:t>
             </w:r>
           </w:p>
@@ -9946,13 +9945,12 @@
         </w:tc>
       </w:tr>
     </w:tbl>
-    <w:p/>
     <w:p>
       <w:pPr>
         <w:pStyle w:val="Title"/>
       </w:pPr>
       <w:r>
-        <w:t>Araz Karimi Full list of Projects</w:t>
+        <w:t>Full list of Projects</w:t>
       </w:r>
     </w:p>
     <w:tbl>
@@ -10167,7 +10165,7 @@
                 <w:rFonts w:ascii="Cambria" w:hAnsi="Cambria" w:cs="Cambria"/>
                 <w:color w:val="000000"/>
               </w:rPr>
-              <w:t xml:space="preserve">A remote end Relay change, another relay configuration change, Line change and line tuner removal is polulated into more than 600 physical and P&amp;C drawings of a substation. Whole schematics, and </w:t>
+              <w:t xml:space="preserve">A remote end Relay change, another relay configuration change, Line change and line tuner removal is polulated into more than 600 physical and P&amp;C drawings of a substation. Whole schematics, and wiring SCADA and panels change performed </w:t>
             </w:r>
             <w:r>
               <w:rPr>
@@ -10175,7 +10173,7 @@
                 <w:color w:val="000000"/>
               </w:rPr>
               <w:lastRenderedPageBreak/>
-              <w:t>wiring SCADA and panels change performed accordingly</w:t>
+              <w:t>accordingly</w:t>
             </w:r>
           </w:p>
         </w:tc>
@@ -10318,7 +10316,7 @@
                 <w:rFonts w:ascii="Cambria" w:hAnsi="Cambria" w:cs="Cambria"/>
                 <w:color w:val="000000"/>
               </w:rPr>
-              <w:t xml:space="preserve">First Phase detector algorithms are modelled in MATLAB to extract the magnitude and angle of a signal during fault. On this basis relay protection logics such as Over current, transformer differential, and distance with Power Swing Blocking is Modelled. Finally a new method is proposed to improve performance of </w:t>
+              <w:t xml:space="preserve">First Phase detector algorithms are modelled in MATLAB to extract the magnitude and angle of a signal during fault. On this basis relay protection logics such as Over current, transformer differential, and distance with Power Swing Blocking is Modelled. Finally a new method is proposed to improve performance of relay during power swing in the marginal faults </w:t>
             </w:r>
             <w:r>
               <w:rPr>
@@ -10326,7 +10324,7 @@
                 <w:color w:val="000000"/>
               </w:rPr>
               <w:lastRenderedPageBreak/>
-              <w:t>relay during power swing in the marginal faults using real-time spiral regression</w:t>
+              <w:t>using real-time spiral regression</w:t>
             </w:r>
           </w:p>
         </w:tc>
@@ -10637,7 +10635,7 @@
                 <w:rFonts w:ascii="Cambria" w:hAnsi="Cambria" w:cs="Cambria"/>
                 <w:color w:val="000000"/>
               </w:rPr>
-              <w:t xml:space="preserve">Tradittional Generator is modeled in detailed in MATLAB simulink. A test scenario of short circuit fualt is designed to test the </w:t>
+              <w:t xml:space="preserve">Tradittional Generator is modeled in detailed in MATLAB simulink. A test scenario of short circuit fualt is designed to test the Genearator. Then using MATLAB SISO Tool AVR, Governer, </w:t>
             </w:r>
             <w:r>
               <w:rPr>
@@ -10645,7 +10643,7 @@
                 <w:color w:val="000000"/>
               </w:rPr>
               <w:lastRenderedPageBreak/>
-              <w:t>Genearator. Then using MATLAB SISO Tool AVR, Governer, and PSS controllers are designed to control Generators power voltage and improve stability of the power system</w:t>
+              <w:t>and PSS controllers are designed to control Generators power voltage and improve stability of the power system</w:t>
             </w:r>
           </w:p>
         </w:tc>
@@ -10788,7 +10786,7 @@
                 <w:rFonts w:ascii="Cambria" w:hAnsi="Cambria" w:cs="Cambria"/>
                 <w:color w:val="000000"/>
               </w:rPr>
-              <w:t xml:space="preserve">Integrates the To-do list into Calendar format and spreads the items into the schedule based on item length, deadlines, conflicts, </w:t>
+              <w:t xml:space="preserve">Integrates the To-do list into Calendar format and spreads the items into the schedule based on item length, deadlines, conflicts, types, and priorities. VBA to extract a table of figures into </w:t>
             </w:r>
             <w:r>
               <w:rPr>
@@ -10796,7 +10794,7 @@
                 <w:color w:val="000000"/>
               </w:rPr>
               <w:lastRenderedPageBreak/>
-              <w:t>types, and priorities. VBA to extract a table of figures into CSV and run a bat file in MS Word</w:t>
+              <w:t>CSV and run a bat file in MS Word</w:t>
             </w:r>
           </w:p>
         </w:tc>
@@ -11099,15 +11097,29 @@
                 <w:rFonts w:ascii="Cambria" w:hAnsi="Cambria" w:cs="Cambria"/>
                 <w:color w:val="000000"/>
               </w:rPr>
-              <w:t xml:space="preserve">Substation Physical: </w:t>
-            </w:r>
+              <w:t>Substation Physical: QC/QA on the full Physical IFR Drawing Package</w:t>
+            </w:r>
+          </w:p>
+        </w:tc>
+        <w:tc>
+          <w:tcPr>
+            <w:tcW w:w="2160" w:type="dxa"/>
+          </w:tcPr>
+          <w:p>
             <w:r>
               <w:rPr>
                 <w:rFonts w:ascii="Cambria" w:hAnsi="Cambria" w:cs="Cambria"/>
                 <w:color w:val="000000"/>
               </w:rPr>
+              <w:t xml:space="preserve">Below grade and above grade cable trench and raceway, grounding, and </w:t>
+            </w:r>
+            <w:r>
+              <w:rPr>
+                <w:rFonts w:ascii="Cambria" w:hAnsi="Cambria" w:cs="Cambria"/>
+                <w:color w:val="000000"/>
+              </w:rPr>
               <w:lastRenderedPageBreak/>
-              <w:t>QC/QA on the full Physical IFR Drawing Package</w:t>
+              <w:t>section elevations and detail drawings, plan layouts and lighting equipment are reveiwed for IFC submittal</w:t>
             </w:r>
           </w:p>
         </w:tc>
@@ -11122,61 +11134,21 @@
                 <w:color w:val="000000"/>
               </w:rPr>
               <w:lastRenderedPageBreak/>
-              <w:t xml:space="preserve">Below grade and </w:t>
-            </w:r>
+              <w:t>AutoCAD, Microstation, Bluebeam</w:t>
+            </w:r>
+          </w:p>
+        </w:tc>
+        <w:tc>
+          <w:tcPr>
+            <w:tcW w:w="2160" w:type="dxa"/>
+          </w:tcPr>
+          <w:p>
             <w:r>
               <w:rPr>
                 <w:rFonts w:ascii="Cambria" w:hAnsi="Cambria" w:cs="Cambria"/>
                 <w:color w:val="000000"/>
               </w:rPr>
-              <w:lastRenderedPageBreak/>
-              <w:t>above grade cable trench and raceway, grounding, and section elevations and detail drawings, plan layouts and lighting equipment are reveiwed for IFC submittal</w:t>
-            </w:r>
-          </w:p>
-        </w:tc>
-        <w:tc>
-          <w:tcPr>
-            <w:tcW w:w="2160" w:type="dxa"/>
-          </w:tcPr>
-          <w:p>
-            <w:r>
-              <w:rPr>
-                <w:rFonts w:ascii="Cambria" w:hAnsi="Cambria" w:cs="Cambria"/>
-                <w:color w:val="000000"/>
-              </w:rPr>
-              <w:lastRenderedPageBreak/>
-              <w:t xml:space="preserve">AutoCAD, </w:t>
-            </w:r>
-            <w:r>
-              <w:rPr>
-                <w:rFonts w:ascii="Cambria" w:hAnsi="Cambria" w:cs="Cambria"/>
-                <w:color w:val="000000"/>
-              </w:rPr>
-              <w:lastRenderedPageBreak/>
-              <w:t>Microstation, Bluebeam</w:t>
-            </w:r>
-          </w:p>
-        </w:tc>
-        <w:tc>
-          <w:tcPr>
-            <w:tcW w:w="2160" w:type="dxa"/>
-          </w:tcPr>
-          <w:p>
-            <w:r>
-              <w:rPr>
-                <w:rFonts w:ascii="Cambria" w:hAnsi="Cambria" w:cs="Cambria"/>
-                <w:color w:val="000000"/>
-              </w:rPr>
-              <w:lastRenderedPageBreak/>
-              <w:t xml:space="preserve">Substation Physical: </w:t>
-            </w:r>
-            <w:r>
-              <w:rPr>
-                <w:rFonts w:ascii="Cambria" w:hAnsi="Cambria" w:cs="Cambria"/>
-                <w:color w:val="000000"/>
-              </w:rPr>
-              <w:lastRenderedPageBreak/>
-              <w:t>QC/QA on the full Physical IFR Drawing Package</w:t>
+              <w:t>Substation Physical: QC/QA on the full Physical IFR Drawing Package</w:t>
             </w:r>
           </w:p>
         </w:tc>
@@ -11192,7 +11164,6 @@
                 <w:rFonts w:ascii="Cambria" w:hAnsi="Cambria" w:cs="Cambria"/>
                 <w:color w:val="000000"/>
               </w:rPr>
-              <w:lastRenderedPageBreak/>
               <w:t>Power Flow and Arc Flash Report QA/QC of a Hyperloop Power System</w:t>
             </w:r>
           </w:p>
@@ -11349,29 +11320,20 @@
                 <w:rFonts w:ascii="Cambria" w:hAnsi="Cambria" w:cs="Cambria"/>
                 <w:color w:val="000000"/>
               </w:rPr>
-              <w:t xml:space="preserve">Inverter control and operation is modeled using linerization and full phsical model in matlab. 16 Equations were solved parametrically in MATLAB and an explicit equation is derived as an </w:t>
-            </w:r>
+              <w:t>Inverter control and operation is modeled using linerization and full phsical model in matlab. 16 Equations were solved parametrically in MATLAB and an explicit equation is derived as an accurate linear inverter small signal model</w:t>
+            </w:r>
+          </w:p>
+        </w:tc>
+        <w:tc>
+          <w:tcPr>
+            <w:tcW w:w="2160" w:type="dxa"/>
+          </w:tcPr>
+          <w:p>
             <w:r>
               <w:rPr>
                 <w:rFonts w:ascii="Cambria" w:hAnsi="Cambria" w:cs="Cambria"/>
                 <w:color w:val="000000"/>
               </w:rPr>
-              <w:lastRenderedPageBreak/>
-              <w:t>accurate linear inverter small signal model</w:t>
-            </w:r>
-          </w:p>
-        </w:tc>
-        <w:tc>
-          <w:tcPr>
-            <w:tcW w:w="2160" w:type="dxa"/>
-          </w:tcPr>
-          <w:p>
-            <w:r>
-              <w:rPr>
-                <w:rFonts w:ascii="Cambria" w:hAnsi="Cambria" w:cs="Cambria"/>
-                <w:color w:val="000000"/>
-              </w:rPr>
-              <w:lastRenderedPageBreak/>
               <w:t>MATLAB - Symbolic Functions - Text manipulation</w:t>
             </w:r>
           </w:p>
@@ -11402,6 +11364,7 @@
                 <w:rFonts w:ascii="Cambria" w:hAnsi="Cambria" w:cs="Cambria"/>
                 <w:color w:val="000000"/>
               </w:rPr>
+              <w:lastRenderedPageBreak/>
               <w:t>Ivnerter based system protection modeling</w:t>
             </w:r>
           </w:p>
@@ -11752,7 +11715,7 @@
                 <w:rFonts w:ascii="Cambria" w:hAnsi="Cambria" w:cs="Cambria"/>
                 <w:color w:val="000000"/>
               </w:rPr>
-              <w:t xml:space="preserve">A software native script is developed in C++ to calculate loss of all system in unbalanced conditions and compare the results </w:t>
+              <w:t xml:space="preserve">A software native script is developed in C++ to calculate loss of all system in unbalanced conditions and compare the results to figure out trend between rise of imbalance and the </w:t>
             </w:r>
             <w:r>
               <w:rPr>
@@ -11760,7 +11723,7 @@
                 <w:color w:val="000000"/>
               </w:rPr>
               <w:lastRenderedPageBreak/>
-              <w:t>to figure out trend between rise of imbalance and the system loss</w:t>
+              <w:t>system loss</w:t>
             </w:r>
           </w:p>
         </w:tc>

--- a/portfolio Araz Karimi.docx
+++ b/portfolio Araz Karimi.docx
@@ -9886,28 +9886,143 @@
             <w:tcBorders>
               <w:top w:val="nil"/>
               <w:left w:val="single" w:sz="4" w:space="0" w:color="auto"/>
+              <w:bottom w:val="nil"/>
+              <w:right w:val="nil"/>
+            </w:tcBorders>
+            <w:shd w:val="clear" w:color="auto" w:fill="auto"/>
+            <w:noWrap/>
+            <w:vAlign w:val="bottom"/>
+            <w:hideMark/>
+          </w:tcPr>
+          <w:p>
+            <w:pPr>
+              <w:spacing w:after="0" w:line="240" w:lineRule="auto"/>
+              <w:rPr>
+                <w:rFonts w:ascii="Times New Roman" w:eastAsia="Times New Roman" w:hAnsi="Times New Roman" w:cs="Times New Roman"/>
+                <w:color w:val="000000"/>
+              </w:rPr>
+            </w:pPr>
+            <w:r>
+              <w:rPr>
+                <w:rFonts w:ascii="Times New Roman" w:eastAsia="Times New Roman" w:hAnsi="Times New Roman" w:cs="Times New Roman"/>
+                <w:color w:val="000000"/>
+              </w:rPr>
+              <w:t>MATLAB</w:t>
+            </w:r>
+          </w:p>
+        </w:tc>
+        <w:tc>
+          <w:tcPr>
+            <w:tcW w:w="717" w:type="dxa"/>
+            <w:tcBorders>
+              <w:top w:val="nil"/>
+              <w:left w:val="nil"/>
+              <w:bottom w:val="nil"/>
+              <w:right w:val="single" w:sz="4" w:space="0" w:color="auto"/>
+            </w:tcBorders>
+            <w:shd w:val="clear" w:color="auto" w:fill="auto"/>
+            <w:noWrap/>
+            <w:vAlign w:val="center"/>
+            <w:hideMark/>
+          </w:tcPr>
+          <w:p>
+            <w:pPr>
+              <w:spacing w:after="0" w:line="240" w:lineRule="auto"/>
+              <w:jc w:val="center"/>
+              <w:rPr>
+                <w:rFonts w:ascii="Times New Roman" w:eastAsia="Times New Roman" w:hAnsi="Times New Roman" w:cs="Times New Roman"/>
+                <w:color w:val="000000"/>
+              </w:rPr>
+            </w:pPr>
+            <w:r>
+              <w:rPr>
+                <w:rFonts w:ascii="Times New Roman" w:eastAsia="Times New Roman" w:hAnsi="Times New Roman" w:cs="Times New Roman"/>
+                <w:color w:val="000000"/>
+              </w:rPr>
+              <w:t>5</w:t>
+            </w:r>
+          </w:p>
+        </w:tc>
+      </w:tr>
+      <w:tr>
+        <w:trPr>
+          <w:trHeight w:val="280"/>
+        </w:trPr>
+        <w:tc>
+          <w:tcPr>
+            <w:tcW w:w="1803" w:type="dxa"/>
+            <w:tcBorders>
+              <w:top w:val="nil"/>
+              <w:left w:val="nil"/>
+              <w:bottom w:val="nil"/>
+              <w:right w:val="nil"/>
+            </w:tcBorders>
+            <w:shd w:val="clear" w:color="auto" w:fill="auto"/>
+            <w:noWrap/>
+            <w:vAlign w:val="bottom"/>
+          </w:tcPr>
+          <w:p>
+            <w:pPr>
+              <w:spacing w:after="0" w:line="240" w:lineRule="auto"/>
+              <w:jc w:val="center"/>
+              <w:rPr>
+                <w:rFonts w:ascii="Times New Roman" w:eastAsia="Times New Roman" w:hAnsi="Times New Roman" w:cs="Times New Roman"/>
+                <w:color w:val="000000"/>
+              </w:rPr>
+            </w:pPr>
+          </w:p>
+        </w:tc>
+        <w:tc>
+          <w:tcPr>
+            <w:tcW w:w="717" w:type="dxa"/>
+            <w:tcBorders>
+              <w:top w:val="nil"/>
+              <w:left w:val="nil"/>
+              <w:bottom w:val="nil"/>
+              <w:right w:val="nil"/>
+            </w:tcBorders>
+            <w:shd w:val="clear" w:color="auto" w:fill="auto"/>
+            <w:noWrap/>
+            <w:vAlign w:val="bottom"/>
+          </w:tcPr>
+          <w:p>
+            <w:pPr>
+              <w:spacing w:after="0" w:line="240" w:lineRule="auto"/>
+              <w:rPr>
+                <w:rFonts w:ascii="Times New Roman" w:eastAsia="Times New Roman" w:hAnsi="Times New Roman" w:cs="Times New Roman"/>
+                <w:sz w:val="20"/>
+                <w:szCs w:val="20"/>
+              </w:rPr>
+            </w:pPr>
+          </w:p>
+        </w:tc>
+        <w:tc>
+          <w:tcPr>
+            <w:tcW w:w="1896" w:type="dxa"/>
+            <w:tcBorders>
+              <w:top w:val="nil"/>
+              <w:left w:val="single" w:sz="4" w:space="0" w:color="auto"/>
               <w:bottom w:val="single" w:sz="4" w:space="0" w:color="auto"/>
               <w:right w:val="nil"/>
             </w:tcBorders>
             <w:shd w:val="clear" w:color="auto" w:fill="auto"/>
             <w:noWrap/>
             <w:vAlign w:val="bottom"/>
-            <w:hideMark/>
-          </w:tcPr>
-          <w:p>
-            <w:pPr>
-              <w:spacing w:after="0" w:line="240" w:lineRule="auto"/>
-              <w:rPr>
-                <w:rFonts w:ascii="Times New Roman" w:eastAsia="Times New Roman" w:hAnsi="Times New Roman" w:cs="Times New Roman"/>
-                <w:color w:val="000000"/>
-              </w:rPr>
-            </w:pPr>
-            <w:r>
-              <w:rPr>
-                <w:rFonts w:ascii="Times New Roman" w:eastAsia="Times New Roman" w:hAnsi="Times New Roman" w:cs="Times New Roman"/>
-                <w:color w:val="000000"/>
-              </w:rPr>
-              <w:t>MATLAB</w:t>
+          </w:tcPr>
+          <w:p>
+            <w:pPr>
+              <w:spacing w:after="0" w:line="240" w:lineRule="auto"/>
+              <w:rPr>
+                <w:rFonts w:ascii="Times New Roman" w:eastAsia="Times New Roman" w:hAnsi="Times New Roman" w:cs="Times New Roman"/>
+                <w:color w:val="000000"/>
+              </w:rPr>
+            </w:pPr>
+            <w:r>
+              <w:rPr>
+                <w:rFonts w:ascii="Times New Roman" w:eastAsia="Times New Roman" w:hAnsi="Times New Roman" w:cs="Times New Roman"/>
+                <w:color w:val="000000"/>
+              </w:rPr>
+              <w:t>Apache Spark</w:t>
             </w:r>
           </w:p>
         </w:tc>
@@ -9923,7 +10038,6 @@
             <w:shd w:val="clear" w:color="auto" w:fill="auto"/>
             <w:noWrap/>
             <w:vAlign w:val="center"/>
-            <w:hideMark/>
           </w:tcPr>
           <w:p>
             <w:pPr>
@@ -9939,7 +10053,7 @@
                 <w:rFonts w:ascii="Times New Roman" w:eastAsia="Times New Roman" w:hAnsi="Times New Roman" w:cs="Times New Roman"/>
                 <w:color w:val="000000"/>
               </w:rPr>
-              <w:t>5</w:t>
+              <w:t>4</w:t>
             </w:r>
           </w:p>
         </w:tc>
@@ -10165,7 +10279,7 @@
                 <w:rFonts w:ascii="Cambria" w:hAnsi="Cambria" w:cs="Cambria"/>
                 <w:color w:val="000000"/>
               </w:rPr>
-              <w:t xml:space="preserve">A remote end Relay change, another relay configuration change, Line change and line tuner removal is polulated into more than 600 physical and P&amp;C drawings of a substation. Whole schematics, and wiring SCADA and panels change performed </w:t>
+              <w:t xml:space="preserve">A remote end Relay change, another relay configuration change, Line change and line tuner removal is polulated into more than 600 physical and P&amp;C drawings of a substation. Whole schematics, and wiring SCADA and panels change </w:t>
             </w:r>
             <w:r>
               <w:rPr>
@@ -10173,7 +10287,7 @@
                 <w:color w:val="000000"/>
               </w:rPr>
               <w:lastRenderedPageBreak/>
-              <w:t>accordingly</w:t>
+              <w:t>performed accordingly</w:t>
             </w:r>
           </w:p>
         </w:tc>
@@ -10316,7 +10430,7 @@
                 <w:rFonts w:ascii="Cambria" w:hAnsi="Cambria" w:cs="Cambria"/>
                 <w:color w:val="000000"/>
               </w:rPr>
-              <w:t xml:space="preserve">First Phase detector algorithms are modelled in MATLAB to extract the magnitude and angle of a signal during fault. On this basis relay protection logics such as Over current, transformer differential, and distance with Power Swing Blocking is Modelled. Finally a new method is proposed to improve performance of relay during power swing in the marginal faults </w:t>
+              <w:t xml:space="preserve">First Phase detector algorithms are modelled in MATLAB to extract the magnitude and angle of a signal during fault. On this basis relay protection logics such as Over current, transformer differential, and distance with Power Swing Blocking is Modelled. Finally a new method is proposed to improve performance of relay during power swing in the </w:t>
             </w:r>
             <w:r>
               <w:rPr>
@@ -10324,7 +10438,7 @@
                 <w:color w:val="000000"/>
               </w:rPr>
               <w:lastRenderedPageBreak/>
-              <w:t>using real-time spiral regression</w:t>
+              <w:t>marginal faults using real-time spiral regression</w:t>
             </w:r>
           </w:p>
         </w:tc>
@@ -10635,7 +10749,7 @@
                 <w:rFonts w:ascii="Cambria" w:hAnsi="Cambria" w:cs="Cambria"/>
                 <w:color w:val="000000"/>
               </w:rPr>
-              <w:t xml:space="preserve">Tradittional Generator is modeled in detailed in MATLAB simulink. A test scenario of short circuit fualt is designed to test the Genearator. Then using MATLAB SISO Tool AVR, Governer, </w:t>
+              <w:t xml:space="preserve">Tradittional Generator is modeled in detailed in MATLAB simulink. A test scenario of short circuit fualt is designed to test the Genearator. Then using MATLAB SISO </w:t>
             </w:r>
             <w:r>
               <w:rPr>
@@ -10643,7 +10757,7 @@
                 <w:color w:val="000000"/>
               </w:rPr>
               <w:lastRenderedPageBreak/>
-              <w:t>and PSS controllers are designed to control Generators power voltage and improve stability of the power system</w:t>
+              <w:t>Tool AVR, Governer, and PSS controllers are designed to control Generators power voltage and improve stability of the power system</w:t>
             </w:r>
           </w:p>
         </w:tc>
@@ -10786,7 +10900,7 @@
                 <w:rFonts w:ascii="Cambria" w:hAnsi="Cambria" w:cs="Cambria"/>
                 <w:color w:val="000000"/>
               </w:rPr>
-              <w:t xml:space="preserve">Integrates the To-do list into Calendar format and spreads the items into the schedule based on item length, deadlines, conflicts, types, and priorities. VBA to extract a table of figures into </w:t>
+              <w:t xml:space="preserve">Integrates the To-do list into Calendar format and spreads the items into the schedule based on item length, deadlines, conflicts, types, and priorities. VBA to extract a </w:t>
             </w:r>
             <w:r>
               <w:rPr>
@@ -10794,7 +10908,7 @@
                 <w:color w:val="000000"/>
               </w:rPr>
               <w:lastRenderedPageBreak/>
-              <w:t>CSV and run a bat file in MS Word</w:t>
+              <w:t>table of figures into CSV and run a bat file in MS Word</w:t>
             </w:r>
           </w:p>
         </w:tc>
@@ -11097,7 +11211,15 @@
                 <w:rFonts w:ascii="Cambria" w:hAnsi="Cambria" w:cs="Cambria"/>
                 <w:color w:val="000000"/>
               </w:rPr>
-              <w:t>Substation Physical: QC/QA on the full Physical IFR Drawing Package</w:t>
+              <w:t xml:space="preserve">Substation Physical: QC/QA on the full Physical IFR </w:t>
+            </w:r>
+            <w:r>
+              <w:rPr>
+                <w:rFonts w:ascii="Cambria" w:hAnsi="Cambria" w:cs="Cambria"/>
+                <w:color w:val="000000"/>
+              </w:rPr>
+              <w:lastRenderedPageBreak/>
+              <w:t>Drawing Package</w:t>
             </w:r>
           </w:p>
         </w:tc>
@@ -11111,7 +11233,8 @@
                 <w:rFonts w:ascii="Cambria" w:hAnsi="Cambria" w:cs="Cambria"/>
                 <w:color w:val="000000"/>
               </w:rPr>
-              <w:t xml:space="preserve">Below grade and above grade cable trench and raceway, grounding, and </w:t>
+              <w:lastRenderedPageBreak/>
+              <w:t xml:space="preserve">Below grade and above grade cable trench and raceway, </w:t>
             </w:r>
             <w:r>
               <w:rPr>
@@ -11119,7 +11242,7 @@
                 <w:color w:val="000000"/>
               </w:rPr>
               <w:lastRenderedPageBreak/>
-              <w:t>section elevations and detail drawings, plan layouts and lighting equipment are reveiwed for IFC submittal</w:t>
+              <w:t>grounding, and section elevations and detail drawings, plan layouts and lighting equipment are reveiwed for IFC submittal</w:t>
             </w:r>
           </w:p>
         </w:tc>
@@ -11148,7 +11271,15 @@
                 <w:rFonts w:ascii="Cambria" w:hAnsi="Cambria" w:cs="Cambria"/>
                 <w:color w:val="000000"/>
               </w:rPr>
-              <w:t>Substation Physical: QC/QA on the full Physical IFR Drawing Package</w:t>
+              <w:t xml:space="preserve">Substation Physical: QC/QA on the full Physical IFR </w:t>
+            </w:r>
+            <w:r>
+              <w:rPr>
+                <w:rFonts w:ascii="Cambria" w:hAnsi="Cambria" w:cs="Cambria"/>
+                <w:color w:val="000000"/>
+              </w:rPr>
+              <w:lastRenderedPageBreak/>
+              <w:t>Drawing Package</w:t>
             </w:r>
           </w:p>
         </w:tc>
@@ -11164,6 +11295,7 @@
                 <w:rFonts w:ascii="Cambria" w:hAnsi="Cambria" w:cs="Cambria"/>
                 <w:color w:val="000000"/>
               </w:rPr>
+              <w:lastRenderedPageBreak/>
               <w:t>Power Flow and Arc Flash Report QA/QC of a Hyperloop Power System</w:t>
             </w:r>
           </w:p>
@@ -11320,7 +11452,15 @@
                 <w:rFonts w:ascii="Cambria" w:hAnsi="Cambria" w:cs="Cambria"/>
                 <w:color w:val="000000"/>
               </w:rPr>
-              <w:t>Inverter control and operation is modeled using linerization and full phsical model in matlab. 16 Equations were solved parametrically in MATLAB and an explicit equation is derived as an accurate linear inverter small signal model</w:t>
+              <w:t xml:space="preserve">Inverter control and operation is modeled using linerization and full phsical model in matlab. 16 Equations were solved parametrically in MATLAB and an explicit equation is derived as an accurate linear inverter small signal </w:t>
+            </w:r>
+            <w:r>
+              <w:rPr>
+                <w:rFonts w:ascii="Cambria" w:hAnsi="Cambria" w:cs="Cambria"/>
+                <w:color w:val="000000"/>
+              </w:rPr>
+              <w:lastRenderedPageBreak/>
+              <w:t>model</w:t>
             </w:r>
           </w:p>
         </w:tc>
@@ -11334,6 +11474,7 @@
                 <w:rFonts w:ascii="Cambria" w:hAnsi="Cambria" w:cs="Cambria"/>
                 <w:color w:val="000000"/>
               </w:rPr>
+              <w:lastRenderedPageBreak/>
               <w:t>MATLAB - Symbolic Functions - Text manipulation</w:t>
             </w:r>
           </w:p>
@@ -11364,7 +11505,6 @@
                 <w:rFonts w:ascii="Cambria" w:hAnsi="Cambria" w:cs="Cambria"/>
                 <w:color w:val="000000"/>
               </w:rPr>
-              <w:lastRenderedPageBreak/>
               <w:t>Ivnerter based system protection modeling</w:t>
             </w:r>
           </w:p>
@@ -11715,7 +11855,7 @@
                 <w:rFonts w:ascii="Cambria" w:hAnsi="Cambria" w:cs="Cambria"/>
                 <w:color w:val="000000"/>
               </w:rPr>
-              <w:t xml:space="preserve">A software native script is developed in C++ to calculate loss of all system in unbalanced conditions and compare the results to figure out trend between rise of imbalance and the </w:t>
+              <w:t xml:space="preserve">A software native script is developed in C++ to calculate loss of all system in unbalanced conditions and compare the results to figure out trend between rise of </w:t>
             </w:r>
             <w:r>
               <w:rPr>
@@ -11723,7 +11863,7 @@
                 <w:color w:val="000000"/>
               </w:rPr>
               <w:lastRenderedPageBreak/>
-              <w:t>system loss</w:t>
+              <w:t>imbalance and the system loss</w:t>
             </w:r>
           </w:p>
         </w:tc>

--- a/portfolio Araz Karimi.docx
+++ b/portfolio Araz Karimi.docx
@@ -784,12 +784,21 @@
                 <w:color w:val="000000"/>
               </w:rPr>
             </w:pPr>
-            <w:r>
-              <w:rPr>
-                <w:rFonts w:ascii="Times New Roman" w:eastAsia="Times New Roman" w:hAnsi="Times New Roman" w:cs="Times New Roman"/>
-                <w:color w:val="000000"/>
-              </w:rPr>
-              <w:t>PowerGEM TARA</w:t>
+            <w:proofErr w:type="spellStart"/>
+            <w:r>
+              <w:rPr>
+                <w:rFonts w:ascii="Times New Roman" w:eastAsia="Times New Roman" w:hAnsi="Times New Roman" w:cs="Times New Roman"/>
+                <w:color w:val="000000"/>
+              </w:rPr>
+              <w:t>PowerGEM</w:t>
+            </w:r>
+            <w:proofErr w:type="spellEnd"/>
+            <w:r>
+              <w:rPr>
+                <w:rFonts w:ascii="Times New Roman" w:eastAsia="Times New Roman" w:hAnsi="Times New Roman" w:cs="Times New Roman"/>
+                <w:color w:val="000000"/>
+              </w:rPr>
+              <w:t xml:space="preserve"> TARA</w:t>
             </w:r>
           </w:p>
         </w:tc>
@@ -1824,6 +1833,7 @@
                 <w:color w:val="000000"/>
               </w:rPr>
             </w:pPr>
+            <w:proofErr w:type="spellStart"/>
             <w:r>
               <w:rPr>
                 <w:rFonts w:ascii="Times New Roman" w:eastAsia="Times New Roman" w:hAnsi="Times New Roman" w:cs="Times New Roman"/>
@@ -1831,6 +1841,7 @@
               </w:rPr>
               <w:t>Mathpower</w:t>
             </w:r>
+            <w:proofErr w:type="spellEnd"/>
           </w:p>
         </w:tc>
         <w:tc>
@@ -2364,8 +2375,17 @@
                 <w:rFonts w:ascii="Times New Roman" w:eastAsia="Times New Roman" w:hAnsi="Times New Roman" w:cs="Times New Roman"/>
                 <w:color w:val="000000"/>
               </w:rPr>
-              <w:t>Generation Retirment</w:t>
-            </w:r>
+              <w:t xml:space="preserve">Generation </w:t>
+            </w:r>
+            <w:proofErr w:type="spellStart"/>
+            <w:r>
+              <w:rPr>
+                <w:rFonts w:ascii="Times New Roman" w:eastAsia="Times New Roman" w:hAnsi="Times New Roman" w:cs="Times New Roman"/>
+                <w:color w:val="000000"/>
+              </w:rPr>
+              <w:t>Retirment</w:t>
+            </w:r>
+            <w:proofErr w:type="spellEnd"/>
           </w:p>
         </w:tc>
         <w:tc>
@@ -2481,8 +2501,17 @@
                 <w:rFonts w:ascii="Times New Roman" w:eastAsia="Times New Roman" w:hAnsi="Times New Roman" w:cs="Times New Roman"/>
                 <w:color w:val="000000"/>
               </w:rPr>
-              <w:t>Load Forcasting</w:t>
-            </w:r>
+              <w:t xml:space="preserve">Load </w:t>
+            </w:r>
+            <w:proofErr w:type="spellStart"/>
+            <w:r>
+              <w:rPr>
+                <w:rFonts w:ascii="Times New Roman" w:eastAsia="Times New Roman" w:hAnsi="Times New Roman" w:cs="Times New Roman"/>
+                <w:color w:val="000000"/>
+              </w:rPr>
+              <w:t>Forcasting</w:t>
+            </w:r>
+            <w:proofErr w:type="spellEnd"/>
           </w:p>
         </w:tc>
         <w:tc>
@@ -2944,12 +2973,21 @@
                 <w:color w:val="000000"/>
               </w:rPr>
             </w:pPr>
-            <w:r>
-              <w:rPr>
-                <w:rFonts w:ascii="Times New Roman" w:eastAsia="Times New Roman" w:hAnsi="Times New Roman" w:cs="Times New Roman"/>
-                <w:color w:val="000000"/>
-              </w:rPr>
-              <w:t>Contingecy Analysis</w:t>
+            <w:proofErr w:type="spellStart"/>
+            <w:r>
+              <w:rPr>
+                <w:rFonts w:ascii="Times New Roman" w:eastAsia="Times New Roman" w:hAnsi="Times New Roman" w:cs="Times New Roman"/>
+                <w:color w:val="000000"/>
+              </w:rPr>
+              <w:t>Contingecy</w:t>
+            </w:r>
+            <w:proofErr w:type="spellEnd"/>
+            <w:r>
+              <w:rPr>
+                <w:rFonts w:ascii="Times New Roman" w:eastAsia="Times New Roman" w:hAnsi="Times New Roman" w:cs="Times New Roman"/>
+                <w:color w:val="000000"/>
+              </w:rPr>
+              <w:t xml:space="preserve"> Analysis</w:t>
             </w:r>
           </w:p>
         </w:tc>
@@ -3178,6 +3216,7 @@
                 <w:color w:val="000000"/>
               </w:rPr>
             </w:pPr>
+            <w:proofErr w:type="gramStart"/>
             <w:r>
               <w:rPr>
                 <w:rFonts w:ascii="Times New Roman" w:eastAsia="Times New Roman" w:hAnsi="Times New Roman" w:cs="Times New Roman"/>
@@ -3185,6 +3224,7 @@
               </w:rPr>
               <w:t>NERC  Compliance</w:t>
             </w:r>
+            <w:proofErr w:type="gramEnd"/>
           </w:p>
         </w:tc>
         <w:tc>
@@ -3256,6 +3296,119 @@
             <w:shd w:val="clear" w:color="auto" w:fill="auto"/>
             <w:vAlign w:val="center"/>
             <w:hideMark/>
+          </w:tcPr>
+          <w:p>
+            <w:pPr>
+              <w:spacing w:after="0" w:line="240" w:lineRule="auto"/>
+              <w:rPr>
+                <w:rFonts w:ascii="Times New Roman" w:eastAsia="Times New Roman" w:hAnsi="Times New Roman" w:cs="Times New Roman"/>
+                <w:sz w:val="20"/>
+                <w:szCs w:val="20"/>
+              </w:rPr>
+            </w:pPr>
+          </w:p>
+        </w:tc>
+      </w:tr>
+      <w:tr>
+        <w:trPr>
+          <w:trHeight w:val="280"/>
+        </w:trPr>
+        <w:tc>
+          <w:tcPr>
+            <w:tcW w:w="2737" w:type="dxa"/>
+            <w:tcBorders>
+              <w:top w:val="nil"/>
+              <w:left w:val="nil"/>
+              <w:bottom w:val="nil"/>
+              <w:right w:val="nil"/>
+            </w:tcBorders>
+            <w:shd w:val="clear" w:color="auto" w:fill="auto"/>
+            <w:noWrap/>
+            <w:vAlign w:val="bottom"/>
+          </w:tcPr>
+          <w:p>
+            <w:pPr>
+              <w:spacing w:after="0" w:line="240" w:lineRule="auto"/>
+              <w:rPr>
+                <w:rFonts w:ascii="Times New Roman" w:eastAsia="Times New Roman" w:hAnsi="Times New Roman" w:cs="Times New Roman"/>
+                <w:color w:val="000000"/>
+              </w:rPr>
+            </w:pPr>
+            <w:r>
+              <w:rPr>
+                <w:rFonts w:ascii="Times New Roman" w:eastAsia="Times New Roman" w:hAnsi="Times New Roman" w:cs="Times New Roman"/>
+                <w:color w:val="000000"/>
+              </w:rPr>
+              <w:t>FACTS Devices</w:t>
+            </w:r>
+          </w:p>
+        </w:tc>
+        <w:tc>
+          <w:tcPr>
+            <w:tcW w:w="717" w:type="dxa"/>
+            <w:tcBorders>
+              <w:top w:val="nil"/>
+              <w:left w:val="nil"/>
+              <w:bottom w:val="nil"/>
+              <w:right w:val="single" w:sz="4" w:space="0" w:color="auto"/>
+            </w:tcBorders>
+            <w:shd w:val="clear" w:color="auto" w:fill="auto"/>
+            <w:noWrap/>
+            <w:vAlign w:val="bottom"/>
+          </w:tcPr>
+          <w:p>
+            <w:pPr>
+              <w:spacing w:after="0" w:line="240" w:lineRule="auto"/>
+              <w:jc w:val="center"/>
+              <w:rPr>
+                <w:rFonts w:ascii="Times New Roman" w:eastAsia="Times New Roman" w:hAnsi="Times New Roman" w:cs="Times New Roman"/>
+                <w:color w:val="000000"/>
+              </w:rPr>
+            </w:pPr>
+            <w:r>
+              <w:rPr>
+                <w:rFonts w:ascii="Times New Roman" w:eastAsia="Times New Roman" w:hAnsi="Times New Roman" w:cs="Times New Roman"/>
+                <w:color w:val="000000"/>
+              </w:rPr>
+              <w:t>5</w:t>
+            </w:r>
+          </w:p>
+        </w:tc>
+        <w:tc>
+          <w:tcPr>
+            <w:tcW w:w="1935" w:type="dxa"/>
+            <w:tcBorders>
+              <w:top w:val="nil"/>
+              <w:left w:val="nil"/>
+              <w:bottom w:val="nil"/>
+              <w:right w:val="nil"/>
+            </w:tcBorders>
+            <w:shd w:val="clear" w:color="auto" w:fill="auto"/>
+            <w:noWrap/>
+            <w:vAlign w:val="bottom"/>
+          </w:tcPr>
+          <w:p>
+            <w:pPr>
+              <w:spacing w:after="0" w:line="240" w:lineRule="auto"/>
+              <w:jc w:val="center"/>
+              <w:rPr>
+                <w:rFonts w:ascii="Times New Roman" w:eastAsia="Times New Roman" w:hAnsi="Times New Roman" w:cs="Times New Roman"/>
+                <w:color w:val="000000"/>
+              </w:rPr>
+            </w:pPr>
+          </w:p>
+        </w:tc>
+        <w:tc>
+          <w:tcPr>
+            <w:tcW w:w="717" w:type="dxa"/>
+            <w:tcBorders>
+              <w:top w:val="nil"/>
+              <w:left w:val="nil"/>
+              <w:bottom w:val="nil"/>
+              <w:right w:val="nil"/>
+            </w:tcBorders>
+            <w:shd w:val="clear" w:color="auto" w:fill="auto"/>
+            <w:vAlign w:val="center"/>
           </w:tcPr>
           <w:p>
             <w:pPr>
@@ -3714,7 +3867,24 @@
                 <w:rFonts w:ascii="Times New Roman" w:eastAsia="Times New Roman" w:hAnsi="Times New Roman" w:cs="Times New Roman"/>
                 <w:color w:val="000000"/>
               </w:rPr>
-              <w:t>Lightning Protection Design Emperical Method</w:t>
+              <w:lastRenderedPageBreak/>
+              <w:t xml:space="preserve">Lightning Protection Design </w:t>
+            </w:r>
+            <w:proofErr w:type="spellStart"/>
+            <w:r>
+              <w:rPr>
+                <w:rFonts w:ascii="Times New Roman" w:eastAsia="Times New Roman" w:hAnsi="Times New Roman" w:cs="Times New Roman"/>
+                <w:color w:val="000000"/>
+              </w:rPr>
+              <w:t>Emperical</w:t>
+            </w:r>
+            <w:proofErr w:type="spellEnd"/>
+            <w:r>
+              <w:rPr>
+                <w:rFonts w:ascii="Times New Roman" w:eastAsia="Times New Roman" w:hAnsi="Times New Roman" w:cs="Times New Roman"/>
+                <w:color w:val="000000"/>
+              </w:rPr>
+              <w:t xml:space="preserve"> Method</w:t>
             </w:r>
           </w:p>
         </w:tc>
@@ -3845,7 +4015,6 @@
                 <w:rFonts w:ascii="Times New Roman" w:eastAsia="Times New Roman" w:hAnsi="Times New Roman" w:cs="Times New Roman"/>
                 <w:color w:val="000000"/>
               </w:rPr>
-              <w:lastRenderedPageBreak/>
               <w:t>Lightning Protection Design Rolling Sphere</w:t>
             </w:r>
           </w:p>
@@ -4166,6 +4335,7 @@
                 <w:color w:val="000000"/>
               </w:rPr>
             </w:pPr>
+            <w:proofErr w:type="spellStart"/>
             <w:r>
               <w:rPr>
                 <w:rFonts w:ascii="Times New Roman" w:eastAsia="Times New Roman" w:hAnsi="Times New Roman" w:cs="Times New Roman"/>
@@ -4173,6 +4343,7 @@
               </w:rPr>
               <w:t>Microstation</w:t>
             </w:r>
+            <w:proofErr w:type="spellEnd"/>
           </w:p>
         </w:tc>
         <w:tc>
@@ -4297,6 +4468,7 @@
                 <w:color w:val="000000"/>
               </w:rPr>
             </w:pPr>
+            <w:proofErr w:type="spellStart"/>
             <w:r>
               <w:rPr>
                 <w:rFonts w:ascii="Times New Roman" w:eastAsia="Times New Roman" w:hAnsi="Times New Roman" w:cs="Times New Roman"/>
@@ -4304,6 +4476,7 @@
               </w:rPr>
               <w:t>PVSyst</w:t>
             </w:r>
+            <w:proofErr w:type="spellEnd"/>
           </w:p>
         </w:tc>
         <w:tc>
@@ -4559,6 +4732,7 @@
                 <w:color w:val="000000"/>
               </w:rPr>
             </w:pPr>
+            <w:proofErr w:type="spellStart"/>
             <w:r>
               <w:rPr>
                 <w:rFonts w:ascii="Times New Roman" w:eastAsia="Times New Roman" w:hAnsi="Times New Roman" w:cs="Times New Roman"/>
@@ -4566,6 +4740,7 @@
               </w:rPr>
               <w:t>Dialux</w:t>
             </w:r>
+            <w:proofErr w:type="spellEnd"/>
           </w:p>
         </w:tc>
         <w:tc>
@@ -5938,12 +6113,21 @@
                 <w:color w:val="000000"/>
               </w:rPr>
             </w:pPr>
-            <w:r>
-              <w:rPr>
-                <w:rFonts w:ascii="Times New Roman" w:eastAsia="Times New Roman" w:hAnsi="Times New Roman" w:cs="Times New Roman"/>
-                <w:color w:val="000000"/>
-              </w:rPr>
-              <w:t>Swithyard Design</w:t>
+            <w:proofErr w:type="spellStart"/>
+            <w:r>
+              <w:rPr>
+                <w:rFonts w:ascii="Times New Roman" w:eastAsia="Times New Roman" w:hAnsi="Times New Roman" w:cs="Times New Roman"/>
+                <w:color w:val="000000"/>
+              </w:rPr>
+              <w:t>Swithyard</w:t>
+            </w:r>
+            <w:proofErr w:type="spellEnd"/>
+            <w:r>
+              <w:rPr>
+                <w:rFonts w:ascii="Times New Roman" w:eastAsia="Times New Roman" w:hAnsi="Times New Roman" w:cs="Times New Roman"/>
+                <w:color w:val="000000"/>
+              </w:rPr>
+              <w:t xml:space="preserve"> Design</w:t>
             </w:r>
           </w:p>
         </w:tc>
@@ -8547,6 +8731,7 @@
                 <w:rFonts w:ascii="Times New Roman" w:eastAsia="Times New Roman" w:hAnsi="Times New Roman" w:cs="Times New Roman"/>
                 <w:color w:val="000000"/>
               </w:rPr>
+              <w:lastRenderedPageBreak/>
               <w:t>Cloud</w:t>
             </w:r>
           </w:p>
@@ -8809,7 +8994,6 @@
                 <w:rFonts w:ascii="Times New Roman" w:eastAsia="Times New Roman" w:hAnsi="Times New Roman" w:cs="Times New Roman"/>
                 <w:color w:val="000000"/>
               </w:rPr>
-              <w:lastRenderedPageBreak/>
               <w:t>ETL</w:t>
             </w:r>
           </w:p>
@@ -9465,8 +9649,17 @@
                 <w:rFonts w:ascii="Times New Roman" w:eastAsia="Times New Roman" w:hAnsi="Times New Roman" w:cs="Times New Roman"/>
                 <w:color w:val="000000"/>
               </w:rPr>
-              <w:t>Data Visualizaton</w:t>
-            </w:r>
+              <w:t xml:space="preserve">Data </w:t>
+            </w:r>
+            <w:proofErr w:type="spellStart"/>
+            <w:r>
+              <w:rPr>
+                <w:rFonts w:ascii="Times New Roman" w:eastAsia="Times New Roman" w:hAnsi="Times New Roman" w:cs="Times New Roman"/>
+                <w:color w:val="000000"/>
+              </w:rPr>
+              <w:t>Visualizaton</w:t>
+            </w:r>
+            <w:proofErr w:type="spellEnd"/>
           </w:p>
         </w:tc>
         <w:tc>
@@ -9784,6 +9977,7 @@
                 <w:color w:val="000000"/>
               </w:rPr>
             </w:pPr>
+            <w:proofErr w:type="spellStart"/>
             <w:r>
               <w:rPr>
                 <w:rFonts w:ascii="Times New Roman" w:eastAsia="Times New Roman" w:hAnsi="Times New Roman" w:cs="Times New Roman"/>
@@ -9791,6 +9985,7 @@
               </w:rPr>
               <w:t>Javascript</w:t>
             </w:r>
+            <w:proofErr w:type="spellEnd"/>
           </w:p>
         </w:tc>
         <w:tc>
@@ -10149,7 +10344,23 @@
                 <w:rFonts w:ascii="Cambria" w:hAnsi="Cambria" w:cs="Cambria"/>
                 <w:color w:val="000000"/>
               </w:rPr>
-              <w:t>Panel Fabrication, AC and DC elementaries, and wiring interconnection Drawing prepration for a new substation</w:t>
+              <w:t xml:space="preserve">Panel Fabrication, AC and DC elementaries, and wiring interconnection Drawing </w:t>
+            </w:r>
+            <w:proofErr w:type="spellStart"/>
+            <w:r>
+              <w:rPr>
+                <w:rFonts w:ascii="Cambria" w:hAnsi="Cambria" w:cs="Cambria"/>
+                <w:color w:val="000000"/>
+              </w:rPr>
+              <w:t>prepration</w:t>
+            </w:r>
+            <w:proofErr w:type="spellEnd"/>
+            <w:r>
+              <w:rPr>
+                <w:rFonts w:ascii="Cambria" w:hAnsi="Cambria" w:cs="Cambria"/>
+                <w:color w:val="000000"/>
+              </w:rPr>
+              <w:t xml:space="preserve"> for a new substation</w:t>
             </w:r>
           </w:p>
         </w:tc>
@@ -10191,7 +10402,23 @@
                 <w:rFonts w:ascii="Cambria" w:hAnsi="Cambria" w:cs="Cambria"/>
                 <w:color w:val="000000"/>
               </w:rPr>
-              <w:t>Panel Fabrication, AC and DC elementaries, and wiring interconnection Drawing prepration for a new substation</w:t>
+              <w:t xml:space="preserve">Panel Fabrication, AC and DC elementaries, and wiring interconnection Drawing </w:t>
+            </w:r>
+            <w:proofErr w:type="spellStart"/>
+            <w:r>
+              <w:rPr>
+                <w:rFonts w:ascii="Cambria" w:hAnsi="Cambria" w:cs="Cambria"/>
+                <w:color w:val="000000"/>
+              </w:rPr>
+              <w:t>prepration</w:t>
+            </w:r>
+            <w:proofErr w:type="spellEnd"/>
+            <w:r>
+              <w:rPr>
+                <w:rFonts w:ascii="Cambria" w:hAnsi="Cambria" w:cs="Cambria"/>
+                <w:color w:val="000000"/>
+              </w:rPr>
+              <w:t xml:space="preserve"> for a new substation</w:t>
             </w:r>
           </w:p>
         </w:tc>
@@ -10235,7 +10462,23 @@
                 <w:rFonts w:ascii="Cambria" w:hAnsi="Cambria" w:cs="Cambria"/>
                 <w:color w:val="000000"/>
               </w:rPr>
-              <w:t>Python, ETAP, Matplotlib, Git, Github, VS Code</w:t>
+              <w:t xml:space="preserve">Python, ETAP, Matplotlib, Git, </w:t>
+            </w:r>
+            <w:proofErr w:type="spellStart"/>
+            <w:r>
+              <w:rPr>
+                <w:rFonts w:ascii="Cambria" w:hAnsi="Cambria" w:cs="Cambria"/>
+                <w:color w:val="000000"/>
+              </w:rPr>
+              <w:t>Github</w:t>
+            </w:r>
+            <w:proofErr w:type="spellEnd"/>
+            <w:r>
+              <w:rPr>
+                <w:rFonts w:ascii="Cambria" w:hAnsi="Cambria" w:cs="Cambria"/>
+                <w:color w:val="000000"/>
+              </w:rPr>
+              <w:t>, VS Code</w:t>
             </w:r>
           </w:p>
         </w:tc>
@@ -10279,15 +10522,31 @@
                 <w:rFonts w:ascii="Cambria" w:hAnsi="Cambria" w:cs="Cambria"/>
                 <w:color w:val="000000"/>
               </w:rPr>
-              <w:t xml:space="preserve">A remote end Relay change, another relay configuration change, Line change and line tuner removal is polulated into more than 600 physical and P&amp;C drawings of a substation. Whole schematics, and wiring SCADA and panels change </w:t>
-            </w:r>
+              <w:t xml:space="preserve">A remote end Relay change, another relay configuration change, Line change and line tuner removal is </w:t>
+            </w:r>
+            <w:proofErr w:type="spellStart"/>
             <w:r>
               <w:rPr>
                 <w:rFonts w:ascii="Cambria" w:hAnsi="Cambria" w:cs="Cambria"/>
                 <w:color w:val="000000"/>
               </w:rPr>
+              <w:t>polulated</w:t>
+            </w:r>
+            <w:proofErr w:type="spellEnd"/>
+            <w:r>
+              <w:rPr>
+                <w:rFonts w:ascii="Cambria" w:hAnsi="Cambria" w:cs="Cambria"/>
+                <w:color w:val="000000"/>
+              </w:rPr>
+              <w:t xml:space="preserve"> into more than 600 physical and P&amp;C drawings of a substation. Whole schematics, and </w:t>
+            </w:r>
+            <w:r>
+              <w:rPr>
+                <w:rFonts w:ascii="Cambria" w:hAnsi="Cambria" w:cs="Cambria"/>
+                <w:color w:val="000000"/>
+              </w:rPr>
               <w:lastRenderedPageBreak/>
-              <w:t>performed accordingly</w:t>
+              <w:t>wiring SCADA and panels change performed accordingly</w:t>
             </w:r>
           </w:p>
         </w:tc>
@@ -10302,7 +10561,23 @@
                 <w:color w:val="000000"/>
               </w:rPr>
               <w:lastRenderedPageBreak/>
-              <w:t>AutoCAD, Microstation, Bluebeam</w:t>
+              <w:t xml:space="preserve">AutoCAD, </w:t>
+            </w:r>
+            <w:proofErr w:type="spellStart"/>
+            <w:r>
+              <w:rPr>
+                <w:rFonts w:ascii="Cambria" w:hAnsi="Cambria" w:cs="Cambria"/>
+                <w:color w:val="000000"/>
+              </w:rPr>
+              <w:t>Microstation</w:t>
+            </w:r>
+            <w:proofErr w:type="spellEnd"/>
+            <w:r>
+              <w:rPr>
+                <w:rFonts w:ascii="Cambria" w:hAnsi="Cambria" w:cs="Cambria"/>
+                <w:color w:val="000000"/>
+              </w:rPr>
+              <w:t>, Bluebeam</w:t>
             </w:r>
           </w:p>
         </w:tc>
@@ -10332,7 +10607,23 @@
                 <w:rFonts w:ascii="Cambria" w:hAnsi="Cambria" w:cs="Cambria"/>
                 <w:color w:val="000000"/>
               </w:rPr>
-              <w:t>Three phase unbalanced LV system optimal power Flow with PVs and Evs with Power Quality improvement features</w:t>
+              <w:t xml:space="preserve">Three phase unbalanced LV system optimal power Flow with PVs and </w:t>
+            </w:r>
+            <w:proofErr w:type="spellStart"/>
+            <w:r>
+              <w:rPr>
+                <w:rFonts w:ascii="Cambria" w:hAnsi="Cambria" w:cs="Cambria"/>
+                <w:color w:val="000000"/>
+              </w:rPr>
+              <w:t>Evs</w:t>
+            </w:r>
+            <w:proofErr w:type="spellEnd"/>
+            <w:r>
+              <w:rPr>
+                <w:rFonts w:ascii="Cambria" w:hAnsi="Cambria" w:cs="Cambria"/>
+                <w:color w:val="000000"/>
+              </w:rPr>
+              <w:t xml:space="preserve"> with Power Quality improvement features</w:t>
             </w:r>
           </w:p>
         </w:tc>
@@ -10346,7 +10637,39 @@
                 <w:rFonts w:ascii="Cambria" w:hAnsi="Cambria" w:cs="Cambria"/>
                 <w:color w:val="000000"/>
               </w:rPr>
-              <w:t>A MATLAB code is created to model the three-phase unbalanced system and then perform Optimal Power Flow with several existing and proposed engines. Evs and PVs are integrated as controllable objects into the model. Voltage imbalance (A power Quality measure) is implemented in the optimization as a constraint. Several Scenarios were tested and Data Visualization about the Optimal Power Flow is created. An academic Paper is created upon this</w:t>
+              <w:t xml:space="preserve">A MATLAB code is created to model the three-phase unbalanced system and then perform Optimal Power Flow with several existing and proposed engines. </w:t>
+            </w:r>
+            <w:proofErr w:type="spellStart"/>
+            <w:r>
+              <w:rPr>
+                <w:rFonts w:ascii="Cambria" w:hAnsi="Cambria" w:cs="Cambria"/>
+                <w:color w:val="000000"/>
+              </w:rPr>
+              <w:t>Evs</w:t>
+            </w:r>
+            <w:proofErr w:type="spellEnd"/>
+            <w:r>
+              <w:rPr>
+                <w:rFonts w:ascii="Cambria" w:hAnsi="Cambria" w:cs="Cambria"/>
+                <w:color w:val="000000"/>
+              </w:rPr>
+              <w:t xml:space="preserve"> and PVs are integrated as controllable objects into the model. Voltage imbalance (A power Quality measure) is implemented in the optimization as a constraint. Several Scenarios were </w:t>
+            </w:r>
+            <w:proofErr w:type="gramStart"/>
+            <w:r>
+              <w:rPr>
+                <w:rFonts w:ascii="Cambria" w:hAnsi="Cambria" w:cs="Cambria"/>
+                <w:color w:val="000000"/>
+              </w:rPr>
+              <w:t>tested</w:t>
+            </w:r>
+            <w:proofErr w:type="gramEnd"/>
+            <w:r>
+              <w:rPr>
+                <w:rFonts w:ascii="Cambria" w:hAnsi="Cambria" w:cs="Cambria"/>
+                <w:color w:val="000000"/>
+              </w:rPr>
+              <w:t xml:space="preserve"> and Data Visualization about the Optimal Power Flow is created. An academic Paper is created upon this</w:t>
             </w:r>
           </w:p>
         </w:tc>
@@ -10374,7 +10697,23 @@
                 <w:rFonts w:ascii="Cambria" w:hAnsi="Cambria" w:cs="Cambria"/>
                 <w:color w:val="000000"/>
               </w:rPr>
-              <w:t>Three phase unbalanced LV system optimal power Flow with PVs and Evs with Power Quality improvement features</w:t>
+              <w:t xml:space="preserve">Three phase unbalanced LV system optimal power Flow with PVs and </w:t>
+            </w:r>
+            <w:proofErr w:type="spellStart"/>
+            <w:r>
+              <w:rPr>
+                <w:rFonts w:ascii="Cambria" w:hAnsi="Cambria" w:cs="Cambria"/>
+                <w:color w:val="000000"/>
+              </w:rPr>
+              <w:t>Evs</w:t>
+            </w:r>
+            <w:proofErr w:type="spellEnd"/>
+            <w:r>
+              <w:rPr>
+                <w:rFonts w:ascii="Cambria" w:hAnsi="Cambria" w:cs="Cambria"/>
+                <w:color w:val="000000"/>
+              </w:rPr>
+              <w:t xml:space="preserve"> with Power Quality improvement features</w:t>
             </w:r>
           </w:p>
         </w:tc>
@@ -10416,7 +10755,23 @@
                 <w:rFonts w:ascii="Cambria" w:hAnsi="Cambria" w:cs="Cambria"/>
                 <w:color w:val="000000"/>
               </w:rPr>
-              <w:t>Digital Implementation of Protection Relays Logic and phase recognittion with MATLAB and Novel Spiral Data Driven Distance Relay Method</w:t>
+              <w:t xml:space="preserve">Digital Implementation of Protection Relays Logic and phase </w:t>
+            </w:r>
+            <w:proofErr w:type="spellStart"/>
+            <w:r>
+              <w:rPr>
+                <w:rFonts w:ascii="Cambria" w:hAnsi="Cambria" w:cs="Cambria"/>
+                <w:color w:val="000000"/>
+              </w:rPr>
+              <w:t>recognittion</w:t>
+            </w:r>
+            <w:proofErr w:type="spellEnd"/>
+            <w:r>
+              <w:rPr>
+                <w:rFonts w:ascii="Cambria" w:hAnsi="Cambria" w:cs="Cambria"/>
+                <w:color w:val="000000"/>
+              </w:rPr>
+              <w:t xml:space="preserve"> with MATLAB and Novel Spiral Data Driven Distance Relay Method</w:t>
             </w:r>
           </w:p>
         </w:tc>
@@ -10430,15 +10785,31 @@
                 <w:rFonts w:ascii="Cambria" w:hAnsi="Cambria" w:cs="Cambria"/>
                 <w:color w:val="000000"/>
               </w:rPr>
-              <w:t xml:space="preserve">First Phase detector algorithms are modelled in MATLAB to extract the magnitude and angle of a signal during fault. On this basis relay protection logics such as Over current, transformer differential, and distance with Power Swing Blocking is Modelled. Finally a new method is proposed to improve performance of relay during power swing in the </w:t>
-            </w:r>
+              <w:t xml:space="preserve">First Phase detector algorithms are modelled in MATLAB to extract the magnitude and angle of a signal during fault. On this basis relay protection logics such as Over current, transformer differential, and distance with Power Swing Blocking is Modelled. </w:t>
+            </w:r>
+            <w:proofErr w:type="gramStart"/>
             <w:r>
               <w:rPr>
                 <w:rFonts w:ascii="Cambria" w:hAnsi="Cambria" w:cs="Cambria"/>
                 <w:color w:val="000000"/>
               </w:rPr>
+              <w:t>Finally</w:t>
+            </w:r>
+            <w:proofErr w:type="gramEnd"/>
+            <w:r>
+              <w:rPr>
+                <w:rFonts w:ascii="Cambria" w:hAnsi="Cambria" w:cs="Cambria"/>
+                <w:color w:val="000000"/>
+              </w:rPr>
+              <w:t xml:space="preserve"> a new method is proposed to improve performance of </w:t>
+            </w:r>
+            <w:r>
+              <w:rPr>
+                <w:rFonts w:ascii="Cambria" w:hAnsi="Cambria" w:cs="Cambria"/>
+                <w:color w:val="000000"/>
+              </w:rPr>
               <w:lastRenderedPageBreak/>
-              <w:t>marginal faults using real-time spiral regression</w:t>
+              <w:t>relay during power swing in the marginal faults using real-time spiral regression</w:t>
             </w:r>
           </w:p>
         </w:tc>
@@ -10467,7 +10838,23 @@
                 <w:rFonts w:ascii="Cambria" w:hAnsi="Cambria" w:cs="Cambria"/>
                 <w:color w:val="000000"/>
               </w:rPr>
-              <w:t>Digital Implementation of Protection Relays Logic and phase recognittion with MATLAB and Novel Spiral Data Driven Distance Relay Method</w:t>
+              <w:t xml:space="preserve">Digital Implementation of Protection Relays Logic and phase </w:t>
+            </w:r>
+            <w:proofErr w:type="spellStart"/>
+            <w:r>
+              <w:rPr>
+                <w:rFonts w:ascii="Cambria" w:hAnsi="Cambria" w:cs="Cambria"/>
+                <w:color w:val="000000"/>
+              </w:rPr>
+              <w:t>recognittion</w:t>
+            </w:r>
+            <w:proofErr w:type="spellEnd"/>
+            <w:r>
+              <w:rPr>
+                <w:rFonts w:ascii="Cambria" w:hAnsi="Cambria" w:cs="Cambria"/>
+                <w:color w:val="000000"/>
+              </w:rPr>
+              <w:t xml:space="preserve"> with MATLAB and Novel Spiral Data Driven Distance Relay Method</w:t>
             </w:r>
           </w:p>
         </w:tc>
@@ -10523,7 +10910,23 @@
                 <w:rFonts w:ascii="Cambria" w:hAnsi="Cambria" w:cs="Cambria"/>
                 <w:color w:val="000000"/>
               </w:rPr>
-              <w:t>Mechanical and Electrical Calculation, Specification, Drawing, installation guideline, grid code compliance,  Technical Report prepared and presented</w:t>
+              <w:t xml:space="preserve">Mechanical and Electrical Calculation, Specification, Drawing, installation guideline, grid code </w:t>
+            </w:r>
+            <w:proofErr w:type="gramStart"/>
+            <w:r>
+              <w:rPr>
+                <w:rFonts w:ascii="Cambria" w:hAnsi="Cambria" w:cs="Cambria"/>
+                <w:color w:val="000000"/>
+              </w:rPr>
+              <w:t>compliance,  Technical</w:t>
+            </w:r>
+            <w:proofErr w:type="gramEnd"/>
+            <w:r>
+              <w:rPr>
+                <w:rFonts w:ascii="Cambria" w:hAnsi="Cambria" w:cs="Cambria"/>
+                <w:color w:val="000000"/>
+              </w:rPr>
+              <w:t xml:space="preserve"> Report prepared and presented</w:t>
             </w:r>
           </w:p>
         </w:tc>
@@ -10607,7 +11010,23 @@
                 <w:rFonts w:ascii="Cambria" w:hAnsi="Cambria" w:cs="Cambria"/>
                 <w:color w:val="000000"/>
               </w:rPr>
-              <w:t>A Bushing is Modelled in COMSOL and its shape is optimized to reduce electric field tension on the sharp edges</w:t>
+              <w:t xml:space="preserve">A Bushing is Modelled in </w:t>
+            </w:r>
+            <w:proofErr w:type="gramStart"/>
+            <w:r>
+              <w:rPr>
+                <w:rFonts w:ascii="Cambria" w:hAnsi="Cambria" w:cs="Cambria"/>
+                <w:color w:val="000000"/>
+              </w:rPr>
+              <w:t>COMSOL</w:t>
+            </w:r>
+            <w:proofErr w:type="gramEnd"/>
+            <w:r>
+              <w:rPr>
+                <w:rFonts w:ascii="Cambria" w:hAnsi="Cambria" w:cs="Cambria"/>
+                <w:color w:val="000000"/>
+              </w:rPr>
+              <w:t xml:space="preserve"> and its shape is optimized to reduce electric field tension on the sharp edges</w:t>
             </w:r>
           </w:p>
         </w:tc>
@@ -10705,7 +11124,23 @@
                 <w:rFonts w:ascii="Cambria" w:hAnsi="Cambria" w:cs="Cambria"/>
                 <w:color w:val="000000"/>
               </w:rPr>
-              <w:t>CYME - Access Database  - Python</w:t>
+              <w:t xml:space="preserve">CYME - Access </w:t>
+            </w:r>
+            <w:proofErr w:type="gramStart"/>
+            <w:r>
+              <w:rPr>
+                <w:rFonts w:ascii="Cambria" w:hAnsi="Cambria" w:cs="Cambria"/>
+                <w:color w:val="000000"/>
+              </w:rPr>
+              <w:t>Database  -</w:t>
+            </w:r>
+            <w:proofErr w:type="gramEnd"/>
+            <w:r>
+              <w:rPr>
+                <w:rFonts w:ascii="Cambria" w:hAnsi="Cambria" w:cs="Cambria"/>
+                <w:color w:val="000000"/>
+              </w:rPr>
+              <w:t xml:space="preserve"> Python</w:t>
             </w:r>
           </w:p>
         </w:tc>
@@ -10744,20 +11179,102 @@
             <w:tcW w:w="2160" w:type="dxa"/>
           </w:tcPr>
           <w:p>
+            <w:proofErr w:type="spellStart"/>
             <w:r>
               <w:rPr>
                 <w:rFonts w:ascii="Cambria" w:hAnsi="Cambria" w:cs="Cambria"/>
                 <w:color w:val="000000"/>
               </w:rPr>
-              <w:t xml:space="preserve">Tradittional Generator is modeled in detailed in MATLAB simulink. A test scenario of short circuit fualt is designed to test the Genearator. Then using MATLAB SISO </w:t>
-            </w:r>
+              <w:t>Tradittional</w:t>
+            </w:r>
+            <w:proofErr w:type="spellEnd"/>
             <w:r>
               <w:rPr>
                 <w:rFonts w:ascii="Cambria" w:hAnsi="Cambria" w:cs="Cambria"/>
                 <w:color w:val="000000"/>
               </w:rPr>
+              <w:t xml:space="preserve"> Generator is modeled in </w:t>
+            </w:r>
+            <w:proofErr w:type="gramStart"/>
+            <w:r>
+              <w:rPr>
+                <w:rFonts w:ascii="Cambria" w:hAnsi="Cambria" w:cs="Cambria"/>
+                <w:color w:val="000000"/>
+              </w:rPr>
+              <w:t>detailed</w:t>
+            </w:r>
+            <w:proofErr w:type="gramEnd"/>
+            <w:r>
+              <w:rPr>
+                <w:rFonts w:ascii="Cambria" w:hAnsi="Cambria" w:cs="Cambria"/>
+                <w:color w:val="000000"/>
+              </w:rPr>
+              <w:t xml:space="preserve"> in MATLAB </w:t>
+            </w:r>
+            <w:proofErr w:type="spellStart"/>
+            <w:r>
+              <w:rPr>
+                <w:rFonts w:ascii="Cambria" w:hAnsi="Cambria" w:cs="Cambria"/>
+                <w:color w:val="000000"/>
+              </w:rPr>
+              <w:t>simulink</w:t>
+            </w:r>
+            <w:proofErr w:type="spellEnd"/>
+            <w:r>
+              <w:rPr>
+                <w:rFonts w:ascii="Cambria" w:hAnsi="Cambria" w:cs="Cambria"/>
+                <w:color w:val="000000"/>
+              </w:rPr>
+              <w:t xml:space="preserve">. A test scenario of short circuit </w:t>
+            </w:r>
+            <w:proofErr w:type="spellStart"/>
+            <w:r>
+              <w:rPr>
+                <w:rFonts w:ascii="Cambria" w:hAnsi="Cambria" w:cs="Cambria"/>
+                <w:color w:val="000000"/>
+              </w:rPr>
+              <w:t>fualt</w:t>
+            </w:r>
+            <w:proofErr w:type="spellEnd"/>
+            <w:r>
+              <w:rPr>
+                <w:rFonts w:ascii="Cambria" w:hAnsi="Cambria" w:cs="Cambria"/>
+                <w:color w:val="000000"/>
+              </w:rPr>
+              <w:t xml:space="preserve"> is designed to test the </w:t>
+            </w:r>
+            <w:proofErr w:type="spellStart"/>
+            <w:r>
+              <w:rPr>
+                <w:rFonts w:ascii="Cambria" w:hAnsi="Cambria" w:cs="Cambria"/>
+                <w:color w:val="000000"/>
+              </w:rPr>
               <w:lastRenderedPageBreak/>
-              <w:t>Tool AVR, Governer, and PSS controllers are designed to control Generators power voltage and improve stability of the power system</w:t>
+              <w:t>Genearator</w:t>
+            </w:r>
+            <w:proofErr w:type="spellEnd"/>
+            <w:r>
+              <w:rPr>
+                <w:rFonts w:ascii="Cambria" w:hAnsi="Cambria" w:cs="Cambria"/>
+                <w:color w:val="000000"/>
+              </w:rPr>
+              <w:t xml:space="preserve">. Then using MATLAB SISO Tool AVR, </w:t>
+            </w:r>
+            <w:proofErr w:type="spellStart"/>
+            <w:r>
+              <w:rPr>
+                <w:rFonts w:ascii="Cambria" w:hAnsi="Cambria" w:cs="Cambria"/>
+                <w:color w:val="000000"/>
+              </w:rPr>
+              <w:t>Governer</w:t>
+            </w:r>
+            <w:proofErr w:type="spellEnd"/>
+            <w:r>
+              <w:rPr>
+                <w:rFonts w:ascii="Cambria" w:hAnsi="Cambria" w:cs="Cambria"/>
+                <w:color w:val="000000"/>
+              </w:rPr>
+              <w:t>, and PSS controllers are designed to control Generators power voltage and improve stability of the power system</w:t>
             </w:r>
           </w:p>
         </w:tc>
@@ -10842,7 +11359,103 @@
                 <w:rFonts w:ascii="Cambria" w:hAnsi="Cambria" w:cs="Cambria"/>
                 <w:color w:val="000000"/>
               </w:rPr>
-              <w:t>Two Microgrids, One AC and one DC are created. Several severe transient and power quality phenomena is implemented as scenarios (Model resiliency test). First Buck and Boost inverters to convert DC to AC with L and LCL filters are designed. Then PID and PR controllers are designed using SISO tool and PID tuner for the inverters. Then these inverters are connected with several loads and phenomena are tested. Finally a tritery control (Droop and average power Sharing) is desinged to coordinate and stabilze the inverters as a whole in the Islanded Microgrid</w:t>
+              <w:t xml:space="preserve">Two Microgrids, One AC and one DC are created. Several severe transient and power quality phenomena </w:t>
+            </w:r>
+            <w:proofErr w:type="gramStart"/>
+            <w:r>
+              <w:rPr>
+                <w:rFonts w:ascii="Cambria" w:hAnsi="Cambria" w:cs="Cambria"/>
+                <w:color w:val="000000"/>
+              </w:rPr>
+              <w:t>is</w:t>
+            </w:r>
+            <w:proofErr w:type="gramEnd"/>
+            <w:r>
+              <w:rPr>
+                <w:rFonts w:ascii="Cambria" w:hAnsi="Cambria" w:cs="Cambria"/>
+                <w:color w:val="000000"/>
+              </w:rPr>
+              <w:t xml:space="preserve"> implemented as scenarios (Model resiliency test). First Buck and Boost inverters to convert DC to AC with L and LCL filters are designed. Then PID and PR controllers are designed using SISO tool and PID tuner for the inverters. Then these inverters </w:t>
+            </w:r>
+            <w:proofErr w:type="gramStart"/>
+            <w:r>
+              <w:rPr>
+                <w:rFonts w:ascii="Cambria" w:hAnsi="Cambria" w:cs="Cambria"/>
+                <w:color w:val="000000"/>
+              </w:rPr>
+              <w:t>are connected with</w:t>
+            </w:r>
+            <w:proofErr w:type="gramEnd"/>
+            <w:r>
+              <w:rPr>
+                <w:rFonts w:ascii="Cambria" w:hAnsi="Cambria" w:cs="Cambria"/>
+                <w:color w:val="000000"/>
+              </w:rPr>
+              <w:t xml:space="preserve"> several loads and phenomena are tested. </w:t>
+            </w:r>
+            <w:proofErr w:type="gramStart"/>
+            <w:r>
+              <w:rPr>
+                <w:rFonts w:ascii="Cambria" w:hAnsi="Cambria" w:cs="Cambria"/>
+                <w:color w:val="000000"/>
+              </w:rPr>
+              <w:t>Finally</w:t>
+            </w:r>
+            <w:proofErr w:type="gramEnd"/>
+            <w:r>
+              <w:rPr>
+                <w:rFonts w:ascii="Cambria" w:hAnsi="Cambria" w:cs="Cambria"/>
+                <w:color w:val="000000"/>
+              </w:rPr>
+              <w:t xml:space="preserve"> a </w:t>
+            </w:r>
+            <w:proofErr w:type="spellStart"/>
+            <w:r>
+              <w:rPr>
+                <w:rFonts w:ascii="Cambria" w:hAnsi="Cambria" w:cs="Cambria"/>
+                <w:color w:val="000000"/>
+              </w:rPr>
+              <w:t>tritery</w:t>
+            </w:r>
+            <w:proofErr w:type="spellEnd"/>
+            <w:r>
+              <w:rPr>
+                <w:rFonts w:ascii="Cambria" w:hAnsi="Cambria" w:cs="Cambria"/>
+                <w:color w:val="000000"/>
+              </w:rPr>
+              <w:t xml:space="preserve"> control (Droop and average power Sharing) is </w:t>
+            </w:r>
+            <w:proofErr w:type="spellStart"/>
+            <w:r>
+              <w:rPr>
+                <w:rFonts w:ascii="Cambria" w:hAnsi="Cambria" w:cs="Cambria"/>
+                <w:color w:val="000000"/>
+              </w:rPr>
+              <w:t>desinged</w:t>
+            </w:r>
+            <w:proofErr w:type="spellEnd"/>
+            <w:r>
+              <w:rPr>
+                <w:rFonts w:ascii="Cambria" w:hAnsi="Cambria" w:cs="Cambria"/>
+                <w:color w:val="000000"/>
+              </w:rPr>
+              <w:t xml:space="preserve"> to coordinate and </w:t>
+            </w:r>
+            <w:proofErr w:type="spellStart"/>
+            <w:r>
+              <w:rPr>
+                <w:rFonts w:ascii="Cambria" w:hAnsi="Cambria" w:cs="Cambria"/>
+                <w:color w:val="000000"/>
+              </w:rPr>
+              <w:t>stabilze</w:t>
+            </w:r>
+            <w:proofErr w:type="spellEnd"/>
+            <w:r>
+              <w:rPr>
+                <w:rFonts w:ascii="Cambria" w:hAnsi="Cambria" w:cs="Cambria"/>
+                <w:color w:val="000000"/>
+              </w:rPr>
+              <w:t xml:space="preserve"> the inverters as a whole in the Islanded Microgrid</w:t>
             </w:r>
           </w:p>
         </w:tc>
@@ -10886,7 +11499,23 @@
                 <w:rFonts w:ascii="Cambria" w:hAnsi="Cambria" w:cs="Cambria"/>
                 <w:color w:val="000000"/>
               </w:rPr>
-              <w:t xml:space="preserve"> An automated personal scheduling assistant:  To Do items integrated into Icalendar format and a task status dashboard</w:t>
+              <w:t xml:space="preserve"> An automated personal scheduling assistant:  To Do items integrated into </w:t>
+            </w:r>
+            <w:proofErr w:type="spellStart"/>
+            <w:r>
+              <w:rPr>
+                <w:rFonts w:ascii="Cambria" w:hAnsi="Cambria" w:cs="Cambria"/>
+                <w:color w:val="000000"/>
+              </w:rPr>
+              <w:t>Icalendar</w:t>
+            </w:r>
+            <w:proofErr w:type="spellEnd"/>
+            <w:r>
+              <w:rPr>
+                <w:rFonts w:ascii="Cambria" w:hAnsi="Cambria" w:cs="Cambria"/>
+                <w:color w:val="000000"/>
+              </w:rPr>
+              <w:t xml:space="preserve"> format and a task status dashboard</w:t>
             </w:r>
           </w:p>
         </w:tc>
@@ -10900,7 +11529,7 @@
                 <w:rFonts w:ascii="Cambria" w:hAnsi="Cambria" w:cs="Cambria"/>
                 <w:color w:val="000000"/>
               </w:rPr>
-              <w:t xml:space="preserve">Integrates the To-do list into Calendar format and spreads the items into the schedule based on item length, deadlines, conflicts, types, and priorities. VBA to extract a </w:t>
+              <w:t xml:space="preserve">Integrates the To-do list into Calendar format and spreads the items into the schedule based on item length, deadlines, conflicts, </w:t>
             </w:r>
             <w:r>
               <w:rPr>
@@ -10908,7 +11537,7 @@
                 <w:color w:val="000000"/>
               </w:rPr>
               <w:lastRenderedPageBreak/>
-              <w:t>table of figures into CSV and run a bat file in MS Word</w:t>
+              <w:t>types, and priorities. VBA to extract a table of figures into CSV and run a bat file in MS Word</w:t>
             </w:r>
           </w:p>
         </w:tc>
@@ -10923,8 +11552,33 @@
                 <w:color w:val="000000"/>
               </w:rPr>
               <w:lastRenderedPageBreak/>
-              <w:t>python, Icalendar, VBA, and Shell Scripting, Datetime Library - Git - Github</w:t>
-            </w:r>
+              <w:t xml:space="preserve">python, </w:t>
+            </w:r>
+            <w:proofErr w:type="spellStart"/>
+            <w:r>
+              <w:rPr>
+                <w:rFonts w:ascii="Cambria" w:hAnsi="Cambria" w:cs="Cambria"/>
+                <w:color w:val="000000"/>
+              </w:rPr>
+              <w:t>Icalendar</w:t>
+            </w:r>
+            <w:proofErr w:type="spellEnd"/>
+            <w:r>
+              <w:rPr>
+                <w:rFonts w:ascii="Cambria" w:hAnsi="Cambria" w:cs="Cambria"/>
+                <w:color w:val="000000"/>
+              </w:rPr>
+              <w:t xml:space="preserve">, VBA, and Shell Scripting, Datetime Library - Git - </w:t>
+            </w:r>
+            <w:proofErr w:type="spellStart"/>
+            <w:r>
+              <w:rPr>
+                <w:rFonts w:ascii="Cambria" w:hAnsi="Cambria" w:cs="Cambria"/>
+                <w:color w:val="000000"/>
+              </w:rPr>
+              <w:t>Github</w:t>
+            </w:r>
+            <w:proofErr w:type="spellEnd"/>
           </w:p>
         </w:tc>
         <w:tc>
@@ -10937,7 +11591,23 @@
                 <w:rFonts w:ascii="Cambria" w:hAnsi="Cambria" w:cs="Cambria"/>
                 <w:color w:val="000000"/>
               </w:rPr>
-              <w:t xml:space="preserve"> An automated personal scheduling assistant:  To Do items integrated into Icalendar format and a task status dashboard</w:t>
+              <w:t xml:space="preserve"> An automated personal scheduling assistant:  To Do items integrated into </w:t>
+            </w:r>
+            <w:proofErr w:type="spellStart"/>
+            <w:r>
+              <w:rPr>
+                <w:rFonts w:ascii="Cambria" w:hAnsi="Cambria" w:cs="Cambria"/>
+                <w:color w:val="000000"/>
+              </w:rPr>
+              <w:t>Icalendar</w:t>
+            </w:r>
+            <w:proofErr w:type="spellEnd"/>
+            <w:r>
+              <w:rPr>
+                <w:rFonts w:ascii="Cambria" w:hAnsi="Cambria" w:cs="Cambria"/>
+                <w:color w:val="000000"/>
+              </w:rPr>
+              <w:t xml:space="preserve"> format and a task status dashboard</w:t>
             </w:r>
           </w:p>
         </w:tc>
@@ -10953,7 +11623,23 @@
                 <w:rFonts w:ascii="Cambria" w:hAnsi="Cambria" w:cs="Cambria"/>
                 <w:color w:val="000000"/>
               </w:rPr>
-              <w:t>Power System Blog web application using React nodeJS Postmarks and GCP</w:t>
+              <w:t xml:space="preserve">Power System Blog web application using React </w:t>
+            </w:r>
+            <w:proofErr w:type="spellStart"/>
+            <w:r>
+              <w:rPr>
+                <w:rFonts w:ascii="Cambria" w:hAnsi="Cambria" w:cs="Cambria"/>
+                <w:color w:val="000000"/>
+              </w:rPr>
+              <w:t>nodeJS</w:t>
+            </w:r>
+            <w:proofErr w:type="spellEnd"/>
+            <w:r>
+              <w:rPr>
+                <w:rFonts w:ascii="Cambria" w:hAnsi="Cambria" w:cs="Cambria"/>
+                <w:color w:val="000000"/>
+              </w:rPr>
+              <w:t xml:space="preserve"> Postmarks and GCP</w:t>
             </w:r>
           </w:p>
         </w:tc>
@@ -10995,7 +11681,23 @@
                 <w:rFonts w:ascii="Cambria" w:hAnsi="Cambria" w:cs="Cambria"/>
                 <w:color w:val="000000"/>
               </w:rPr>
-              <w:t>Power System Blog web application using React nodeJS Postmarks and GCP</w:t>
+              <w:t xml:space="preserve">Power System Blog web application using React </w:t>
+            </w:r>
+            <w:proofErr w:type="spellStart"/>
+            <w:r>
+              <w:rPr>
+                <w:rFonts w:ascii="Cambria" w:hAnsi="Cambria" w:cs="Cambria"/>
+                <w:color w:val="000000"/>
+              </w:rPr>
+              <w:t>nodeJS</w:t>
+            </w:r>
+            <w:proofErr w:type="spellEnd"/>
+            <w:r>
+              <w:rPr>
+                <w:rFonts w:ascii="Cambria" w:hAnsi="Cambria" w:cs="Cambria"/>
+                <w:color w:val="000000"/>
+              </w:rPr>
+              <w:t xml:space="preserve"> Postmarks and GCP</w:t>
             </w:r>
           </w:p>
         </w:tc>
@@ -11025,7 +11727,23 @@
                 <w:rFonts w:ascii="Cambria" w:hAnsi="Cambria" w:cs="Cambria"/>
                 <w:color w:val="000000"/>
               </w:rPr>
-              <w:t>A software native script is developed in C++ to perform short circuit study in select buses and export results for each study and automaticly testing the results to generate warnings to aid the placement of new Distributed Generation in the system</w:t>
+              <w:t xml:space="preserve">A software native script is developed in C++ to perform short circuit study in select buses and export results for each study and </w:t>
+            </w:r>
+            <w:proofErr w:type="spellStart"/>
+            <w:r>
+              <w:rPr>
+                <w:rFonts w:ascii="Cambria" w:hAnsi="Cambria" w:cs="Cambria"/>
+                <w:color w:val="000000"/>
+              </w:rPr>
+              <w:t>automaticly</w:t>
+            </w:r>
+            <w:proofErr w:type="spellEnd"/>
+            <w:r>
+              <w:rPr>
+                <w:rFonts w:ascii="Cambria" w:hAnsi="Cambria" w:cs="Cambria"/>
+                <w:color w:val="000000"/>
+              </w:rPr>
+              <w:t xml:space="preserve"> testing the results to generate warnings to aid the placement of new Distributed Generation in the system</w:t>
             </w:r>
           </w:p>
         </w:tc>
@@ -11039,7 +11757,23 @@
                 <w:rFonts w:ascii="Cambria" w:hAnsi="Cambria" w:cs="Cambria"/>
                 <w:color w:val="000000"/>
               </w:rPr>
-              <w:t>C++, PSS/E, Digsilent, DPL</w:t>
+              <w:t xml:space="preserve">C++, PSS/E, </w:t>
+            </w:r>
+            <w:proofErr w:type="spellStart"/>
+            <w:r>
+              <w:rPr>
+                <w:rFonts w:ascii="Cambria" w:hAnsi="Cambria" w:cs="Cambria"/>
+                <w:color w:val="000000"/>
+              </w:rPr>
+              <w:t>Digsilent</w:t>
+            </w:r>
+            <w:proofErr w:type="spellEnd"/>
+            <w:r>
+              <w:rPr>
+                <w:rFonts w:ascii="Cambria" w:hAnsi="Cambria" w:cs="Cambria"/>
+                <w:color w:val="000000"/>
+              </w:rPr>
+              <w:t>, DPL</w:t>
             </w:r>
           </w:p>
         </w:tc>
@@ -11167,7 +11901,23 @@
                 <w:rFonts w:ascii="Cambria" w:hAnsi="Cambria" w:cs="Cambria"/>
                 <w:color w:val="000000"/>
               </w:rPr>
-              <w:t>AC Station Service Transformer Sizing/ Battery and Battery Charger Sizing, Voltage drop and Raceway Fill Calculations, Lighting design using IEEE Rolling Sphere and emperical methods</w:t>
+              <w:t xml:space="preserve">AC Station Service Transformer Sizing/ Battery and Battery Charger Sizing, Voltage drop and Raceway Fill Calculations, Lighting design using IEEE Rolling Sphere and </w:t>
+            </w:r>
+            <w:proofErr w:type="spellStart"/>
+            <w:r>
+              <w:rPr>
+                <w:rFonts w:ascii="Cambria" w:hAnsi="Cambria" w:cs="Cambria"/>
+                <w:color w:val="000000"/>
+              </w:rPr>
+              <w:t>emperical</w:t>
+            </w:r>
+            <w:proofErr w:type="spellEnd"/>
+            <w:r>
+              <w:rPr>
+                <w:rFonts w:ascii="Cambria" w:hAnsi="Cambria" w:cs="Cambria"/>
+                <w:color w:val="000000"/>
+              </w:rPr>
+              <w:t xml:space="preserve"> methods</w:t>
             </w:r>
           </w:p>
         </w:tc>
@@ -11181,7 +11931,23 @@
                 <w:rFonts w:ascii="Cambria" w:hAnsi="Cambria" w:cs="Cambria"/>
                 <w:color w:val="000000"/>
               </w:rPr>
-              <w:t>Microsoft Excel BlueBeam ProjectWise</w:t>
+              <w:t xml:space="preserve">Microsoft Excel </w:t>
+            </w:r>
+            <w:proofErr w:type="spellStart"/>
+            <w:r>
+              <w:rPr>
+                <w:rFonts w:ascii="Cambria" w:hAnsi="Cambria" w:cs="Cambria"/>
+                <w:color w:val="000000"/>
+              </w:rPr>
+              <w:t>BlueBeam</w:t>
+            </w:r>
+            <w:proofErr w:type="spellEnd"/>
+            <w:r>
+              <w:rPr>
+                <w:rFonts w:ascii="Cambria" w:hAnsi="Cambria" w:cs="Cambria"/>
+                <w:color w:val="000000"/>
+              </w:rPr>
+              <w:t xml:space="preserve"> ProjectWise</w:t>
             </w:r>
           </w:p>
         </w:tc>
@@ -11211,7 +11977,7 @@
                 <w:rFonts w:ascii="Cambria" w:hAnsi="Cambria" w:cs="Cambria"/>
                 <w:color w:val="000000"/>
               </w:rPr>
-              <w:t xml:space="preserve">Substation Physical: QC/QA on the full Physical IFR </w:t>
+              <w:t xml:space="preserve">Substation Physical: </w:t>
             </w:r>
             <w:r>
               <w:rPr>
@@ -11219,7 +11985,7 @@
                 <w:color w:val="000000"/>
               </w:rPr>
               <w:lastRenderedPageBreak/>
-              <w:t>Drawing Package</w:t>
+              <w:t>QC/QA on the full Physical IFR Drawing Package</w:t>
             </w:r>
           </w:p>
         </w:tc>
@@ -11234,7 +12000,7 @@
                 <w:color w:val="000000"/>
               </w:rPr>
               <w:lastRenderedPageBreak/>
-              <w:t xml:space="preserve">Below grade and above grade cable trench and raceway, </w:t>
+              <w:t xml:space="preserve">Below grade and </w:t>
             </w:r>
             <w:r>
               <w:rPr>
@@ -11242,7 +12008,23 @@
                 <w:color w:val="000000"/>
               </w:rPr>
               <w:lastRenderedPageBreak/>
-              <w:t>grounding, and section elevations and detail drawings, plan layouts and lighting equipment are reveiwed for IFC submittal</w:t>
+              <w:t xml:space="preserve">above grade cable trench and raceway, grounding, and section elevations and detail drawings, plan layouts and lighting equipment are </w:t>
+            </w:r>
+            <w:proofErr w:type="spellStart"/>
+            <w:r>
+              <w:rPr>
+                <w:rFonts w:ascii="Cambria" w:hAnsi="Cambria" w:cs="Cambria"/>
+                <w:color w:val="000000"/>
+              </w:rPr>
+              <w:t>reveiwed</w:t>
+            </w:r>
+            <w:proofErr w:type="spellEnd"/>
+            <w:r>
+              <w:rPr>
+                <w:rFonts w:ascii="Cambria" w:hAnsi="Cambria" w:cs="Cambria"/>
+                <w:color w:val="000000"/>
+              </w:rPr>
+              <w:t xml:space="preserve"> for IFC submittal</w:t>
             </w:r>
           </w:p>
         </w:tc>
@@ -11257,7 +12039,24 @@
                 <w:color w:val="000000"/>
               </w:rPr>
               <w:lastRenderedPageBreak/>
-              <w:t>AutoCAD, Microstation, Bluebeam</w:t>
+              <w:t xml:space="preserve">AutoCAD, </w:t>
+            </w:r>
+            <w:proofErr w:type="spellStart"/>
+            <w:r>
+              <w:rPr>
+                <w:rFonts w:ascii="Cambria" w:hAnsi="Cambria" w:cs="Cambria"/>
+                <w:color w:val="000000"/>
+              </w:rPr>
+              <w:lastRenderedPageBreak/>
+              <w:t>Microstation</w:t>
+            </w:r>
+            <w:proofErr w:type="spellEnd"/>
+            <w:r>
+              <w:rPr>
+                <w:rFonts w:ascii="Cambria" w:hAnsi="Cambria" w:cs="Cambria"/>
+                <w:color w:val="000000"/>
+              </w:rPr>
+              <w:t>, Bluebeam</w:t>
             </w:r>
           </w:p>
         </w:tc>
@@ -11271,7 +12070,8 @@
                 <w:rFonts w:ascii="Cambria" w:hAnsi="Cambria" w:cs="Cambria"/>
                 <w:color w:val="000000"/>
               </w:rPr>
-              <w:t xml:space="preserve">Substation Physical: QC/QA on the full Physical IFR </w:t>
+              <w:lastRenderedPageBreak/>
+              <w:t xml:space="preserve">Substation Physical: </w:t>
             </w:r>
             <w:r>
               <w:rPr>
@@ -11279,7 +12079,7 @@
                 <w:color w:val="000000"/>
               </w:rPr>
               <w:lastRenderedPageBreak/>
-              <w:t>Drawing Package</w:t>
+              <w:t>QC/QA on the full Physical IFR Drawing Package</w:t>
             </w:r>
           </w:p>
         </w:tc>
@@ -11296,7 +12096,23 @@
                 <w:color w:val="000000"/>
               </w:rPr>
               <w:lastRenderedPageBreak/>
-              <w:t>Power Flow and Arc Flash Report QA/QC of a Hyperloop Power System</w:t>
+              <w:t xml:space="preserve">Power Flow and Arc Flash Report QA/QC of </w:t>
+            </w:r>
+            <w:proofErr w:type="gramStart"/>
+            <w:r>
+              <w:rPr>
+                <w:rFonts w:ascii="Cambria" w:hAnsi="Cambria" w:cs="Cambria"/>
+                <w:color w:val="000000"/>
+              </w:rPr>
+              <w:t>a</w:t>
+            </w:r>
+            <w:proofErr w:type="gramEnd"/>
+            <w:r>
+              <w:rPr>
+                <w:rFonts w:ascii="Cambria" w:hAnsi="Cambria" w:cs="Cambria"/>
+                <w:color w:val="000000"/>
+              </w:rPr>
+              <w:t xml:space="preserve"> Hyperloop Power System</w:t>
             </w:r>
           </w:p>
         </w:tc>
@@ -11310,8 +12126,17 @@
                 <w:rFonts w:ascii="Cambria" w:hAnsi="Cambria" w:cs="Cambria"/>
                 <w:color w:val="000000"/>
               </w:rPr>
-              <w:t>Reviewed and Commented on the ETAP Arch Flash and Power Flow Reports and Conceptual Design proposed for HyperloopTT</w:t>
-            </w:r>
+              <w:t xml:space="preserve">Reviewed and Commented on the ETAP Arch Flash and Power Flow Reports and Conceptual Design proposed for </w:t>
+            </w:r>
+            <w:proofErr w:type="spellStart"/>
+            <w:r>
+              <w:rPr>
+                <w:rFonts w:ascii="Cambria" w:hAnsi="Cambria" w:cs="Cambria"/>
+                <w:color w:val="000000"/>
+              </w:rPr>
+              <w:t>HyperloopTT</w:t>
+            </w:r>
+            <w:proofErr w:type="spellEnd"/>
           </w:p>
         </w:tc>
         <w:tc>
@@ -11338,7 +12163,23 @@
                 <w:rFonts w:ascii="Cambria" w:hAnsi="Cambria" w:cs="Cambria"/>
                 <w:color w:val="000000"/>
               </w:rPr>
-              <w:t>Power Flow and Arc Flash Report QA/QC of a Hyperloop Power System</w:t>
+              <w:t xml:space="preserve">Power Flow and Arc Flash Report QA/QC of </w:t>
+            </w:r>
+            <w:proofErr w:type="gramStart"/>
+            <w:r>
+              <w:rPr>
+                <w:rFonts w:ascii="Cambria" w:hAnsi="Cambria" w:cs="Cambria"/>
+                <w:color w:val="000000"/>
+              </w:rPr>
+              <w:t>a</w:t>
+            </w:r>
+            <w:proofErr w:type="gramEnd"/>
+            <w:r>
+              <w:rPr>
+                <w:rFonts w:ascii="Cambria" w:hAnsi="Cambria" w:cs="Cambria"/>
+                <w:color w:val="000000"/>
+              </w:rPr>
+              <w:t xml:space="preserve"> Hyperloop Power System</w:t>
             </w:r>
           </w:p>
         </w:tc>
@@ -11368,7 +12209,23 @@
                 <w:rFonts w:ascii="Cambria" w:hAnsi="Cambria" w:cs="Cambria"/>
                 <w:color w:val="000000"/>
               </w:rPr>
-              <w:t>Instrumentation &amp; Distribution System Design Cable Sizing, Load Estimation, Transformer Selection, Relay Selection, and coordination in PSS/E Grid Code Compliance assessment, Grounding Design, Maneuver points, radial topology design Technical reports are presented, including voltage profiles, load statistics, and planning comment</w:t>
+              <w:t xml:space="preserve">Instrumentation &amp; Distribution System Design Cable Sizing, Load Estimation, Transformer Selection, Relay Selection, and coordination in PSS/E Grid Code Compliance assessment, Grounding Design, Maneuver points, radial topology design </w:t>
+            </w:r>
+            <w:proofErr w:type="gramStart"/>
+            <w:r>
+              <w:rPr>
+                <w:rFonts w:ascii="Cambria" w:hAnsi="Cambria" w:cs="Cambria"/>
+                <w:color w:val="000000"/>
+              </w:rPr>
+              <w:t>Technical</w:t>
+            </w:r>
+            <w:proofErr w:type="gramEnd"/>
+            <w:r>
+              <w:rPr>
+                <w:rFonts w:ascii="Cambria" w:hAnsi="Cambria" w:cs="Cambria"/>
+                <w:color w:val="000000"/>
+              </w:rPr>
+              <w:t xml:space="preserve"> reports are presented, including voltage profiles, load statistics, and planning comment</w:t>
             </w:r>
           </w:p>
         </w:tc>
@@ -11452,15 +12309,63 @@
                 <w:rFonts w:ascii="Cambria" w:hAnsi="Cambria" w:cs="Cambria"/>
                 <w:color w:val="000000"/>
               </w:rPr>
-              <w:t xml:space="preserve">Inverter control and operation is modeled using linerization and full phsical model in matlab. 16 Equations were solved parametrically in MATLAB and an explicit equation is derived as an accurate linear inverter small signal </w:t>
-            </w:r>
+              <w:t xml:space="preserve">Inverter control and operation is modeled using </w:t>
+            </w:r>
+            <w:proofErr w:type="spellStart"/>
             <w:r>
               <w:rPr>
                 <w:rFonts w:ascii="Cambria" w:hAnsi="Cambria" w:cs="Cambria"/>
                 <w:color w:val="000000"/>
               </w:rPr>
+              <w:t>linerization</w:t>
+            </w:r>
+            <w:proofErr w:type="spellEnd"/>
+            <w:r>
+              <w:rPr>
+                <w:rFonts w:ascii="Cambria" w:hAnsi="Cambria" w:cs="Cambria"/>
+                <w:color w:val="000000"/>
+              </w:rPr>
+              <w:t xml:space="preserve"> and full </w:t>
+            </w:r>
+            <w:proofErr w:type="spellStart"/>
+            <w:r>
+              <w:rPr>
+                <w:rFonts w:ascii="Cambria" w:hAnsi="Cambria" w:cs="Cambria"/>
+                <w:color w:val="000000"/>
+              </w:rPr>
+              <w:t>phsical</w:t>
+            </w:r>
+            <w:proofErr w:type="spellEnd"/>
+            <w:r>
+              <w:rPr>
+                <w:rFonts w:ascii="Cambria" w:hAnsi="Cambria" w:cs="Cambria"/>
+                <w:color w:val="000000"/>
+              </w:rPr>
+              <w:t xml:space="preserve"> model in </w:t>
+            </w:r>
+            <w:proofErr w:type="spellStart"/>
+            <w:r>
+              <w:rPr>
+                <w:rFonts w:ascii="Cambria" w:hAnsi="Cambria" w:cs="Cambria"/>
+                <w:color w:val="000000"/>
+              </w:rPr>
+              <w:t>matlab</w:t>
+            </w:r>
+            <w:proofErr w:type="spellEnd"/>
+            <w:r>
+              <w:rPr>
+                <w:rFonts w:ascii="Cambria" w:hAnsi="Cambria" w:cs="Cambria"/>
+                <w:color w:val="000000"/>
+              </w:rPr>
+              <w:t xml:space="preserve">. 16 Equations were solved parametrically in MATLAB and an explicit equation is derived as an </w:t>
+            </w:r>
+            <w:r>
+              <w:rPr>
+                <w:rFonts w:ascii="Cambria" w:hAnsi="Cambria" w:cs="Cambria"/>
+                <w:color w:val="000000"/>
+              </w:rPr>
               <w:lastRenderedPageBreak/>
-              <w:t>model</w:t>
+              <w:t>accurate linear inverter small signal model</w:t>
             </w:r>
           </w:p>
         </w:tc>
@@ -11500,12 +12405,21 @@
             <w:tcW w:w="2160" w:type="dxa"/>
           </w:tcPr>
           <w:p>
+            <w:proofErr w:type="spellStart"/>
             <w:r>
               <w:rPr>
                 <w:rFonts w:ascii="Cambria" w:hAnsi="Cambria" w:cs="Cambria"/>
                 <w:color w:val="000000"/>
               </w:rPr>
-              <w:t>Ivnerter based system protection modeling</w:t>
+              <w:t>Ivnerter</w:t>
+            </w:r>
+            <w:proofErr w:type="spellEnd"/>
+            <w:r>
+              <w:rPr>
+                <w:rFonts w:ascii="Cambria" w:hAnsi="Cambria" w:cs="Cambria"/>
+                <w:color w:val="000000"/>
+              </w:rPr>
+              <w:t xml:space="preserve"> based system protection modeling</w:t>
             </w:r>
           </w:p>
         </w:tc>
@@ -11519,7 +12433,23 @@
                 <w:rFonts w:ascii="Cambria" w:hAnsi="Cambria" w:cs="Cambria"/>
                 <w:color w:val="000000"/>
               </w:rPr>
-              <w:t>MATLAB SIMULINK + MATLAB coding is used to implement overcurrent and distance relays logic into MATLAB simulink to be used by other researchers in their studies</w:t>
+              <w:t xml:space="preserve">MATLAB SIMULINK + MATLAB coding is used to implement overcurrent and distance relays logic into MATLAB </w:t>
+            </w:r>
+            <w:proofErr w:type="spellStart"/>
+            <w:r>
+              <w:rPr>
+                <w:rFonts w:ascii="Cambria" w:hAnsi="Cambria" w:cs="Cambria"/>
+                <w:color w:val="000000"/>
+              </w:rPr>
+              <w:t>simulink</w:t>
+            </w:r>
+            <w:proofErr w:type="spellEnd"/>
+            <w:r>
+              <w:rPr>
+                <w:rFonts w:ascii="Cambria" w:hAnsi="Cambria" w:cs="Cambria"/>
+                <w:color w:val="000000"/>
+              </w:rPr>
+              <w:t xml:space="preserve"> to be used by other researchers in their studies</w:t>
             </w:r>
           </w:p>
         </w:tc>
@@ -11542,12 +12472,21 @@
             <w:tcW w:w="2160" w:type="dxa"/>
           </w:tcPr>
           <w:p>
+            <w:proofErr w:type="spellStart"/>
             <w:r>
               <w:rPr>
                 <w:rFonts w:ascii="Cambria" w:hAnsi="Cambria" w:cs="Cambria"/>
                 <w:color w:val="000000"/>
               </w:rPr>
-              <w:t>Ivnerter based system protection modeling</w:t>
+              <w:t>Ivnerter</w:t>
+            </w:r>
+            <w:proofErr w:type="spellEnd"/>
+            <w:r>
+              <w:rPr>
+                <w:rFonts w:ascii="Cambria" w:hAnsi="Cambria" w:cs="Cambria"/>
+                <w:color w:val="000000"/>
+              </w:rPr>
+              <w:t xml:space="preserve"> based system protection modeling</w:t>
             </w:r>
           </w:p>
         </w:tc>
@@ -11577,8 +12516,17 @@
                 <w:rFonts w:ascii="Cambria" w:hAnsi="Cambria" w:cs="Cambria"/>
                 <w:color w:val="000000"/>
               </w:rPr>
-              <w:t>Another Project to design a buck-boost inverter and test scenarios this time modelled in MATLAB SIMULINK with SISO tool for PI controller desing</w:t>
-            </w:r>
+              <w:t xml:space="preserve">Another Project to design a buck-boost inverter and test scenarios this time modelled in MATLAB SIMULINK with SISO tool for PI controller </w:t>
+            </w:r>
+            <w:proofErr w:type="spellStart"/>
+            <w:r>
+              <w:rPr>
+                <w:rFonts w:ascii="Cambria" w:hAnsi="Cambria" w:cs="Cambria"/>
+                <w:color w:val="000000"/>
+              </w:rPr>
+              <w:t>desing</w:t>
+            </w:r>
+            <w:proofErr w:type="spellEnd"/>
           </w:p>
         </w:tc>
         <w:tc>
@@ -11687,7 +12635,39 @@
                 <w:rFonts w:ascii="Cambria" w:hAnsi="Cambria" w:cs="Cambria"/>
                 <w:color w:val="000000"/>
               </w:rPr>
-              <w:t>For an industrial System: Lighting Design using Dialux, AC load, cable sizing, and power factor correction calculations. Recepticles and Lighting Circuits and drawings are created</w:t>
+              <w:t xml:space="preserve">For an industrial System: Lighting Design using </w:t>
+            </w:r>
+            <w:proofErr w:type="spellStart"/>
+            <w:r>
+              <w:rPr>
+                <w:rFonts w:ascii="Cambria" w:hAnsi="Cambria" w:cs="Cambria"/>
+                <w:color w:val="000000"/>
+              </w:rPr>
+              <w:t>Dialux</w:t>
+            </w:r>
+            <w:proofErr w:type="spellEnd"/>
+            <w:r>
+              <w:rPr>
+                <w:rFonts w:ascii="Cambria" w:hAnsi="Cambria" w:cs="Cambria"/>
+                <w:color w:val="000000"/>
+              </w:rPr>
+              <w:t xml:space="preserve">, AC load, cable sizing, and power factor correction calculations. </w:t>
+            </w:r>
+            <w:proofErr w:type="spellStart"/>
+            <w:r>
+              <w:rPr>
+                <w:rFonts w:ascii="Cambria" w:hAnsi="Cambria" w:cs="Cambria"/>
+                <w:color w:val="000000"/>
+              </w:rPr>
+              <w:t>Recepticles</w:t>
+            </w:r>
+            <w:proofErr w:type="spellEnd"/>
+            <w:r>
+              <w:rPr>
+                <w:rFonts w:ascii="Cambria" w:hAnsi="Cambria" w:cs="Cambria"/>
+                <w:color w:val="000000"/>
+              </w:rPr>
+              <w:t xml:space="preserve"> and Lighting Circuits and drawings are created</w:t>
             </w:r>
           </w:p>
         </w:tc>
@@ -11696,13 +12676,31 @@
             <w:tcW w:w="2160" w:type="dxa"/>
           </w:tcPr>
           <w:p>
+            <w:proofErr w:type="spellStart"/>
             <w:r>
               <w:rPr>
                 <w:rFonts w:ascii="Cambria" w:hAnsi="Cambria" w:cs="Cambria"/>
                 <w:color w:val="000000"/>
               </w:rPr>
-              <w:t>Autocad, Revit, Dialux</w:t>
-            </w:r>
+              <w:t>Autocad</w:t>
+            </w:r>
+            <w:proofErr w:type="spellEnd"/>
+            <w:r>
+              <w:rPr>
+                <w:rFonts w:ascii="Cambria" w:hAnsi="Cambria" w:cs="Cambria"/>
+                <w:color w:val="000000"/>
+              </w:rPr>
+              <w:t xml:space="preserve">, Revit, </w:t>
+            </w:r>
+            <w:proofErr w:type="spellStart"/>
+            <w:r>
+              <w:rPr>
+                <w:rFonts w:ascii="Cambria" w:hAnsi="Cambria" w:cs="Cambria"/>
+                <w:color w:val="000000"/>
+              </w:rPr>
+              <w:t>Dialux</w:t>
+            </w:r>
+            <w:proofErr w:type="spellEnd"/>
           </w:p>
         </w:tc>
         <w:tc>
@@ -11771,7 +12769,39 @@
                 <w:rFonts w:ascii="Cambria" w:hAnsi="Cambria" w:cs="Cambria"/>
                 <w:color w:val="000000"/>
               </w:rPr>
-              <w:t>PSS/E and DigSilent are used to perform load flow studies in contingency scenarios of N-1 line outages</w:t>
+              <w:t xml:space="preserve">PSS/E and </w:t>
+            </w:r>
+            <w:proofErr w:type="spellStart"/>
+            <w:r>
+              <w:rPr>
+                <w:rFonts w:ascii="Cambria" w:hAnsi="Cambria" w:cs="Cambria"/>
+                <w:color w:val="000000"/>
+              </w:rPr>
+              <w:t>DigSilent</w:t>
+            </w:r>
+            <w:proofErr w:type="spellEnd"/>
+            <w:r>
+              <w:rPr>
+                <w:rFonts w:ascii="Cambria" w:hAnsi="Cambria" w:cs="Cambria"/>
+                <w:color w:val="000000"/>
+              </w:rPr>
+              <w:t xml:space="preserve"> are used to perform load flow studies in contingency scenarios of N-</w:t>
+            </w:r>
+            <w:proofErr w:type="gramStart"/>
+            <w:r>
+              <w:rPr>
+                <w:rFonts w:ascii="Cambria" w:hAnsi="Cambria" w:cs="Cambria"/>
+                <w:color w:val="000000"/>
+              </w:rPr>
+              <w:t>1 line</w:t>
+            </w:r>
+            <w:proofErr w:type="gramEnd"/>
+            <w:r>
+              <w:rPr>
+                <w:rFonts w:ascii="Cambria" w:hAnsi="Cambria" w:cs="Cambria"/>
+                <w:color w:val="000000"/>
+              </w:rPr>
+              <w:t xml:space="preserve"> outages</w:t>
             </w:r>
           </w:p>
         </w:tc>
@@ -11785,8 +12815,17 @@
                 <w:rFonts w:ascii="Cambria" w:hAnsi="Cambria" w:cs="Cambria"/>
                 <w:color w:val="000000"/>
               </w:rPr>
-              <w:t>PSS/E, Digsilent</w:t>
-            </w:r>
+              <w:t xml:space="preserve">PSS/E, </w:t>
+            </w:r>
+            <w:proofErr w:type="spellStart"/>
+            <w:r>
+              <w:rPr>
+                <w:rFonts w:ascii="Cambria" w:hAnsi="Cambria" w:cs="Cambria"/>
+                <w:color w:val="000000"/>
+              </w:rPr>
+              <w:t>Digsilent</w:t>
+            </w:r>
+            <w:proofErr w:type="spellEnd"/>
           </w:p>
         </w:tc>
         <w:tc>
@@ -11855,7 +12894,7 @@
                 <w:rFonts w:ascii="Cambria" w:hAnsi="Cambria" w:cs="Cambria"/>
                 <w:color w:val="000000"/>
               </w:rPr>
-              <w:t xml:space="preserve">A software native script is developed in C++ to calculate loss of all system in unbalanced conditions and compare the results to figure out trend between rise of </w:t>
+              <w:t xml:space="preserve">A software native script is developed in C++ to calculate loss of all system in unbalanced conditions and compare the results </w:t>
             </w:r>
             <w:r>
               <w:rPr>
@@ -11863,7 +12902,7 @@
                 <w:color w:val="000000"/>
               </w:rPr>
               <w:lastRenderedPageBreak/>
-              <w:t>imbalance and the system loss</w:t>
+              <w:t>to figure out trend between rise of imbalance and the system loss</w:t>
             </w:r>
           </w:p>
         </w:tc>

--- a/portfolio Araz Karimi.docx
+++ b/portfolio Araz Karimi.docx
@@ -1760,7 +1760,6 @@
             <w:shd w:val="clear" w:color="auto" w:fill="auto"/>
             <w:noWrap/>
             <w:vAlign w:val="bottom"/>
-            <w:hideMark/>
           </w:tcPr>
           <w:p>
             <w:pPr>
@@ -1791,7 +1790,6 @@
             <w:shd w:val="clear" w:color="auto" w:fill="auto"/>
             <w:noWrap/>
             <w:vAlign w:val="bottom"/>
-            <w:hideMark/>
           </w:tcPr>
           <w:p>
             <w:pPr>
@@ -1817,31 +1815,28 @@
             <w:tcBorders>
               <w:top w:val="nil"/>
               <w:left w:val="single" w:sz="4" w:space="0" w:color="auto"/>
-              <w:bottom w:val="single" w:sz="4" w:space="0" w:color="auto"/>
+              <w:bottom w:val="nil"/>
               <w:right w:val="nil"/>
             </w:tcBorders>
             <w:shd w:val="clear" w:color="auto" w:fill="auto"/>
             <w:noWrap/>
             <w:vAlign w:val="bottom"/>
-            <w:hideMark/>
-          </w:tcPr>
-          <w:p>
-            <w:pPr>
-              <w:spacing w:after="0" w:line="240" w:lineRule="auto"/>
-              <w:rPr>
-                <w:rFonts w:ascii="Times New Roman" w:eastAsia="Times New Roman" w:hAnsi="Times New Roman" w:cs="Times New Roman"/>
-                <w:color w:val="000000"/>
-              </w:rPr>
-            </w:pPr>
-            <w:proofErr w:type="spellStart"/>
-            <w:r>
-              <w:rPr>
-                <w:rFonts w:ascii="Times New Roman" w:eastAsia="Times New Roman" w:hAnsi="Times New Roman" w:cs="Times New Roman"/>
-                <w:color w:val="000000"/>
-              </w:rPr>
-              <w:t>Mathpower</w:t>
-            </w:r>
-            <w:proofErr w:type="spellEnd"/>
+          </w:tcPr>
+          <w:p>
+            <w:pPr>
+              <w:spacing w:after="0" w:line="240" w:lineRule="auto"/>
+              <w:rPr>
+                <w:rFonts w:ascii="Times New Roman" w:eastAsia="Times New Roman" w:hAnsi="Times New Roman" w:cs="Times New Roman"/>
+                <w:color w:val="000000"/>
+              </w:rPr>
+            </w:pPr>
+            <w:r>
+              <w:rPr>
+                <w:rFonts w:ascii="Times New Roman" w:eastAsia="Times New Roman" w:hAnsi="Times New Roman" w:cs="Times New Roman"/>
+                <w:color w:val="000000"/>
+              </w:rPr>
+              <w:t>CAPE</w:t>
+            </w:r>
           </w:p>
         </w:tc>
         <w:tc>
@@ -1850,12 +1845,11 @@
             <w:tcBorders>
               <w:top w:val="nil"/>
               <w:left w:val="nil"/>
-              <w:bottom w:val="single" w:sz="4" w:space="0" w:color="auto"/>
+              <w:bottom w:val="nil"/>
               <w:right w:val="single" w:sz="4" w:space="0" w:color="auto"/>
             </w:tcBorders>
             <w:shd w:val="clear" w:color="auto" w:fill="auto"/>
             <w:vAlign w:val="center"/>
-            <w:hideMark/>
           </w:tcPr>
           <w:p>
             <w:pPr>
@@ -1871,7 +1865,7 @@
                 <w:rFonts w:ascii="Times New Roman" w:eastAsia="Times New Roman" w:hAnsi="Times New Roman" w:cs="Times New Roman"/>
                 <w:color w:val="000000"/>
               </w:rPr>
-              <w:t>5</w:t>
+              <w:t>4</w:t>
             </w:r>
           </w:p>
         </w:tc>
@@ -1892,7 +1886,6 @@
             <w:shd w:val="clear" w:color="auto" w:fill="auto"/>
             <w:noWrap/>
             <w:vAlign w:val="bottom"/>
-            <w:hideMark/>
           </w:tcPr>
           <w:p>
             <w:pPr>
@@ -1918,12 +1911,73 @@
               <w:top w:val="nil"/>
               <w:left w:val="nil"/>
               <w:bottom w:val="nil"/>
+              <w:right w:val="nil"/>
+            </w:tcBorders>
+            <w:shd w:val="clear" w:color="auto" w:fill="auto"/>
+            <w:noWrap/>
+            <w:vAlign w:val="bottom"/>
+          </w:tcPr>
+          <w:p>
+            <w:pPr>
+              <w:spacing w:after="0" w:line="240" w:lineRule="auto"/>
+              <w:jc w:val="center"/>
+              <w:rPr>
+                <w:rFonts w:ascii="Times New Roman" w:eastAsia="Times New Roman" w:hAnsi="Times New Roman" w:cs="Times New Roman"/>
+                <w:color w:val="000000"/>
+              </w:rPr>
+            </w:pPr>
+            <w:r>
+              <w:rPr>
+                <w:rFonts w:ascii="Times New Roman" w:eastAsia="Times New Roman" w:hAnsi="Times New Roman" w:cs="Times New Roman"/>
+                <w:color w:val="000000"/>
+              </w:rPr>
+              <w:t>5</w:t>
+            </w:r>
+          </w:p>
+        </w:tc>
+        <w:tc>
+          <w:tcPr>
+            <w:tcW w:w="1935" w:type="dxa"/>
+            <w:tcBorders>
+              <w:top w:val="nil"/>
+              <w:left w:val="single" w:sz="4" w:space="0" w:color="auto"/>
+              <w:bottom w:val="nil"/>
+              <w:right w:val="nil"/>
+            </w:tcBorders>
+            <w:shd w:val="clear" w:color="auto" w:fill="auto"/>
+            <w:noWrap/>
+            <w:vAlign w:val="bottom"/>
+          </w:tcPr>
+          <w:p>
+            <w:pPr>
+              <w:spacing w:after="0" w:line="240" w:lineRule="auto"/>
+              <w:rPr>
+                <w:rFonts w:ascii="Times New Roman" w:eastAsia="Times New Roman" w:hAnsi="Times New Roman" w:cs="Times New Roman"/>
+                <w:color w:val="000000"/>
+              </w:rPr>
+            </w:pPr>
+            <w:proofErr w:type="spellStart"/>
+            <w:r>
+              <w:rPr>
+                <w:rFonts w:ascii="Times New Roman" w:eastAsia="Times New Roman" w:hAnsi="Times New Roman" w:cs="Times New Roman"/>
+                <w:color w:val="000000"/>
+              </w:rPr>
+              <w:t>Easypower</w:t>
+            </w:r>
+            <w:proofErr w:type="spellEnd"/>
+          </w:p>
+        </w:tc>
+        <w:tc>
+          <w:tcPr>
+            <w:tcW w:w="717" w:type="dxa"/>
+            <w:tcBorders>
+              <w:top w:val="nil"/>
+              <w:left w:val="nil"/>
+              <w:bottom w:val="nil"/>
               <w:right w:val="single" w:sz="4" w:space="0" w:color="auto"/>
             </w:tcBorders>
             <w:shd w:val="clear" w:color="auto" w:fill="auto"/>
-            <w:noWrap/>
-            <w:vAlign w:val="bottom"/>
-            <w:hideMark/>
+            <w:vAlign w:val="center"/>
           </w:tcPr>
           <w:p>
             <w:pPr>
@@ -1941,55 +1995,6 @@
               </w:rPr>
               <w:t>5</w:t>
             </w:r>
-          </w:p>
-        </w:tc>
-        <w:tc>
-          <w:tcPr>
-            <w:tcW w:w="1935" w:type="dxa"/>
-            <w:tcBorders>
-              <w:top w:val="nil"/>
-              <w:left w:val="nil"/>
-              <w:bottom w:val="nil"/>
-              <w:right w:val="nil"/>
-            </w:tcBorders>
-            <w:shd w:val="clear" w:color="auto" w:fill="auto"/>
-            <w:noWrap/>
-            <w:vAlign w:val="bottom"/>
-            <w:hideMark/>
-          </w:tcPr>
-          <w:p>
-            <w:pPr>
-              <w:spacing w:after="0" w:line="240" w:lineRule="auto"/>
-              <w:jc w:val="center"/>
-              <w:rPr>
-                <w:rFonts w:ascii="Times New Roman" w:eastAsia="Times New Roman" w:hAnsi="Times New Roman" w:cs="Times New Roman"/>
-                <w:color w:val="000000"/>
-              </w:rPr>
-            </w:pPr>
-          </w:p>
-        </w:tc>
-        <w:tc>
-          <w:tcPr>
-            <w:tcW w:w="717" w:type="dxa"/>
-            <w:tcBorders>
-              <w:top w:val="nil"/>
-              <w:left w:val="nil"/>
-              <w:bottom w:val="nil"/>
-              <w:right w:val="nil"/>
-            </w:tcBorders>
-            <w:shd w:val="clear" w:color="auto" w:fill="auto"/>
-            <w:vAlign w:val="center"/>
-            <w:hideMark/>
-          </w:tcPr>
-          <w:p>
-            <w:pPr>
-              <w:spacing w:after="0" w:line="240" w:lineRule="auto"/>
-              <w:rPr>
-                <w:rFonts w:ascii="Times New Roman" w:eastAsia="Times New Roman" w:hAnsi="Times New Roman" w:cs="Times New Roman"/>
-                <w:sz w:val="20"/>
-                <w:szCs w:val="20"/>
-              </w:rPr>
-            </w:pPr>
           </w:p>
         </w:tc>
       </w:tr>
@@ -2009,7 +2014,6 @@
             <w:shd w:val="clear" w:color="auto" w:fill="auto"/>
             <w:noWrap/>
             <w:vAlign w:val="bottom"/>
-            <w:hideMark/>
           </w:tcPr>
           <w:p>
             <w:pPr>
@@ -2035,11 +2039,74 @@
               <w:top w:val="nil"/>
               <w:left w:val="nil"/>
               <w:bottom w:val="nil"/>
+              <w:right w:val="nil"/>
+            </w:tcBorders>
+            <w:shd w:val="clear" w:color="auto" w:fill="auto"/>
+            <w:noWrap/>
+            <w:vAlign w:val="bottom"/>
+          </w:tcPr>
+          <w:p>
+            <w:pPr>
+              <w:spacing w:after="0" w:line="240" w:lineRule="auto"/>
+              <w:jc w:val="center"/>
+              <w:rPr>
+                <w:rFonts w:ascii="Times New Roman" w:eastAsia="Times New Roman" w:hAnsi="Times New Roman" w:cs="Times New Roman"/>
+                <w:color w:val="000000"/>
+              </w:rPr>
+            </w:pPr>
+            <w:r>
+              <w:rPr>
+                <w:rFonts w:ascii="Times New Roman" w:eastAsia="Times New Roman" w:hAnsi="Times New Roman" w:cs="Times New Roman"/>
+                <w:color w:val="000000"/>
+              </w:rPr>
+              <w:t>4.5</w:t>
+            </w:r>
+          </w:p>
+        </w:tc>
+        <w:tc>
+          <w:tcPr>
+            <w:tcW w:w="1935" w:type="dxa"/>
+            <w:tcBorders>
+              <w:top w:val="nil"/>
+              <w:left w:val="single" w:sz="4" w:space="0" w:color="auto"/>
+              <w:bottom w:val="single" w:sz="4" w:space="0" w:color="auto"/>
+              <w:right w:val="nil"/>
+            </w:tcBorders>
+            <w:shd w:val="clear" w:color="auto" w:fill="auto"/>
+            <w:noWrap/>
+            <w:vAlign w:val="bottom"/>
+            <w:hideMark/>
+          </w:tcPr>
+          <w:p>
+            <w:pPr>
+              <w:spacing w:after="0" w:line="240" w:lineRule="auto"/>
+              <w:rPr>
+                <w:rFonts w:ascii="Times New Roman" w:eastAsia="Times New Roman" w:hAnsi="Times New Roman" w:cs="Times New Roman"/>
+                <w:color w:val="000000"/>
+              </w:rPr>
+            </w:pPr>
+            <w:proofErr w:type="spellStart"/>
+            <w:r>
+              <w:rPr>
+                <w:rFonts w:ascii="Times New Roman" w:eastAsia="Times New Roman" w:hAnsi="Times New Roman" w:cs="Times New Roman"/>
+                <w:color w:val="000000"/>
+              </w:rPr>
+              <w:t>Mathpower</w:t>
+            </w:r>
+            <w:proofErr w:type="spellEnd"/>
+          </w:p>
+        </w:tc>
+        <w:tc>
+          <w:tcPr>
+            <w:tcW w:w="717" w:type="dxa"/>
+            <w:tcBorders>
+              <w:top w:val="nil"/>
+              <w:left w:val="nil"/>
+              <w:bottom w:val="single" w:sz="4" w:space="0" w:color="auto"/>
               <w:right w:val="single" w:sz="4" w:space="0" w:color="auto"/>
             </w:tcBorders>
             <w:shd w:val="clear" w:color="auto" w:fill="auto"/>
-            <w:noWrap/>
-            <w:vAlign w:val="bottom"/>
+            <w:vAlign w:val="center"/>
             <w:hideMark/>
           </w:tcPr>
           <w:p>
@@ -2056,57 +2123,8 @@
                 <w:rFonts w:ascii="Times New Roman" w:eastAsia="Times New Roman" w:hAnsi="Times New Roman" w:cs="Times New Roman"/>
                 <w:color w:val="000000"/>
               </w:rPr>
-              <w:t>4.5</w:t>
-            </w:r>
-          </w:p>
-        </w:tc>
-        <w:tc>
-          <w:tcPr>
-            <w:tcW w:w="1935" w:type="dxa"/>
-            <w:tcBorders>
-              <w:top w:val="nil"/>
-              <w:left w:val="nil"/>
-              <w:bottom w:val="nil"/>
-              <w:right w:val="nil"/>
-            </w:tcBorders>
-            <w:shd w:val="clear" w:color="auto" w:fill="auto"/>
-            <w:noWrap/>
-            <w:vAlign w:val="bottom"/>
-            <w:hideMark/>
-          </w:tcPr>
-          <w:p>
-            <w:pPr>
-              <w:spacing w:after="0" w:line="240" w:lineRule="auto"/>
-              <w:jc w:val="center"/>
-              <w:rPr>
-                <w:rFonts w:ascii="Times New Roman" w:eastAsia="Times New Roman" w:hAnsi="Times New Roman" w:cs="Times New Roman"/>
-                <w:color w:val="000000"/>
-              </w:rPr>
-            </w:pPr>
-          </w:p>
-        </w:tc>
-        <w:tc>
-          <w:tcPr>
-            <w:tcW w:w="717" w:type="dxa"/>
-            <w:tcBorders>
-              <w:top w:val="nil"/>
-              <w:left w:val="nil"/>
-              <w:bottom w:val="nil"/>
-              <w:right w:val="nil"/>
-            </w:tcBorders>
-            <w:shd w:val="clear" w:color="auto" w:fill="auto"/>
-            <w:vAlign w:val="center"/>
-            <w:hideMark/>
-          </w:tcPr>
-          <w:p>
-            <w:pPr>
-              <w:spacing w:after="0" w:line="240" w:lineRule="auto"/>
-              <w:rPr>
-                <w:rFonts w:ascii="Times New Roman" w:eastAsia="Times New Roman" w:hAnsi="Times New Roman" w:cs="Times New Roman"/>
-                <w:sz w:val="20"/>
-                <w:szCs w:val="20"/>
-              </w:rPr>
-            </w:pPr>
+              <w:t>5</w:t>
+            </w:r>
           </w:p>
         </w:tc>
       </w:tr>
@@ -2126,7 +2144,6 @@
             <w:shd w:val="clear" w:color="auto" w:fill="auto"/>
             <w:noWrap/>
             <w:vAlign w:val="bottom"/>
-            <w:hideMark/>
           </w:tcPr>
           <w:p>
             <w:pPr>
@@ -2157,7 +2174,6 @@
             <w:shd w:val="clear" w:color="auto" w:fill="auto"/>
             <w:noWrap/>
             <w:vAlign w:val="bottom"/>
-            <w:hideMark/>
           </w:tcPr>
           <w:p>
             <w:pPr>
@@ -2243,7 +2259,6 @@
             <w:shd w:val="clear" w:color="auto" w:fill="auto"/>
             <w:noWrap/>
             <w:vAlign w:val="bottom"/>
-            <w:hideMark/>
           </w:tcPr>
           <w:p>
             <w:pPr>
@@ -2274,7 +2289,6 @@
             <w:shd w:val="clear" w:color="auto" w:fill="auto"/>
             <w:noWrap/>
             <w:vAlign w:val="bottom"/>
-            <w:hideMark/>
           </w:tcPr>
           <w:p>
             <w:pPr>
@@ -2360,7 +2374,6 @@
             <w:shd w:val="clear" w:color="auto" w:fill="auto"/>
             <w:noWrap/>
             <w:vAlign w:val="bottom"/>
-            <w:hideMark/>
           </w:tcPr>
           <w:p>
             <w:pPr>
@@ -2400,7 +2413,6 @@
             <w:shd w:val="clear" w:color="auto" w:fill="auto"/>
             <w:noWrap/>
             <w:vAlign w:val="bottom"/>
-            <w:hideMark/>
           </w:tcPr>
           <w:p>
             <w:pPr>
@@ -2486,7 +2498,6 @@
             <w:shd w:val="clear" w:color="auto" w:fill="auto"/>
             <w:noWrap/>
             <w:vAlign w:val="bottom"/>
-            <w:hideMark/>
           </w:tcPr>
           <w:p>
             <w:pPr>
@@ -2526,7 +2537,6 @@
             <w:shd w:val="clear" w:color="auto" w:fill="auto"/>
             <w:noWrap/>
             <w:vAlign w:val="bottom"/>
-            <w:hideMark/>
           </w:tcPr>
           <w:p>
             <w:pPr>
@@ -2612,7 +2622,6 @@
             <w:shd w:val="clear" w:color="auto" w:fill="auto"/>
             <w:noWrap/>
             <w:vAlign w:val="bottom"/>
-            <w:hideMark/>
           </w:tcPr>
           <w:p>
             <w:pPr>
@@ -2643,7 +2652,6 @@
             <w:shd w:val="clear" w:color="auto" w:fill="auto"/>
             <w:noWrap/>
             <w:vAlign w:val="bottom"/>
-            <w:hideMark/>
           </w:tcPr>
           <w:p>
             <w:pPr>
@@ -2729,7 +2737,6 @@
             <w:shd w:val="clear" w:color="auto" w:fill="auto"/>
             <w:noWrap/>
             <w:vAlign w:val="bottom"/>
-            <w:hideMark/>
           </w:tcPr>
           <w:p>
             <w:pPr>
@@ -2760,7 +2767,6 @@
             <w:shd w:val="clear" w:color="auto" w:fill="auto"/>
             <w:noWrap/>
             <w:vAlign w:val="bottom"/>
-            <w:hideMark/>
           </w:tcPr>
           <w:p>
             <w:pPr>
@@ -2846,7 +2852,6 @@
             <w:shd w:val="clear" w:color="auto" w:fill="auto"/>
             <w:noWrap/>
             <w:vAlign w:val="bottom"/>
-            <w:hideMark/>
           </w:tcPr>
           <w:p>
             <w:pPr>
@@ -2877,7 +2882,6 @@
             <w:shd w:val="clear" w:color="auto" w:fill="auto"/>
             <w:noWrap/>
             <w:vAlign w:val="bottom"/>
-            <w:hideMark/>
           </w:tcPr>
           <w:p>
             <w:pPr>
@@ -2963,7 +2967,6 @@
             <w:shd w:val="clear" w:color="auto" w:fill="auto"/>
             <w:noWrap/>
             <w:vAlign w:val="bottom"/>
-            <w:hideMark/>
           </w:tcPr>
           <w:p>
             <w:pPr>
@@ -3003,7 +3006,6 @@
             <w:shd w:val="clear" w:color="auto" w:fill="auto"/>
             <w:noWrap/>
             <w:vAlign w:val="bottom"/>
-            <w:hideMark/>
           </w:tcPr>
           <w:p>
             <w:pPr>
@@ -3082,45 +3084,43 @@
             <w:tcW w:w="2737" w:type="dxa"/>
             <w:tcBorders>
               <w:top w:val="nil"/>
+              <w:left w:val="single" w:sz="4" w:space="0" w:color="auto"/>
+              <w:bottom w:val="nil"/>
+              <w:right w:val="nil"/>
+            </w:tcBorders>
+            <w:shd w:val="clear" w:color="auto" w:fill="auto"/>
+            <w:noWrap/>
+            <w:vAlign w:val="bottom"/>
+          </w:tcPr>
+          <w:p>
+            <w:pPr>
+              <w:spacing w:after="0" w:line="240" w:lineRule="auto"/>
+              <w:rPr>
+                <w:rFonts w:ascii="Times New Roman" w:eastAsia="Times New Roman" w:hAnsi="Times New Roman" w:cs="Times New Roman"/>
+                <w:color w:val="000000"/>
+              </w:rPr>
+            </w:pPr>
+            <w:r>
+              <w:rPr>
+                <w:rFonts w:ascii="Times New Roman" w:eastAsia="Times New Roman" w:hAnsi="Times New Roman" w:cs="Times New Roman"/>
+                <w:color w:val="000000"/>
+              </w:rPr>
+              <w:t>EV integration</w:t>
+            </w:r>
+          </w:p>
+        </w:tc>
+        <w:tc>
+          <w:tcPr>
+            <w:tcW w:w="717" w:type="dxa"/>
+            <w:tcBorders>
+              <w:top w:val="nil"/>
               <w:left w:val="nil"/>
               <w:bottom w:val="nil"/>
-              <w:right w:val="nil"/>
+              <w:right w:val="single" w:sz="4" w:space="0" w:color="auto"/>
             </w:tcBorders>
             <w:shd w:val="clear" w:color="auto" w:fill="auto"/>
             <w:noWrap/>
             <w:vAlign w:val="bottom"/>
-            <w:hideMark/>
-          </w:tcPr>
-          <w:p>
-            <w:pPr>
-              <w:spacing w:after="0" w:line="240" w:lineRule="auto"/>
-              <w:rPr>
-                <w:rFonts w:ascii="Times New Roman" w:eastAsia="Times New Roman" w:hAnsi="Times New Roman" w:cs="Times New Roman"/>
-                <w:color w:val="000000"/>
-              </w:rPr>
-            </w:pPr>
-            <w:r>
-              <w:rPr>
-                <w:rFonts w:ascii="Times New Roman" w:eastAsia="Times New Roman" w:hAnsi="Times New Roman" w:cs="Times New Roman"/>
-                <w:color w:val="000000"/>
-              </w:rPr>
-              <w:t>EV integration</w:t>
-            </w:r>
-          </w:p>
-        </w:tc>
-        <w:tc>
-          <w:tcPr>
-            <w:tcW w:w="717" w:type="dxa"/>
-            <w:tcBorders>
-              <w:top w:val="nil"/>
-              <w:left w:val="nil"/>
-              <w:bottom w:val="nil"/>
-              <w:right w:val="single" w:sz="4" w:space="0" w:color="auto"/>
-            </w:tcBorders>
-            <w:shd w:val="clear" w:color="auto" w:fill="auto"/>
-            <w:noWrap/>
-            <w:vAlign w:val="bottom"/>
-            <w:hideMark/>
           </w:tcPr>
           <w:p>
             <w:pPr>
@@ -3199,47 +3199,45 @@
             <w:tcW w:w="2737" w:type="dxa"/>
             <w:tcBorders>
               <w:top w:val="nil"/>
+              <w:left w:val="single" w:sz="4" w:space="0" w:color="auto"/>
+              <w:bottom w:val="nil"/>
+              <w:right w:val="nil"/>
+            </w:tcBorders>
+            <w:shd w:val="clear" w:color="auto" w:fill="auto"/>
+            <w:noWrap/>
+            <w:vAlign w:val="bottom"/>
+          </w:tcPr>
+          <w:p>
+            <w:pPr>
+              <w:spacing w:after="0" w:line="240" w:lineRule="auto"/>
+              <w:rPr>
+                <w:rFonts w:ascii="Times New Roman" w:eastAsia="Times New Roman" w:hAnsi="Times New Roman" w:cs="Times New Roman"/>
+                <w:color w:val="000000"/>
+              </w:rPr>
+            </w:pPr>
+            <w:proofErr w:type="gramStart"/>
+            <w:r>
+              <w:rPr>
+                <w:rFonts w:ascii="Times New Roman" w:eastAsia="Times New Roman" w:hAnsi="Times New Roman" w:cs="Times New Roman"/>
+                <w:color w:val="000000"/>
+              </w:rPr>
+              <w:t>NERC  Compliance</w:t>
+            </w:r>
+            <w:proofErr w:type="gramEnd"/>
+          </w:p>
+        </w:tc>
+        <w:tc>
+          <w:tcPr>
+            <w:tcW w:w="717" w:type="dxa"/>
+            <w:tcBorders>
+              <w:top w:val="nil"/>
               <w:left w:val="nil"/>
               <w:bottom w:val="nil"/>
-              <w:right w:val="nil"/>
+              <w:right w:val="single" w:sz="4" w:space="0" w:color="auto"/>
             </w:tcBorders>
             <w:shd w:val="clear" w:color="auto" w:fill="auto"/>
             <w:noWrap/>
             <w:vAlign w:val="bottom"/>
-            <w:hideMark/>
-          </w:tcPr>
-          <w:p>
-            <w:pPr>
-              <w:spacing w:after="0" w:line="240" w:lineRule="auto"/>
-              <w:rPr>
-                <w:rFonts w:ascii="Times New Roman" w:eastAsia="Times New Roman" w:hAnsi="Times New Roman" w:cs="Times New Roman"/>
-                <w:color w:val="000000"/>
-              </w:rPr>
-            </w:pPr>
-            <w:proofErr w:type="gramStart"/>
-            <w:r>
-              <w:rPr>
-                <w:rFonts w:ascii="Times New Roman" w:eastAsia="Times New Roman" w:hAnsi="Times New Roman" w:cs="Times New Roman"/>
-                <w:color w:val="000000"/>
-              </w:rPr>
-              <w:t>NERC  Compliance</w:t>
-            </w:r>
-            <w:proofErr w:type="gramEnd"/>
-          </w:p>
-        </w:tc>
-        <w:tc>
-          <w:tcPr>
-            <w:tcW w:w="717" w:type="dxa"/>
-            <w:tcBorders>
-              <w:top w:val="nil"/>
-              <w:left w:val="nil"/>
-              <w:bottom w:val="nil"/>
-              <w:right w:val="single" w:sz="4" w:space="0" w:color="auto"/>
-            </w:tcBorders>
-            <w:shd w:val="clear" w:color="auto" w:fill="auto"/>
-            <w:noWrap/>
-            <w:vAlign w:val="bottom"/>
-            <w:hideMark/>
           </w:tcPr>
           <w:p>
             <w:pPr>
@@ -3386,6 +3384,7 @@
             <w:shd w:val="clear" w:color="auto" w:fill="auto"/>
             <w:noWrap/>
             <w:vAlign w:val="bottom"/>
+            <w:hideMark/>
           </w:tcPr>
           <w:p>
             <w:pPr>
@@ -3409,6 +3408,7 @@
             </w:tcBorders>
             <w:shd w:val="clear" w:color="auto" w:fill="auto"/>
             <w:vAlign w:val="center"/>
+            <w:hideMark/>
           </w:tcPr>
           <w:p>
             <w:pPr>
@@ -3431,14 +3431,13 @@
             <w:tcW w:w="2737" w:type="dxa"/>
             <w:tcBorders>
               <w:top w:val="nil"/>
-              <w:left w:val="single" w:sz="4" w:space="0" w:color="auto"/>
-              <w:bottom w:val="single" w:sz="4" w:space="0" w:color="auto"/>
+              <w:left w:val="nil"/>
+              <w:bottom w:val="nil"/>
               <w:right w:val="nil"/>
             </w:tcBorders>
             <w:shd w:val="clear" w:color="auto" w:fill="auto"/>
             <w:noWrap/>
             <w:vAlign w:val="bottom"/>
-            <w:hideMark/>
           </w:tcPr>
           <w:p>
             <w:pPr>
@@ -3463,13 +3462,12 @@
             <w:tcBorders>
               <w:top w:val="nil"/>
               <w:left w:val="nil"/>
-              <w:bottom w:val="single" w:sz="4" w:space="0" w:color="auto"/>
+              <w:bottom w:val="nil"/>
               <w:right w:val="single" w:sz="4" w:space="0" w:color="auto"/>
             </w:tcBorders>
             <w:shd w:val="clear" w:color="auto" w:fill="auto"/>
             <w:noWrap/>
             <w:vAlign w:val="bottom"/>
-            <w:hideMark/>
           </w:tcPr>
           <w:p>
             <w:pPr>

--- a/portfolio Araz Karimi.docx
+++ b/portfolio Araz Karimi.docx
@@ -4921,7 +4921,6 @@
             <w:shd w:val="clear" w:color="auto" w:fill="auto"/>
             <w:noWrap/>
             <w:vAlign w:val="bottom"/>
-            <w:hideMark/>
           </w:tcPr>
           <w:p>
             <w:pPr>
@@ -4947,12 +4946,11 @@
               <w:top w:val="nil"/>
               <w:left w:val="nil"/>
               <w:bottom w:val="nil"/>
-              <w:right w:val="single" w:sz="4" w:space="0" w:color="auto"/>
+              <w:right w:val="nil"/>
             </w:tcBorders>
             <w:shd w:val="clear" w:color="auto" w:fill="auto"/>
             <w:noWrap/>
             <w:vAlign w:val="bottom"/>
-            <w:hideMark/>
           </w:tcPr>
           <w:p>
             <w:pPr>
@@ -4977,14 +4975,50 @@
             <w:tcW w:w="1341" w:type="dxa"/>
             <w:tcBorders>
               <w:top w:val="nil"/>
+              <w:left w:val="single" w:sz="4" w:space="0" w:color="auto"/>
+              <w:bottom w:val="single" w:sz="4" w:space="0" w:color="auto"/>
+              <w:right w:val="nil"/>
+            </w:tcBorders>
+            <w:shd w:val="clear" w:color="auto" w:fill="auto"/>
+            <w:noWrap/>
+            <w:vAlign w:val="bottom"/>
+          </w:tcPr>
+          <w:p>
+            <w:pPr>
+              <w:spacing w:after="0" w:line="240" w:lineRule="auto"/>
+              <w:rPr>
+                <w:rFonts w:ascii="Times New Roman" w:eastAsia="Times New Roman" w:hAnsi="Times New Roman" w:cs="Times New Roman"/>
+                <w:color w:val="000000"/>
+              </w:rPr>
+            </w:pPr>
+            <w:r>
+              <w:rPr>
+                <w:rFonts w:ascii="Times New Roman" w:eastAsia="Times New Roman" w:hAnsi="Times New Roman" w:cs="Times New Roman"/>
+                <w:color w:val="000000"/>
+              </w:rPr>
+              <w:t>E</w:t>
+            </w:r>
+            <w:r>
+              <w:rPr>
+                <w:rFonts w:ascii="Times New Roman" w:eastAsia="Times New Roman" w:hAnsi="Times New Roman" w:cs="Times New Roman"/>
+                <w:color w:val="000000"/>
+              </w:rPr>
+              <w:t>TABS</w:t>
+            </w:r>
+          </w:p>
+        </w:tc>
+        <w:tc>
+          <w:tcPr>
+            <w:tcW w:w="717" w:type="dxa"/>
+            <w:tcBorders>
+              <w:top w:val="nil"/>
               <w:left w:val="nil"/>
-              <w:bottom w:val="nil"/>
+              <w:bottom w:val="single" w:sz="4" w:space="0" w:color="auto"/>
               <w:right w:val="nil"/>
             </w:tcBorders>
             <w:shd w:val="clear" w:color="auto" w:fill="auto"/>
             <w:noWrap/>
-            <w:vAlign w:val="bottom"/>
-            <w:hideMark/>
+            <w:vAlign w:val="center"/>
           </w:tcPr>
           <w:p>
             <w:pPr>
@@ -4995,31 +5029,13 @@
                 <w:color w:val="000000"/>
               </w:rPr>
             </w:pPr>
-          </w:p>
-        </w:tc>
-        <w:tc>
-          <w:tcPr>
-            <w:tcW w:w="717" w:type="dxa"/>
-            <w:tcBorders>
-              <w:top w:val="nil"/>
-              <w:left w:val="nil"/>
-              <w:bottom w:val="nil"/>
-              <w:right w:val="nil"/>
-            </w:tcBorders>
-            <w:shd w:val="clear" w:color="auto" w:fill="auto"/>
-            <w:noWrap/>
-            <w:vAlign w:val="center"/>
-            <w:hideMark/>
-          </w:tcPr>
-          <w:p>
-            <w:pPr>
-              <w:spacing w:after="0" w:line="240" w:lineRule="auto"/>
-              <w:rPr>
-                <w:rFonts w:ascii="Times New Roman" w:eastAsia="Times New Roman" w:hAnsi="Times New Roman" w:cs="Times New Roman"/>
-                <w:sz w:val="20"/>
-                <w:szCs w:val="20"/>
-              </w:rPr>
-            </w:pPr>
+            <w:r>
+              <w:rPr>
+                <w:rFonts w:ascii="Times New Roman" w:eastAsia="Times New Roman" w:hAnsi="Times New Roman" w:cs="Times New Roman"/>
+                <w:color w:val="000000"/>
+              </w:rPr>
+              <w:t>3</w:t>
+            </w:r>
           </w:p>
         </w:tc>
       </w:tr>
@@ -5039,7 +5055,6 @@
             <w:shd w:val="clear" w:color="auto" w:fill="auto"/>
             <w:noWrap/>
             <w:vAlign w:val="bottom"/>
-            <w:hideMark/>
           </w:tcPr>
           <w:p>
             <w:pPr>
@@ -5070,7 +5085,6 @@
             <w:shd w:val="clear" w:color="auto" w:fill="auto"/>
             <w:noWrap/>
             <w:vAlign w:val="bottom"/>
-            <w:hideMark/>
           </w:tcPr>
           <w:p>
             <w:pPr>
@@ -5157,7 +5171,6 @@
             <w:shd w:val="clear" w:color="auto" w:fill="auto"/>
             <w:noWrap/>
             <w:vAlign w:val="bottom"/>
-            <w:hideMark/>
           </w:tcPr>
           <w:p>
             <w:pPr>
@@ -5188,7 +5201,6 @@
             <w:shd w:val="clear" w:color="auto" w:fill="auto"/>
             <w:noWrap/>
             <w:vAlign w:val="bottom"/>
-            <w:hideMark/>
           </w:tcPr>
           <w:p>
             <w:pPr>
@@ -5275,7 +5287,6 @@
             <w:shd w:val="clear" w:color="auto" w:fill="auto"/>
             <w:noWrap/>
             <w:vAlign w:val="bottom"/>
-            <w:hideMark/>
           </w:tcPr>
           <w:p>
             <w:pPr>
@@ -5306,7 +5317,6 @@
             <w:shd w:val="clear" w:color="auto" w:fill="auto"/>
             <w:noWrap/>
             <w:vAlign w:val="bottom"/>
-            <w:hideMark/>
           </w:tcPr>
           <w:p>
             <w:pPr>
@@ -5386,14 +5396,13 @@
             <w:tcW w:w="4372" w:type="dxa"/>
             <w:tcBorders>
               <w:top w:val="nil"/>
-              <w:left w:val="single" w:sz="4" w:space="0" w:color="auto"/>
+              <w:left w:val="nil"/>
               <w:bottom w:val="nil"/>
               <w:right w:val="nil"/>
             </w:tcBorders>
             <w:shd w:val="clear" w:color="auto" w:fill="auto"/>
             <w:noWrap/>
             <w:vAlign w:val="bottom"/>
-            <w:hideMark/>
           </w:tcPr>
           <w:p>
             <w:pPr>
@@ -5424,7 +5433,6 @@
             <w:shd w:val="clear" w:color="auto" w:fill="auto"/>
             <w:noWrap/>
             <w:vAlign w:val="bottom"/>
-            <w:hideMark/>
           </w:tcPr>
           <w:p>
             <w:pPr>
@@ -5511,7 +5519,6 @@
             <w:shd w:val="clear" w:color="auto" w:fill="auto"/>
             <w:noWrap/>
             <w:vAlign w:val="bottom"/>
-            <w:hideMark/>
           </w:tcPr>
           <w:p>
             <w:pPr>
@@ -5542,7 +5549,6 @@
             <w:shd w:val="clear" w:color="auto" w:fill="auto"/>
             <w:noWrap/>
             <w:vAlign w:val="bottom"/>
-            <w:hideMark/>
           </w:tcPr>
           <w:p>
             <w:pPr>
@@ -5629,7 +5635,6 @@
             <w:shd w:val="clear" w:color="auto" w:fill="auto"/>
             <w:noWrap/>
             <w:vAlign w:val="bottom"/>
-            <w:hideMark/>
           </w:tcPr>
           <w:p>
             <w:pPr>
@@ -5660,7 +5665,6 @@
             <w:shd w:val="clear" w:color="auto" w:fill="auto"/>
             <w:noWrap/>
             <w:vAlign w:val="bottom"/>
-            <w:hideMark/>
           </w:tcPr>
           <w:p>
             <w:pPr>
@@ -5747,7 +5751,6 @@
             <w:shd w:val="clear" w:color="auto" w:fill="auto"/>
             <w:noWrap/>
             <w:vAlign w:val="bottom"/>
-            <w:hideMark/>
           </w:tcPr>
           <w:p>
             <w:pPr>
@@ -5778,7 +5781,6 @@
             <w:shd w:val="clear" w:color="auto" w:fill="auto"/>
             <w:noWrap/>
             <w:vAlign w:val="bottom"/>
-            <w:hideMark/>
           </w:tcPr>
           <w:p>
             <w:pPr>
@@ -5865,7 +5867,6 @@
             <w:shd w:val="clear" w:color="auto" w:fill="auto"/>
             <w:noWrap/>
             <w:vAlign w:val="bottom"/>
-            <w:hideMark/>
           </w:tcPr>
           <w:p>
             <w:pPr>
@@ -5896,7 +5897,6 @@
             <w:shd w:val="clear" w:color="auto" w:fill="auto"/>
             <w:noWrap/>
             <w:vAlign w:val="bottom"/>
-            <w:hideMark/>
           </w:tcPr>
           <w:p>
             <w:pPr>
@@ -5983,7 +5983,6 @@
             <w:shd w:val="clear" w:color="auto" w:fill="auto"/>
             <w:noWrap/>
             <w:vAlign w:val="bottom"/>
-            <w:hideMark/>
           </w:tcPr>
           <w:p>
             <w:pPr>
@@ -6014,7 +6013,6 @@
             <w:shd w:val="clear" w:color="auto" w:fill="auto"/>
             <w:noWrap/>
             <w:vAlign w:val="bottom"/>
-            <w:hideMark/>
           </w:tcPr>
           <w:p>
             <w:pPr>
@@ -6101,7 +6099,6 @@
             <w:shd w:val="clear" w:color="auto" w:fill="auto"/>
             <w:noWrap/>
             <w:vAlign w:val="bottom"/>
-            <w:hideMark/>
           </w:tcPr>
           <w:p>
             <w:pPr>
@@ -6141,7 +6138,6 @@
             <w:shd w:val="clear" w:color="auto" w:fill="auto"/>
             <w:noWrap/>
             <w:vAlign w:val="bottom"/>
-            <w:hideMark/>
           </w:tcPr>
           <w:p>
             <w:pPr>
@@ -6228,7 +6224,6 @@
             <w:shd w:val="clear" w:color="auto" w:fill="auto"/>
             <w:noWrap/>
             <w:vAlign w:val="bottom"/>
-            <w:hideMark/>
           </w:tcPr>
           <w:p>
             <w:pPr>
@@ -6259,7 +6254,6 @@
             <w:shd w:val="clear" w:color="auto" w:fill="auto"/>
             <w:noWrap/>
             <w:vAlign w:val="bottom"/>
-            <w:hideMark/>
           </w:tcPr>
           <w:p>
             <w:pPr>
@@ -6346,7 +6340,6 @@
             <w:shd w:val="clear" w:color="auto" w:fill="auto"/>
             <w:noWrap/>
             <w:vAlign w:val="bottom"/>
-            <w:hideMark/>
           </w:tcPr>
           <w:p>
             <w:pPr>
@@ -6377,7 +6370,6 @@
             <w:shd w:val="clear" w:color="auto" w:fill="auto"/>
             <w:noWrap/>
             <w:vAlign w:val="bottom"/>
-            <w:hideMark/>
           </w:tcPr>
           <w:p>
             <w:pPr>
@@ -6464,7 +6456,6 @@
             <w:shd w:val="clear" w:color="auto" w:fill="auto"/>
             <w:noWrap/>
             <w:vAlign w:val="bottom"/>
-            <w:hideMark/>
           </w:tcPr>
           <w:p>
             <w:pPr>
@@ -6495,7 +6486,6 @@
             <w:shd w:val="clear" w:color="auto" w:fill="auto"/>
             <w:noWrap/>
             <w:vAlign w:val="bottom"/>
-            <w:hideMark/>
           </w:tcPr>
           <w:p>
             <w:pPr>
@@ -6582,7 +6572,6 @@
             <w:shd w:val="clear" w:color="auto" w:fill="auto"/>
             <w:noWrap/>
             <w:vAlign w:val="bottom"/>
-            <w:hideMark/>
           </w:tcPr>
           <w:p>
             <w:pPr>
@@ -6613,7 +6602,6 @@
             <w:shd w:val="clear" w:color="auto" w:fill="auto"/>
             <w:noWrap/>
             <w:vAlign w:val="bottom"/>
-            <w:hideMark/>
           </w:tcPr>
           <w:p>
             <w:pPr>
@@ -6700,7 +6688,6 @@
             <w:shd w:val="clear" w:color="auto" w:fill="auto"/>
             <w:noWrap/>
             <w:vAlign w:val="bottom"/>
-            <w:hideMark/>
           </w:tcPr>
           <w:p>
             <w:pPr>
@@ -6731,7 +6718,6 @@
             <w:shd w:val="clear" w:color="auto" w:fill="auto"/>
             <w:noWrap/>
             <w:vAlign w:val="bottom"/>
-            <w:hideMark/>
           </w:tcPr>
           <w:p>
             <w:pPr>
@@ -6818,7 +6804,6 @@
             <w:shd w:val="clear" w:color="auto" w:fill="auto"/>
             <w:noWrap/>
             <w:vAlign w:val="bottom"/>
-            <w:hideMark/>
           </w:tcPr>
           <w:p>
             <w:pPr>
@@ -6849,7 +6834,6 @@
             <w:shd w:val="clear" w:color="auto" w:fill="auto"/>
             <w:noWrap/>
             <w:vAlign w:val="bottom"/>
-            <w:hideMark/>
           </w:tcPr>
           <w:p>
             <w:pPr>
@@ -6936,7 +6920,6 @@
             <w:shd w:val="clear" w:color="auto" w:fill="auto"/>
             <w:noWrap/>
             <w:vAlign w:val="bottom"/>
-            <w:hideMark/>
           </w:tcPr>
           <w:p>
             <w:pPr>
@@ -6967,7 +6950,6 @@
             <w:shd w:val="clear" w:color="auto" w:fill="auto"/>
             <w:noWrap/>
             <w:vAlign w:val="bottom"/>
-            <w:hideMark/>
           </w:tcPr>
           <w:p>
             <w:pPr>
@@ -7054,7 +7036,6 @@
             <w:shd w:val="clear" w:color="auto" w:fill="auto"/>
             <w:noWrap/>
             <w:vAlign w:val="bottom"/>
-            <w:hideMark/>
           </w:tcPr>
           <w:p>
             <w:pPr>
@@ -7085,7 +7066,6 @@
             <w:shd w:val="clear" w:color="auto" w:fill="auto"/>
             <w:noWrap/>
             <w:vAlign w:val="bottom"/>
-            <w:hideMark/>
           </w:tcPr>
           <w:p>
             <w:pPr>
@@ -7172,7 +7152,6 @@
             <w:shd w:val="clear" w:color="auto" w:fill="auto"/>
             <w:noWrap/>
             <w:vAlign w:val="bottom"/>
-            <w:hideMark/>
           </w:tcPr>
           <w:p>
             <w:pPr>
@@ -7203,7 +7182,6 @@
             <w:shd w:val="clear" w:color="auto" w:fill="auto"/>
             <w:noWrap/>
             <w:vAlign w:val="bottom"/>
-            <w:hideMark/>
           </w:tcPr>
           <w:p>
             <w:pPr>
@@ -7290,7 +7268,6 @@
             <w:shd w:val="clear" w:color="auto" w:fill="auto"/>
             <w:noWrap/>
             <w:vAlign w:val="bottom"/>
-            <w:hideMark/>
           </w:tcPr>
           <w:p>
             <w:pPr>
@@ -7321,7 +7298,6 @@
             <w:shd w:val="clear" w:color="auto" w:fill="auto"/>
             <w:noWrap/>
             <w:vAlign w:val="bottom"/>
-            <w:hideMark/>
           </w:tcPr>
           <w:p>
             <w:pPr>
@@ -7408,7 +7384,6 @@
             <w:shd w:val="clear" w:color="auto" w:fill="auto"/>
             <w:noWrap/>
             <w:vAlign w:val="bottom"/>
-            <w:hideMark/>
           </w:tcPr>
           <w:p>
             <w:pPr>
@@ -7439,7 +7414,6 @@
             <w:shd w:val="clear" w:color="auto" w:fill="auto"/>
             <w:noWrap/>
             <w:vAlign w:val="bottom"/>
-            <w:hideMark/>
           </w:tcPr>
           <w:p>
             <w:pPr>
@@ -7526,7 +7500,6 @@
             <w:shd w:val="clear" w:color="auto" w:fill="auto"/>
             <w:noWrap/>
             <w:vAlign w:val="bottom"/>
-            <w:hideMark/>
           </w:tcPr>
           <w:p>
             <w:pPr>
@@ -7557,7 +7530,6 @@
             <w:shd w:val="clear" w:color="auto" w:fill="auto"/>
             <w:noWrap/>
             <w:vAlign w:val="bottom"/>
-            <w:hideMark/>
           </w:tcPr>
           <w:p>
             <w:pPr>
@@ -7638,13 +7610,12 @@
             <w:tcBorders>
               <w:top w:val="nil"/>
               <w:left w:val="single" w:sz="4" w:space="0" w:color="auto"/>
-              <w:bottom w:val="single" w:sz="4" w:space="0" w:color="auto"/>
+              <w:bottom w:val="nil"/>
               <w:right w:val="nil"/>
             </w:tcBorders>
             <w:shd w:val="clear" w:color="auto" w:fill="auto"/>
             <w:noWrap/>
             <w:vAlign w:val="bottom"/>
-            <w:hideMark/>
           </w:tcPr>
           <w:p>
             <w:pPr>
@@ -7669,13 +7640,12 @@
             <w:tcBorders>
               <w:top w:val="nil"/>
               <w:left w:val="nil"/>
-              <w:bottom w:val="single" w:sz="4" w:space="0" w:color="auto"/>
+              <w:bottom w:val="nil"/>
               <w:right w:val="single" w:sz="4" w:space="0" w:color="auto"/>
             </w:tcBorders>
             <w:shd w:val="clear" w:color="auto" w:fill="auto"/>
             <w:noWrap/>
             <w:vAlign w:val="bottom"/>
-            <w:hideMark/>
           </w:tcPr>
           <w:p>
             <w:pPr>
@@ -11621,6 +11591,7 @@
                 <w:rFonts w:ascii="Cambria" w:hAnsi="Cambria" w:cs="Cambria"/>
                 <w:color w:val="000000"/>
               </w:rPr>
+              <w:lastRenderedPageBreak/>
               <w:t xml:space="preserve">Power System Blog web application using React </w:t>
             </w:r>
             <w:proofErr w:type="spellStart"/>

--- a/portfolio Araz Karimi.docx
+++ b/portfolio Araz Karimi.docx
@@ -784,21 +784,12 @@
                 <w:color w:val="000000"/>
               </w:rPr>
             </w:pPr>
-            <w:proofErr w:type="spellStart"/>
-            <w:r>
-              <w:rPr>
-                <w:rFonts w:ascii="Times New Roman" w:eastAsia="Times New Roman" w:hAnsi="Times New Roman" w:cs="Times New Roman"/>
-                <w:color w:val="000000"/>
-              </w:rPr>
-              <w:t>PowerGEM</w:t>
-            </w:r>
-            <w:proofErr w:type="spellEnd"/>
-            <w:r>
-              <w:rPr>
-                <w:rFonts w:ascii="Times New Roman" w:eastAsia="Times New Roman" w:hAnsi="Times New Roman" w:cs="Times New Roman"/>
-                <w:color w:val="000000"/>
-              </w:rPr>
-              <w:t xml:space="preserve"> TARA</w:t>
+            <w:r>
+              <w:rPr>
+                <w:rFonts w:ascii="Times New Roman" w:eastAsia="Times New Roman" w:hAnsi="Times New Roman" w:cs="Times New Roman"/>
+                <w:color w:val="000000"/>
+              </w:rPr>
+              <w:t>PowerGEM TARA</w:t>
             </w:r>
           </w:p>
         </w:tc>
@@ -1956,7 +1947,6 @@
                 <w:color w:val="000000"/>
               </w:rPr>
             </w:pPr>
-            <w:proofErr w:type="spellStart"/>
             <w:r>
               <w:rPr>
                 <w:rFonts w:ascii="Times New Roman" w:eastAsia="Times New Roman" w:hAnsi="Times New Roman" w:cs="Times New Roman"/>
@@ -1964,7 +1954,6 @@
               </w:rPr>
               <w:t>Easypower</w:t>
             </w:r>
-            <w:proofErr w:type="spellEnd"/>
           </w:p>
         </w:tc>
         <w:tc>
@@ -2085,7 +2074,6 @@
                 <w:color w:val="000000"/>
               </w:rPr>
             </w:pPr>
-            <w:proofErr w:type="spellStart"/>
             <w:r>
               <w:rPr>
                 <w:rFonts w:ascii="Times New Roman" w:eastAsia="Times New Roman" w:hAnsi="Times New Roman" w:cs="Times New Roman"/>
@@ -2093,7 +2081,6 @@
               </w:rPr>
               <w:t>Mathpower</w:t>
             </w:r>
-            <w:proofErr w:type="spellEnd"/>
           </w:p>
         </w:tc>
         <w:tc>
@@ -2388,17 +2375,8 @@
                 <w:rFonts w:ascii="Times New Roman" w:eastAsia="Times New Roman" w:hAnsi="Times New Roman" w:cs="Times New Roman"/>
                 <w:color w:val="000000"/>
               </w:rPr>
-              <w:t xml:space="preserve">Generation </w:t>
-            </w:r>
-            <w:proofErr w:type="spellStart"/>
-            <w:r>
-              <w:rPr>
-                <w:rFonts w:ascii="Times New Roman" w:eastAsia="Times New Roman" w:hAnsi="Times New Roman" w:cs="Times New Roman"/>
-                <w:color w:val="000000"/>
-              </w:rPr>
-              <w:t>Retirment</w:t>
-            </w:r>
-            <w:proofErr w:type="spellEnd"/>
+              <w:t>Generation Retirment</w:t>
+            </w:r>
           </w:p>
         </w:tc>
         <w:tc>
@@ -2512,17 +2490,8 @@
                 <w:rFonts w:ascii="Times New Roman" w:eastAsia="Times New Roman" w:hAnsi="Times New Roman" w:cs="Times New Roman"/>
                 <w:color w:val="000000"/>
               </w:rPr>
-              <w:t xml:space="preserve">Load </w:t>
-            </w:r>
-            <w:proofErr w:type="spellStart"/>
-            <w:r>
-              <w:rPr>
-                <w:rFonts w:ascii="Times New Roman" w:eastAsia="Times New Roman" w:hAnsi="Times New Roman" w:cs="Times New Roman"/>
-                <w:color w:val="000000"/>
-              </w:rPr>
-              <w:t>Forcasting</w:t>
-            </w:r>
-            <w:proofErr w:type="spellEnd"/>
+              <w:t>Load Forcasting</w:t>
+            </w:r>
           </w:p>
         </w:tc>
         <w:tc>
@@ -2976,21 +2945,12 @@
                 <w:color w:val="000000"/>
               </w:rPr>
             </w:pPr>
-            <w:proofErr w:type="spellStart"/>
-            <w:r>
-              <w:rPr>
-                <w:rFonts w:ascii="Times New Roman" w:eastAsia="Times New Roman" w:hAnsi="Times New Roman" w:cs="Times New Roman"/>
-                <w:color w:val="000000"/>
-              </w:rPr>
-              <w:t>Contingecy</w:t>
-            </w:r>
-            <w:proofErr w:type="spellEnd"/>
-            <w:r>
-              <w:rPr>
-                <w:rFonts w:ascii="Times New Roman" w:eastAsia="Times New Roman" w:hAnsi="Times New Roman" w:cs="Times New Roman"/>
-                <w:color w:val="000000"/>
-              </w:rPr>
-              <w:t xml:space="preserve"> Analysis</w:t>
+            <w:r>
+              <w:rPr>
+                <w:rFonts w:ascii="Times New Roman" w:eastAsia="Times New Roman" w:hAnsi="Times New Roman" w:cs="Times New Roman"/>
+                <w:color w:val="000000"/>
+              </w:rPr>
+              <w:t>Contingecy Analysis</w:t>
             </w:r>
           </w:p>
         </w:tc>
@@ -3215,7 +3175,6 @@
                 <w:color w:val="000000"/>
               </w:rPr>
             </w:pPr>
-            <w:proofErr w:type="gramStart"/>
             <w:r>
               <w:rPr>
                 <w:rFonts w:ascii="Times New Roman" w:eastAsia="Times New Roman" w:hAnsi="Times New Roman" w:cs="Times New Roman"/>
@@ -3223,7 +3182,6 @@
               </w:rPr>
               <w:t>NERC  Compliance</w:t>
             </w:r>
-            <w:proofErr w:type="gramEnd"/>
           </w:p>
         </w:tc>
         <w:tc>
@@ -3866,23 +3824,7 @@
                 <w:color w:val="000000"/>
               </w:rPr>
               <w:lastRenderedPageBreak/>
-              <w:t xml:space="preserve">Lightning Protection Design </w:t>
-            </w:r>
-            <w:proofErr w:type="spellStart"/>
-            <w:r>
-              <w:rPr>
-                <w:rFonts w:ascii="Times New Roman" w:eastAsia="Times New Roman" w:hAnsi="Times New Roman" w:cs="Times New Roman"/>
-                <w:color w:val="000000"/>
-              </w:rPr>
-              <w:t>Emperical</w:t>
-            </w:r>
-            <w:proofErr w:type="spellEnd"/>
-            <w:r>
-              <w:rPr>
-                <w:rFonts w:ascii="Times New Roman" w:eastAsia="Times New Roman" w:hAnsi="Times New Roman" w:cs="Times New Roman"/>
-                <w:color w:val="000000"/>
-              </w:rPr>
-              <w:t xml:space="preserve"> Method</w:t>
+              <w:t>Lightning Protection Design Emperical Method</w:t>
             </w:r>
           </w:p>
         </w:tc>
@@ -3998,7 +3940,6 @@
             <w:shd w:val="clear" w:color="auto" w:fill="auto"/>
             <w:noWrap/>
             <w:vAlign w:val="bottom"/>
-            <w:hideMark/>
           </w:tcPr>
           <w:p>
             <w:pPr>
@@ -4029,7 +3970,6 @@
             <w:shd w:val="clear" w:color="auto" w:fill="auto"/>
             <w:noWrap/>
             <w:vAlign w:val="bottom"/>
-            <w:hideMark/>
           </w:tcPr>
           <w:p>
             <w:pPr>
@@ -4061,22 +4001,21 @@
             <w:shd w:val="clear" w:color="auto" w:fill="auto"/>
             <w:noWrap/>
             <w:vAlign w:val="bottom"/>
-            <w:hideMark/>
-          </w:tcPr>
-          <w:p>
-            <w:pPr>
-              <w:spacing w:after="0" w:line="240" w:lineRule="auto"/>
-              <w:rPr>
-                <w:rFonts w:ascii="Times New Roman" w:eastAsia="Times New Roman" w:hAnsi="Times New Roman" w:cs="Times New Roman"/>
-                <w:color w:val="000000"/>
-              </w:rPr>
-            </w:pPr>
-            <w:r>
-              <w:rPr>
-                <w:rFonts w:ascii="Times New Roman" w:eastAsia="Times New Roman" w:hAnsi="Times New Roman" w:cs="Times New Roman"/>
-                <w:color w:val="000000"/>
-              </w:rPr>
-              <w:t>Revit</w:t>
+          </w:tcPr>
+          <w:p>
+            <w:pPr>
+              <w:spacing w:after="0" w:line="240" w:lineRule="auto"/>
+              <w:rPr>
+                <w:rFonts w:ascii="Times New Roman" w:eastAsia="Times New Roman" w:hAnsi="Times New Roman" w:cs="Times New Roman"/>
+                <w:color w:val="000000"/>
+              </w:rPr>
+            </w:pPr>
+            <w:r>
+              <w:rPr>
+                <w:rFonts w:ascii="Times New Roman" w:eastAsia="Times New Roman" w:hAnsi="Times New Roman" w:cs="Times New Roman"/>
+                <w:color w:val="000000"/>
+              </w:rPr>
+              <w:t>PLS-Pole</w:t>
             </w:r>
           </w:p>
         </w:tc>
@@ -4092,7 +4031,6 @@
             <w:shd w:val="clear" w:color="auto" w:fill="auto"/>
             <w:noWrap/>
             <w:vAlign w:val="center"/>
-            <w:hideMark/>
           </w:tcPr>
           <w:p>
             <w:pPr>
@@ -4108,7 +4046,7 @@
                 <w:rFonts w:ascii="Times New Roman" w:eastAsia="Times New Roman" w:hAnsi="Times New Roman" w:cs="Times New Roman"/>
                 <w:color w:val="000000"/>
               </w:rPr>
-              <w:t>4</w:t>
+              <w:t>3</w:t>
             </w:r>
           </w:p>
         </w:tc>
@@ -4129,7 +4067,6 @@
             <w:shd w:val="clear" w:color="auto" w:fill="auto"/>
             <w:noWrap/>
             <w:vAlign w:val="bottom"/>
-            <w:hideMark/>
           </w:tcPr>
           <w:p>
             <w:pPr>
@@ -4160,7 +4097,6 @@
             <w:shd w:val="clear" w:color="auto" w:fill="auto"/>
             <w:noWrap/>
             <w:vAlign w:val="bottom"/>
-            <w:hideMark/>
           </w:tcPr>
           <w:p>
             <w:pPr>
@@ -4192,22 +4128,21 @@
             <w:shd w:val="clear" w:color="auto" w:fill="auto"/>
             <w:noWrap/>
             <w:vAlign w:val="bottom"/>
-            <w:hideMark/>
-          </w:tcPr>
-          <w:p>
-            <w:pPr>
-              <w:spacing w:after="0" w:line="240" w:lineRule="auto"/>
-              <w:rPr>
-                <w:rFonts w:ascii="Times New Roman" w:eastAsia="Times New Roman" w:hAnsi="Times New Roman" w:cs="Times New Roman"/>
-                <w:color w:val="000000"/>
-              </w:rPr>
-            </w:pPr>
-            <w:r>
-              <w:rPr>
-                <w:rFonts w:ascii="Times New Roman" w:eastAsia="Times New Roman" w:hAnsi="Times New Roman" w:cs="Times New Roman"/>
-                <w:color w:val="000000"/>
-              </w:rPr>
-              <w:t>Bluebeam</w:t>
+          </w:tcPr>
+          <w:p>
+            <w:pPr>
+              <w:spacing w:after="0" w:line="240" w:lineRule="auto"/>
+              <w:rPr>
+                <w:rFonts w:ascii="Times New Roman" w:eastAsia="Times New Roman" w:hAnsi="Times New Roman" w:cs="Times New Roman"/>
+                <w:color w:val="000000"/>
+              </w:rPr>
+            </w:pPr>
+            <w:r>
+              <w:rPr>
+                <w:rFonts w:ascii="Times New Roman" w:eastAsia="Times New Roman" w:hAnsi="Times New Roman" w:cs="Times New Roman"/>
+                <w:color w:val="000000"/>
+              </w:rPr>
+              <w:t>PLS-Tower</w:t>
             </w:r>
           </w:p>
         </w:tc>
@@ -4223,7 +4158,6 @@
             <w:shd w:val="clear" w:color="auto" w:fill="auto"/>
             <w:noWrap/>
             <w:vAlign w:val="center"/>
-            <w:hideMark/>
           </w:tcPr>
           <w:p>
             <w:pPr>
@@ -4239,7 +4173,7 @@
                 <w:rFonts w:ascii="Times New Roman" w:eastAsia="Times New Roman" w:hAnsi="Times New Roman" w:cs="Times New Roman"/>
                 <w:color w:val="000000"/>
               </w:rPr>
-              <w:t>5</w:t>
+              <w:t>3</w:t>
             </w:r>
           </w:p>
         </w:tc>
@@ -4260,7 +4194,6 @@
             <w:shd w:val="clear" w:color="auto" w:fill="auto"/>
             <w:noWrap/>
             <w:vAlign w:val="bottom"/>
-            <w:hideMark/>
           </w:tcPr>
           <w:p>
             <w:pPr>
@@ -4285,6 +4218,37 @@
             <w:tcBorders>
               <w:top w:val="nil"/>
               <w:left w:val="nil"/>
+              <w:bottom w:val="nil"/>
+              <w:right w:val="nil"/>
+            </w:tcBorders>
+            <w:shd w:val="clear" w:color="auto" w:fill="auto"/>
+            <w:noWrap/>
+            <w:vAlign w:val="bottom"/>
+          </w:tcPr>
+          <w:p>
+            <w:pPr>
+              <w:spacing w:after="0" w:line="240" w:lineRule="auto"/>
+              <w:jc w:val="center"/>
+              <w:rPr>
+                <w:rFonts w:ascii="Times New Roman" w:eastAsia="Times New Roman" w:hAnsi="Times New Roman" w:cs="Times New Roman"/>
+                <w:color w:val="000000"/>
+              </w:rPr>
+            </w:pPr>
+            <w:r>
+              <w:rPr>
+                <w:rFonts w:ascii="Times New Roman" w:eastAsia="Times New Roman" w:hAnsi="Times New Roman" w:cs="Times New Roman"/>
+                <w:color w:val="000000"/>
+              </w:rPr>
+              <w:t>5</w:t>
+            </w:r>
+          </w:p>
+        </w:tc>
+        <w:tc>
+          <w:tcPr>
+            <w:tcW w:w="1341" w:type="dxa"/>
+            <w:tcBorders>
+              <w:top w:val="nil"/>
+              <w:left w:val="single" w:sz="4" w:space="0" w:color="auto"/>
               <w:bottom w:val="nil"/>
               <w:right w:val="nil"/>
             </w:tcBorders>
@@ -4296,52 +4260,18 @@
           <w:p>
             <w:pPr>
               <w:spacing w:after="0" w:line="240" w:lineRule="auto"/>
-              <w:jc w:val="center"/>
-              <w:rPr>
-                <w:rFonts w:ascii="Times New Roman" w:eastAsia="Times New Roman" w:hAnsi="Times New Roman" w:cs="Times New Roman"/>
-                <w:color w:val="000000"/>
-              </w:rPr>
-            </w:pPr>
-            <w:r>
-              <w:rPr>
-                <w:rFonts w:ascii="Times New Roman" w:eastAsia="Times New Roman" w:hAnsi="Times New Roman" w:cs="Times New Roman"/>
-                <w:color w:val="000000"/>
-              </w:rPr>
-              <w:t>5</w:t>
-            </w:r>
-          </w:p>
-        </w:tc>
-        <w:tc>
-          <w:tcPr>
-            <w:tcW w:w="1341" w:type="dxa"/>
-            <w:tcBorders>
-              <w:top w:val="nil"/>
-              <w:left w:val="single" w:sz="4" w:space="0" w:color="auto"/>
-              <w:bottom w:val="nil"/>
-              <w:right w:val="nil"/>
-            </w:tcBorders>
-            <w:shd w:val="clear" w:color="auto" w:fill="auto"/>
-            <w:noWrap/>
-            <w:vAlign w:val="bottom"/>
-            <w:hideMark/>
-          </w:tcPr>
-          <w:p>
-            <w:pPr>
-              <w:spacing w:after="0" w:line="240" w:lineRule="auto"/>
-              <w:rPr>
-                <w:rFonts w:ascii="Times New Roman" w:eastAsia="Times New Roman" w:hAnsi="Times New Roman" w:cs="Times New Roman"/>
-                <w:color w:val="000000"/>
-              </w:rPr>
-            </w:pPr>
-            <w:proofErr w:type="spellStart"/>
-            <w:r>
-              <w:rPr>
-                <w:rFonts w:ascii="Times New Roman" w:eastAsia="Times New Roman" w:hAnsi="Times New Roman" w:cs="Times New Roman"/>
-                <w:color w:val="000000"/>
-              </w:rPr>
-              <w:t>Microstation</w:t>
-            </w:r>
-            <w:proofErr w:type="spellEnd"/>
+              <w:rPr>
+                <w:rFonts w:ascii="Times New Roman" w:eastAsia="Times New Roman" w:hAnsi="Times New Roman" w:cs="Times New Roman"/>
+                <w:color w:val="000000"/>
+              </w:rPr>
+            </w:pPr>
+            <w:r>
+              <w:rPr>
+                <w:rFonts w:ascii="Times New Roman" w:eastAsia="Times New Roman" w:hAnsi="Times New Roman" w:cs="Times New Roman"/>
+                <w:color w:val="000000"/>
+              </w:rPr>
+              <w:t>Revit</w:t>
+            </w:r>
           </w:p>
         </w:tc>
         <w:tc>
@@ -4393,7 +4323,6 @@
             <w:shd w:val="clear" w:color="auto" w:fill="auto"/>
             <w:noWrap/>
             <w:vAlign w:val="bottom"/>
-            <w:hideMark/>
           </w:tcPr>
           <w:p>
             <w:pPr>
@@ -4418,6 +4347,37 @@
             <w:tcBorders>
               <w:top w:val="nil"/>
               <w:left w:val="nil"/>
+              <w:bottom w:val="nil"/>
+              <w:right w:val="nil"/>
+            </w:tcBorders>
+            <w:shd w:val="clear" w:color="auto" w:fill="auto"/>
+            <w:noWrap/>
+            <w:vAlign w:val="bottom"/>
+          </w:tcPr>
+          <w:p>
+            <w:pPr>
+              <w:spacing w:after="0" w:line="240" w:lineRule="auto"/>
+              <w:jc w:val="center"/>
+              <w:rPr>
+                <w:rFonts w:ascii="Times New Roman" w:eastAsia="Times New Roman" w:hAnsi="Times New Roman" w:cs="Times New Roman"/>
+                <w:color w:val="000000"/>
+              </w:rPr>
+            </w:pPr>
+            <w:r>
+              <w:rPr>
+                <w:rFonts w:ascii="Times New Roman" w:eastAsia="Times New Roman" w:hAnsi="Times New Roman" w:cs="Times New Roman"/>
+                <w:color w:val="000000"/>
+              </w:rPr>
+              <w:t>5</w:t>
+            </w:r>
+          </w:p>
+        </w:tc>
+        <w:tc>
+          <w:tcPr>
+            <w:tcW w:w="1341" w:type="dxa"/>
+            <w:tcBorders>
+              <w:top w:val="nil"/>
+              <w:left w:val="single" w:sz="4" w:space="0" w:color="auto"/>
               <w:bottom w:val="nil"/>
               <w:right w:val="nil"/>
             </w:tcBorders>
@@ -4429,52 +4389,18 @@
           <w:p>
             <w:pPr>
               <w:spacing w:after="0" w:line="240" w:lineRule="auto"/>
-              <w:jc w:val="center"/>
-              <w:rPr>
-                <w:rFonts w:ascii="Times New Roman" w:eastAsia="Times New Roman" w:hAnsi="Times New Roman" w:cs="Times New Roman"/>
-                <w:color w:val="000000"/>
-              </w:rPr>
-            </w:pPr>
-            <w:r>
-              <w:rPr>
-                <w:rFonts w:ascii="Times New Roman" w:eastAsia="Times New Roman" w:hAnsi="Times New Roman" w:cs="Times New Roman"/>
-                <w:color w:val="000000"/>
-              </w:rPr>
-              <w:t>5</w:t>
-            </w:r>
-          </w:p>
-        </w:tc>
-        <w:tc>
-          <w:tcPr>
-            <w:tcW w:w="1341" w:type="dxa"/>
-            <w:tcBorders>
-              <w:top w:val="nil"/>
-              <w:left w:val="single" w:sz="4" w:space="0" w:color="auto"/>
-              <w:bottom w:val="nil"/>
-              <w:right w:val="nil"/>
-            </w:tcBorders>
-            <w:shd w:val="clear" w:color="auto" w:fill="auto"/>
-            <w:noWrap/>
-            <w:vAlign w:val="bottom"/>
-            <w:hideMark/>
-          </w:tcPr>
-          <w:p>
-            <w:pPr>
-              <w:spacing w:after="0" w:line="240" w:lineRule="auto"/>
-              <w:rPr>
-                <w:rFonts w:ascii="Times New Roman" w:eastAsia="Times New Roman" w:hAnsi="Times New Roman" w:cs="Times New Roman"/>
-                <w:color w:val="000000"/>
-              </w:rPr>
-            </w:pPr>
-            <w:proofErr w:type="spellStart"/>
-            <w:r>
-              <w:rPr>
-                <w:rFonts w:ascii="Times New Roman" w:eastAsia="Times New Roman" w:hAnsi="Times New Roman" w:cs="Times New Roman"/>
-                <w:color w:val="000000"/>
-              </w:rPr>
-              <w:t>PVSyst</w:t>
-            </w:r>
-            <w:proofErr w:type="spellEnd"/>
+              <w:rPr>
+                <w:rFonts w:ascii="Times New Roman" w:eastAsia="Times New Roman" w:hAnsi="Times New Roman" w:cs="Times New Roman"/>
+                <w:color w:val="000000"/>
+              </w:rPr>
+            </w:pPr>
+            <w:r>
+              <w:rPr>
+                <w:rFonts w:ascii="Times New Roman" w:eastAsia="Times New Roman" w:hAnsi="Times New Roman" w:cs="Times New Roman"/>
+                <w:color w:val="000000"/>
+              </w:rPr>
+              <w:t>Bluebeam</w:t>
+            </w:r>
           </w:p>
         </w:tc>
         <w:tc>
@@ -4505,7 +4431,7 @@
                 <w:rFonts w:ascii="Times New Roman" w:eastAsia="Times New Roman" w:hAnsi="Times New Roman" w:cs="Times New Roman"/>
                 <w:color w:val="000000"/>
               </w:rPr>
-              <w:t>3.5</w:t>
+              <w:t>5</w:t>
             </w:r>
           </w:p>
         </w:tc>
@@ -4526,7 +4452,6 @@
             <w:shd w:val="clear" w:color="auto" w:fill="auto"/>
             <w:noWrap/>
             <w:vAlign w:val="bottom"/>
-            <w:hideMark/>
           </w:tcPr>
           <w:p>
             <w:pPr>
@@ -4551,6 +4476,37 @@
             <w:tcBorders>
               <w:top w:val="nil"/>
               <w:left w:val="nil"/>
+              <w:bottom w:val="nil"/>
+              <w:right w:val="nil"/>
+            </w:tcBorders>
+            <w:shd w:val="clear" w:color="auto" w:fill="auto"/>
+            <w:noWrap/>
+            <w:vAlign w:val="bottom"/>
+          </w:tcPr>
+          <w:p>
+            <w:pPr>
+              <w:spacing w:after="0" w:line="240" w:lineRule="auto"/>
+              <w:jc w:val="center"/>
+              <w:rPr>
+                <w:rFonts w:ascii="Times New Roman" w:eastAsia="Times New Roman" w:hAnsi="Times New Roman" w:cs="Times New Roman"/>
+                <w:color w:val="000000"/>
+              </w:rPr>
+            </w:pPr>
+            <w:r>
+              <w:rPr>
+                <w:rFonts w:ascii="Times New Roman" w:eastAsia="Times New Roman" w:hAnsi="Times New Roman" w:cs="Times New Roman"/>
+                <w:color w:val="000000"/>
+              </w:rPr>
+              <w:t>5</w:t>
+            </w:r>
+          </w:p>
+        </w:tc>
+        <w:tc>
+          <w:tcPr>
+            <w:tcW w:w="1341" w:type="dxa"/>
+            <w:tcBorders>
+              <w:top w:val="nil"/>
+              <w:left w:val="single" w:sz="4" w:space="0" w:color="auto"/>
               <w:bottom w:val="nil"/>
               <w:right w:val="nil"/>
             </w:tcBorders>
@@ -4562,49 +4518,17 @@
           <w:p>
             <w:pPr>
               <w:spacing w:after="0" w:line="240" w:lineRule="auto"/>
-              <w:jc w:val="center"/>
-              <w:rPr>
-                <w:rFonts w:ascii="Times New Roman" w:eastAsia="Times New Roman" w:hAnsi="Times New Roman" w:cs="Times New Roman"/>
-                <w:color w:val="000000"/>
-              </w:rPr>
-            </w:pPr>
-            <w:r>
-              <w:rPr>
-                <w:rFonts w:ascii="Times New Roman" w:eastAsia="Times New Roman" w:hAnsi="Times New Roman" w:cs="Times New Roman"/>
-                <w:color w:val="000000"/>
-              </w:rPr>
-              <w:t>5</w:t>
-            </w:r>
-          </w:p>
-        </w:tc>
-        <w:tc>
-          <w:tcPr>
-            <w:tcW w:w="1341" w:type="dxa"/>
-            <w:tcBorders>
-              <w:top w:val="nil"/>
-              <w:left w:val="single" w:sz="4" w:space="0" w:color="auto"/>
-              <w:bottom w:val="nil"/>
-              <w:right w:val="nil"/>
-            </w:tcBorders>
-            <w:shd w:val="clear" w:color="auto" w:fill="auto"/>
-            <w:noWrap/>
-            <w:vAlign w:val="bottom"/>
-            <w:hideMark/>
-          </w:tcPr>
-          <w:p>
-            <w:pPr>
-              <w:spacing w:after="0" w:line="240" w:lineRule="auto"/>
-              <w:rPr>
-                <w:rFonts w:ascii="Times New Roman" w:eastAsia="Times New Roman" w:hAnsi="Times New Roman" w:cs="Times New Roman"/>
-                <w:color w:val="000000"/>
-              </w:rPr>
-            </w:pPr>
-            <w:r>
-              <w:rPr>
-                <w:rFonts w:ascii="Times New Roman" w:eastAsia="Times New Roman" w:hAnsi="Times New Roman" w:cs="Times New Roman"/>
-                <w:color w:val="000000"/>
-              </w:rPr>
-              <w:t>COMSOL</w:t>
+              <w:rPr>
+                <w:rFonts w:ascii="Times New Roman" w:eastAsia="Times New Roman" w:hAnsi="Times New Roman" w:cs="Times New Roman"/>
+                <w:color w:val="000000"/>
+              </w:rPr>
+            </w:pPr>
+            <w:r>
+              <w:rPr>
+                <w:rFonts w:ascii="Times New Roman" w:eastAsia="Times New Roman" w:hAnsi="Times New Roman" w:cs="Times New Roman"/>
+                <w:color w:val="000000"/>
+              </w:rPr>
+              <w:t>Microstation</w:t>
             </w:r>
           </w:p>
         </w:tc>
@@ -4657,7 +4581,6 @@
             <w:shd w:val="clear" w:color="auto" w:fill="auto"/>
             <w:noWrap/>
             <w:vAlign w:val="bottom"/>
-            <w:hideMark/>
           </w:tcPr>
           <w:p>
             <w:pPr>
@@ -4682,6 +4605,37 @@
             <w:tcBorders>
               <w:top w:val="nil"/>
               <w:left w:val="nil"/>
+              <w:bottom w:val="nil"/>
+              <w:right w:val="nil"/>
+            </w:tcBorders>
+            <w:shd w:val="clear" w:color="auto" w:fill="auto"/>
+            <w:noWrap/>
+            <w:vAlign w:val="bottom"/>
+          </w:tcPr>
+          <w:p>
+            <w:pPr>
+              <w:spacing w:after="0" w:line="240" w:lineRule="auto"/>
+              <w:jc w:val="center"/>
+              <w:rPr>
+                <w:rFonts w:ascii="Times New Roman" w:eastAsia="Times New Roman" w:hAnsi="Times New Roman" w:cs="Times New Roman"/>
+                <w:color w:val="000000"/>
+              </w:rPr>
+            </w:pPr>
+            <w:r>
+              <w:rPr>
+                <w:rFonts w:ascii="Times New Roman" w:eastAsia="Times New Roman" w:hAnsi="Times New Roman" w:cs="Times New Roman"/>
+                <w:color w:val="000000"/>
+              </w:rPr>
+              <w:t>5</w:t>
+            </w:r>
+          </w:p>
+        </w:tc>
+        <w:tc>
+          <w:tcPr>
+            <w:tcW w:w="1341" w:type="dxa"/>
+            <w:tcBorders>
+              <w:top w:val="nil"/>
+              <w:left w:val="single" w:sz="4" w:space="0" w:color="auto"/>
               <w:bottom w:val="nil"/>
               <w:right w:val="nil"/>
             </w:tcBorders>
@@ -4693,52 +4647,18 @@
           <w:p>
             <w:pPr>
               <w:spacing w:after="0" w:line="240" w:lineRule="auto"/>
-              <w:jc w:val="center"/>
-              <w:rPr>
-                <w:rFonts w:ascii="Times New Roman" w:eastAsia="Times New Roman" w:hAnsi="Times New Roman" w:cs="Times New Roman"/>
-                <w:color w:val="000000"/>
-              </w:rPr>
-            </w:pPr>
-            <w:r>
-              <w:rPr>
-                <w:rFonts w:ascii="Times New Roman" w:eastAsia="Times New Roman" w:hAnsi="Times New Roman" w:cs="Times New Roman"/>
-                <w:color w:val="000000"/>
-              </w:rPr>
-              <w:t>5</w:t>
-            </w:r>
-          </w:p>
-        </w:tc>
-        <w:tc>
-          <w:tcPr>
-            <w:tcW w:w="1341" w:type="dxa"/>
-            <w:tcBorders>
-              <w:top w:val="nil"/>
-              <w:left w:val="single" w:sz="4" w:space="0" w:color="auto"/>
-              <w:bottom w:val="nil"/>
-              <w:right w:val="nil"/>
-            </w:tcBorders>
-            <w:shd w:val="clear" w:color="auto" w:fill="auto"/>
-            <w:noWrap/>
-            <w:vAlign w:val="bottom"/>
-            <w:hideMark/>
-          </w:tcPr>
-          <w:p>
-            <w:pPr>
-              <w:spacing w:after="0" w:line="240" w:lineRule="auto"/>
-              <w:rPr>
-                <w:rFonts w:ascii="Times New Roman" w:eastAsia="Times New Roman" w:hAnsi="Times New Roman" w:cs="Times New Roman"/>
-                <w:color w:val="000000"/>
-              </w:rPr>
-            </w:pPr>
-            <w:proofErr w:type="spellStart"/>
-            <w:r>
-              <w:rPr>
-                <w:rFonts w:ascii="Times New Roman" w:eastAsia="Times New Roman" w:hAnsi="Times New Roman" w:cs="Times New Roman"/>
-                <w:color w:val="000000"/>
-              </w:rPr>
-              <w:t>Dialux</w:t>
-            </w:r>
-            <w:proofErr w:type="spellEnd"/>
+              <w:rPr>
+                <w:rFonts w:ascii="Times New Roman" w:eastAsia="Times New Roman" w:hAnsi="Times New Roman" w:cs="Times New Roman"/>
+                <w:color w:val="000000"/>
+              </w:rPr>
+            </w:pPr>
+            <w:r>
+              <w:rPr>
+                <w:rFonts w:ascii="Times New Roman" w:eastAsia="Times New Roman" w:hAnsi="Times New Roman" w:cs="Times New Roman"/>
+                <w:color w:val="000000"/>
+              </w:rPr>
+              <w:t>PVSyst</w:t>
+            </w:r>
           </w:p>
         </w:tc>
         <w:tc>
@@ -4769,7 +4689,7 @@
                 <w:rFonts w:ascii="Times New Roman" w:eastAsia="Times New Roman" w:hAnsi="Times New Roman" w:cs="Times New Roman"/>
                 <w:color w:val="000000"/>
               </w:rPr>
-              <w:t>4</w:t>
+              <w:t>3.5</w:t>
             </w:r>
           </w:p>
         </w:tc>
@@ -4790,7 +4710,6 @@
             <w:shd w:val="clear" w:color="auto" w:fill="auto"/>
             <w:noWrap/>
             <w:vAlign w:val="bottom"/>
-            <w:hideMark/>
           </w:tcPr>
           <w:p>
             <w:pPr>
@@ -4815,6 +4734,37 @@
             <w:tcBorders>
               <w:top w:val="nil"/>
               <w:left w:val="nil"/>
+              <w:bottom w:val="nil"/>
+              <w:right w:val="nil"/>
+            </w:tcBorders>
+            <w:shd w:val="clear" w:color="auto" w:fill="auto"/>
+            <w:noWrap/>
+            <w:vAlign w:val="bottom"/>
+          </w:tcPr>
+          <w:p>
+            <w:pPr>
+              <w:spacing w:after="0" w:line="240" w:lineRule="auto"/>
+              <w:jc w:val="center"/>
+              <w:rPr>
+                <w:rFonts w:ascii="Times New Roman" w:eastAsia="Times New Roman" w:hAnsi="Times New Roman" w:cs="Times New Roman"/>
+                <w:color w:val="000000"/>
+              </w:rPr>
+            </w:pPr>
+            <w:r>
+              <w:rPr>
+                <w:rFonts w:ascii="Times New Roman" w:eastAsia="Times New Roman" w:hAnsi="Times New Roman" w:cs="Times New Roman"/>
+                <w:color w:val="000000"/>
+              </w:rPr>
+              <w:t>5</w:t>
+            </w:r>
+          </w:p>
+        </w:tc>
+        <w:tc>
+          <w:tcPr>
+            <w:tcW w:w="1341" w:type="dxa"/>
+            <w:tcBorders>
+              <w:top w:val="nil"/>
+              <w:left w:val="single" w:sz="4" w:space="0" w:color="auto"/>
               <w:bottom w:val="nil"/>
               <w:right w:val="nil"/>
             </w:tcBorders>
@@ -4826,49 +4776,17 @@
           <w:p>
             <w:pPr>
               <w:spacing w:after="0" w:line="240" w:lineRule="auto"/>
-              <w:jc w:val="center"/>
-              <w:rPr>
-                <w:rFonts w:ascii="Times New Roman" w:eastAsia="Times New Roman" w:hAnsi="Times New Roman" w:cs="Times New Roman"/>
-                <w:color w:val="000000"/>
-              </w:rPr>
-            </w:pPr>
-            <w:r>
-              <w:rPr>
-                <w:rFonts w:ascii="Times New Roman" w:eastAsia="Times New Roman" w:hAnsi="Times New Roman" w:cs="Times New Roman"/>
-                <w:color w:val="000000"/>
-              </w:rPr>
-              <w:t>5</w:t>
-            </w:r>
-          </w:p>
-        </w:tc>
-        <w:tc>
-          <w:tcPr>
-            <w:tcW w:w="1341" w:type="dxa"/>
-            <w:tcBorders>
-              <w:top w:val="nil"/>
-              <w:left w:val="single" w:sz="4" w:space="0" w:color="auto"/>
-              <w:bottom w:val="single" w:sz="4" w:space="0" w:color="auto"/>
-              <w:right w:val="nil"/>
-            </w:tcBorders>
-            <w:shd w:val="clear" w:color="auto" w:fill="auto"/>
-            <w:noWrap/>
-            <w:vAlign w:val="bottom"/>
-            <w:hideMark/>
-          </w:tcPr>
-          <w:p>
-            <w:pPr>
-              <w:spacing w:after="0" w:line="240" w:lineRule="auto"/>
-              <w:rPr>
-                <w:rFonts w:ascii="Times New Roman" w:eastAsia="Times New Roman" w:hAnsi="Times New Roman" w:cs="Times New Roman"/>
-                <w:color w:val="000000"/>
-              </w:rPr>
-            </w:pPr>
-            <w:r>
-              <w:rPr>
-                <w:rFonts w:ascii="Times New Roman" w:eastAsia="Times New Roman" w:hAnsi="Times New Roman" w:cs="Times New Roman"/>
-                <w:color w:val="000000"/>
-              </w:rPr>
-              <w:t>NX Routing</w:t>
+              <w:rPr>
+                <w:rFonts w:ascii="Times New Roman" w:eastAsia="Times New Roman" w:hAnsi="Times New Roman" w:cs="Times New Roman"/>
+                <w:color w:val="000000"/>
+              </w:rPr>
+            </w:pPr>
+            <w:r>
+              <w:rPr>
+                <w:rFonts w:ascii="Times New Roman" w:eastAsia="Times New Roman" w:hAnsi="Times New Roman" w:cs="Times New Roman"/>
+                <w:color w:val="000000"/>
+              </w:rPr>
+              <w:t>COMSOL</w:t>
             </w:r>
           </w:p>
         </w:tc>
@@ -4878,7 +4796,7 @@
             <w:tcBorders>
               <w:top w:val="nil"/>
               <w:left w:val="nil"/>
-              <w:bottom w:val="single" w:sz="4" w:space="0" w:color="auto"/>
+              <w:bottom w:val="nil"/>
               <w:right w:val="nil"/>
             </w:tcBorders>
             <w:shd w:val="clear" w:color="auto" w:fill="auto"/>
@@ -4900,7 +4818,7 @@
                 <w:rFonts w:ascii="Times New Roman" w:eastAsia="Times New Roman" w:hAnsi="Times New Roman" w:cs="Times New Roman"/>
                 <w:color w:val="000000"/>
               </w:rPr>
-              <w:t>3</w:t>
+              <w:t>4</w:t>
             </w:r>
           </w:p>
         </w:tc>
@@ -4976,34 +4894,28 @@
             <w:tcBorders>
               <w:top w:val="nil"/>
               <w:left w:val="single" w:sz="4" w:space="0" w:color="auto"/>
-              <w:bottom w:val="single" w:sz="4" w:space="0" w:color="auto"/>
+              <w:bottom w:val="nil"/>
               <w:right w:val="nil"/>
             </w:tcBorders>
             <w:shd w:val="clear" w:color="auto" w:fill="auto"/>
             <w:noWrap/>
             <w:vAlign w:val="bottom"/>
-          </w:tcPr>
-          <w:p>
-            <w:pPr>
-              <w:spacing w:after="0" w:line="240" w:lineRule="auto"/>
-              <w:rPr>
-                <w:rFonts w:ascii="Times New Roman" w:eastAsia="Times New Roman" w:hAnsi="Times New Roman" w:cs="Times New Roman"/>
-                <w:color w:val="000000"/>
-              </w:rPr>
-            </w:pPr>
-            <w:r>
-              <w:rPr>
-                <w:rFonts w:ascii="Times New Roman" w:eastAsia="Times New Roman" w:hAnsi="Times New Roman" w:cs="Times New Roman"/>
-                <w:color w:val="000000"/>
-              </w:rPr>
-              <w:t>E</w:t>
-            </w:r>
-            <w:r>
-              <w:rPr>
-                <w:rFonts w:ascii="Times New Roman" w:eastAsia="Times New Roman" w:hAnsi="Times New Roman" w:cs="Times New Roman"/>
-                <w:color w:val="000000"/>
-              </w:rPr>
-              <w:t>TABS</w:t>
+            <w:hideMark/>
+          </w:tcPr>
+          <w:p>
+            <w:pPr>
+              <w:spacing w:after="0" w:line="240" w:lineRule="auto"/>
+              <w:rPr>
+                <w:rFonts w:ascii="Times New Roman" w:eastAsia="Times New Roman" w:hAnsi="Times New Roman" w:cs="Times New Roman"/>
+                <w:color w:val="000000"/>
+              </w:rPr>
+            </w:pPr>
+            <w:r>
+              <w:rPr>
+                <w:rFonts w:ascii="Times New Roman" w:eastAsia="Times New Roman" w:hAnsi="Times New Roman" w:cs="Times New Roman"/>
+                <w:color w:val="000000"/>
+              </w:rPr>
+              <w:t>Dialux</w:t>
             </w:r>
           </w:p>
         </w:tc>
@@ -5013,12 +4925,13 @@
             <w:tcBorders>
               <w:top w:val="nil"/>
               <w:left w:val="nil"/>
-              <w:bottom w:val="single" w:sz="4" w:space="0" w:color="auto"/>
+              <w:bottom w:val="nil"/>
               <w:right w:val="nil"/>
             </w:tcBorders>
             <w:shd w:val="clear" w:color="auto" w:fill="auto"/>
             <w:noWrap/>
             <w:vAlign w:val="center"/>
+            <w:hideMark/>
           </w:tcPr>
           <w:p>
             <w:pPr>
@@ -5034,7 +4947,7 @@
                 <w:rFonts w:ascii="Times New Roman" w:eastAsia="Times New Roman" w:hAnsi="Times New Roman" w:cs="Times New Roman"/>
                 <w:color w:val="000000"/>
               </w:rPr>
-              <w:t>3</w:t>
+              <w:t>4</w:t>
             </w:r>
           </w:p>
         </w:tc>
@@ -5080,7 +4993,7 @@
               <w:top w:val="nil"/>
               <w:left w:val="nil"/>
               <w:bottom w:val="nil"/>
-              <w:right w:val="single" w:sz="4" w:space="0" w:color="auto"/>
+              <w:right w:val="nil"/>
             </w:tcBorders>
             <w:shd w:val="clear" w:color="auto" w:fill="auto"/>
             <w:noWrap/>
@@ -5109,8 +5022,8 @@
             <w:tcW w:w="1341" w:type="dxa"/>
             <w:tcBorders>
               <w:top w:val="nil"/>
-              <w:left w:val="nil"/>
-              <w:bottom w:val="nil"/>
+              <w:left w:val="single" w:sz="4" w:space="0" w:color="auto"/>
+              <w:bottom w:val="single" w:sz="4" w:space="0" w:color="auto"/>
               <w:right w:val="nil"/>
             </w:tcBorders>
             <w:shd w:val="clear" w:color="auto" w:fill="auto"/>
@@ -5121,12 +5034,18 @@
           <w:p>
             <w:pPr>
               <w:spacing w:after="0" w:line="240" w:lineRule="auto"/>
-              <w:jc w:val="center"/>
-              <w:rPr>
-                <w:rFonts w:ascii="Times New Roman" w:eastAsia="Times New Roman" w:hAnsi="Times New Roman" w:cs="Times New Roman"/>
-                <w:color w:val="000000"/>
-              </w:rPr>
-            </w:pPr>
+              <w:rPr>
+                <w:rFonts w:ascii="Times New Roman" w:eastAsia="Times New Roman" w:hAnsi="Times New Roman" w:cs="Times New Roman"/>
+                <w:color w:val="000000"/>
+              </w:rPr>
+            </w:pPr>
+            <w:r>
+              <w:rPr>
+                <w:rFonts w:ascii="Times New Roman" w:eastAsia="Times New Roman" w:hAnsi="Times New Roman" w:cs="Times New Roman"/>
+                <w:color w:val="000000"/>
+              </w:rPr>
+              <w:t>NX Routing</w:t>
+            </w:r>
           </w:p>
         </w:tc>
         <w:tc>
@@ -5135,7 +5054,7 @@
             <w:tcBorders>
               <w:top w:val="nil"/>
               <w:left w:val="nil"/>
-              <w:bottom w:val="nil"/>
+              <w:bottom w:val="single" w:sz="4" w:space="0" w:color="auto"/>
               <w:right w:val="nil"/>
             </w:tcBorders>
             <w:shd w:val="clear" w:color="auto" w:fill="auto"/>
@@ -5146,12 +5065,19 @@
           <w:p>
             <w:pPr>
               <w:spacing w:after="0" w:line="240" w:lineRule="auto"/>
-              <w:rPr>
-                <w:rFonts w:ascii="Times New Roman" w:eastAsia="Times New Roman" w:hAnsi="Times New Roman" w:cs="Times New Roman"/>
-                <w:sz w:val="20"/>
-                <w:szCs w:val="20"/>
-              </w:rPr>
-            </w:pPr>
+              <w:jc w:val="center"/>
+              <w:rPr>
+                <w:rFonts w:ascii="Times New Roman" w:eastAsia="Times New Roman" w:hAnsi="Times New Roman" w:cs="Times New Roman"/>
+                <w:color w:val="000000"/>
+              </w:rPr>
+            </w:pPr>
+            <w:r>
+              <w:rPr>
+                <w:rFonts w:ascii="Times New Roman" w:eastAsia="Times New Roman" w:hAnsi="Times New Roman" w:cs="Times New Roman"/>
+                <w:color w:val="000000"/>
+              </w:rPr>
+              <w:t>3</w:t>
+            </w:r>
           </w:p>
         </w:tc>
       </w:tr>
@@ -5196,7 +5122,7 @@
               <w:top w:val="nil"/>
               <w:left w:val="nil"/>
               <w:bottom w:val="nil"/>
-              <w:right w:val="single" w:sz="4" w:space="0" w:color="auto"/>
+              <w:right w:val="nil"/>
             </w:tcBorders>
             <w:shd w:val="clear" w:color="auto" w:fill="auto"/>
             <w:noWrap/>
@@ -5225,14 +5151,43 @@
             <w:tcW w:w="1341" w:type="dxa"/>
             <w:tcBorders>
               <w:top w:val="nil"/>
+              <w:left w:val="single" w:sz="4" w:space="0" w:color="auto"/>
+              <w:bottom w:val="single" w:sz="4" w:space="0" w:color="auto"/>
+              <w:right w:val="nil"/>
+            </w:tcBorders>
+            <w:shd w:val="clear" w:color="auto" w:fill="auto"/>
+            <w:noWrap/>
+            <w:vAlign w:val="bottom"/>
+          </w:tcPr>
+          <w:p>
+            <w:pPr>
+              <w:spacing w:after="0" w:line="240" w:lineRule="auto"/>
+              <w:rPr>
+                <w:rFonts w:ascii="Times New Roman" w:eastAsia="Times New Roman" w:hAnsi="Times New Roman" w:cs="Times New Roman"/>
+                <w:color w:val="000000"/>
+              </w:rPr>
+            </w:pPr>
+            <w:r>
+              <w:rPr>
+                <w:rFonts w:ascii="Times New Roman" w:eastAsia="Times New Roman" w:hAnsi="Times New Roman" w:cs="Times New Roman"/>
+                <w:color w:val="000000"/>
+              </w:rPr>
+              <w:t>ETABS</w:t>
+            </w:r>
+          </w:p>
+        </w:tc>
+        <w:tc>
+          <w:tcPr>
+            <w:tcW w:w="717" w:type="dxa"/>
+            <w:tcBorders>
+              <w:top w:val="nil"/>
               <w:left w:val="nil"/>
-              <w:bottom w:val="nil"/>
+              <w:bottom w:val="single" w:sz="4" w:space="0" w:color="auto"/>
               <w:right w:val="nil"/>
             </w:tcBorders>
             <w:shd w:val="clear" w:color="auto" w:fill="auto"/>
             <w:noWrap/>
-            <w:vAlign w:val="bottom"/>
-            <w:hideMark/>
+            <w:vAlign w:val="center"/>
           </w:tcPr>
           <w:p>
             <w:pPr>
@@ -5243,31 +5198,13 @@
                 <w:color w:val="000000"/>
               </w:rPr>
             </w:pPr>
-          </w:p>
-        </w:tc>
-        <w:tc>
-          <w:tcPr>
-            <w:tcW w:w="717" w:type="dxa"/>
-            <w:tcBorders>
-              <w:top w:val="nil"/>
-              <w:left w:val="nil"/>
-              <w:bottom w:val="nil"/>
-              <w:right w:val="nil"/>
-            </w:tcBorders>
-            <w:shd w:val="clear" w:color="auto" w:fill="auto"/>
-            <w:noWrap/>
-            <w:vAlign w:val="center"/>
-            <w:hideMark/>
-          </w:tcPr>
-          <w:p>
-            <w:pPr>
-              <w:spacing w:after="0" w:line="240" w:lineRule="auto"/>
-              <w:rPr>
-                <w:rFonts w:ascii="Times New Roman" w:eastAsia="Times New Roman" w:hAnsi="Times New Roman" w:cs="Times New Roman"/>
-                <w:sz w:val="20"/>
-                <w:szCs w:val="20"/>
-              </w:rPr>
-            </w:pPr>
+            <w:r>
+              <w:rPr>
+                <w:rFonts w:ascii="Times New Roman" w:eastAsia="Times New Roman" w:hAnsi="Times New Roman" w:cs="Times New Roman"/>
+                <w:color w:val="000000"/>
+              </w:rPr>
+              <w:t>3</w:t>
+            </w:r>
           </w:p>
         </w:tc>
       </w:tr>
@@ -5512,7 +5449,7 @@
             <w:tcW w:w="4372" w:type="dxa"/>
             <w:tcBorders>
               <w:top w:val="nil"/>
-              <w:left w:val="single" w:sz="4" w:space="0" w:color="auto"/>
+              <w:left w:val="nil"/>
               <w:bottom w:val="nil"/>
               <w:right w:val="nil"/>
             </w:tcBorders>
@@ -5628,7 +5565,7 @@
             <w:tcW w:w="4372" w:type="dxa"/>
             <w:tcBorders>
               <w:top w:val="nil"/>
-              <w:left w:val="single" w:sz="4" w:space="0" w:color="auto"/>
+              <w:left w:val="nil"/>
               <w:bottom w:val="nil"/>
               <w:right w:val="nil"/>
             </w:tcBorders>
@@ -6108,21 +6045,12 @@
                 <w:color w:val="000000"/>
               </w:rPr>
             </w:pPr>
-            <w:proofErr w:type="spellStart"/>
-            <w:r>
-              <w:rPr>
-                <w:rFonts w:ascii="Times New Roman" w:eastAsia="Times New Roman" w:hAnsi="Times New Roman" w:cs="Times New Roman"/>
-                <w:color w:val="000000"/>
-              </w:rPr>
-              <w:t>Swithyard</w:t>
-            </w:r>
-            <w:proofErr w:type="spellEnd"/>
-            <w:r>
-              <w:rPr>
-                <w:rFonts w:ascii="Times New Roman" w:eastAsia="Times New Roman" w:hAnsi="Times New Roman" w:cs="Times New Roman"/>
-                <w:color w:val="000000"/>
-              </w:rPr>
-              <w:t xml:space="preserve"> Design</w:t>
+            <w:r>
+              <w:rPr>
+                <w:rFonts w:ascii="Times New Roman" w:eastAsia="Times New Roman" w:hAnsi="Times New Roman" w:cs="Times New Roman"/>
+                <w:color w:val="000000"/>
+              </w:rPr>
+              <w:t>Swithyard Design</w:t>
             </w:r>
           </w:p>
         </w:tc>
@@ -9617,17 +9545,8 @@
                 <w:rFonts w:ascii="Times New Roman" w:eastAsia="Times New Roman" w:hAnsi="Times New Roman" w:cs="Times New Roman"/>
                 <w:color w:val="000000"/>
               </w:rPr>
-              <w:t xml:space="preserve">Data </w:t>
-            </w:r>
-            <w:proofErr w:type="spellStart"/>
-            <w:r>
-              <w:rPr>
-                <w:rFonts w:ascii="Times New Roman" w:eastAsia="Times New Roman" w:hAnsi="Times New Roman" w:cs="Times New Roman"/>
-                <w:color w:val="000000"/>
-              </w:rPr>
-              <w:t>Visualizaton</w:t>
-            </w:r>
-            <w:proofErr w:type="spellEnd"/>
+              <w:t>Data Visualizaton</w:t>
+            </w:r>
           </w:p>
         </w:tc>
         <w:tc>
@@ -9945,7 +9864,6 @@
                 <w:color w:val="000000"/>
               </w:rPr>
             </w:pPr>
-            <w:proofErr w:type="spellStart"/>
             <w:r>
               <w:rPr>
                 <w:rFonts w:ascii="Times New Roman" w:eastAsia="Times New Roman" w:hAnsi="Times New Roman" w:cs="Times New Roman"/>
@@ -9953,7 +9871,6 @@
               </w:rPr>
               <w:t>Javascript</w:t>
             </w:r>
-            <w:proofErr w:type="spellEnd"/>
           </w:p>
         </w:tc>
         <w:tc>
@@ -10312,23 +10229,35 @@
                 <w:rFonts w:ascii="Cambria" w:hAnsi="Cambria" w:cs="Cambria"/>
                 <w:color w:val="000000"/>
               </w:rPr>
-              <w:t xml:space="preserve">Panel Fabrication, AC and DC elementaries, and wiring interconnection Drawing </w:t>
-            </w:r>
-            <w:proofErr w:type="spellStart"/>
+              <w:t>Panel Fabrication, AC and DC elementaries, and wiring interconnection Drawing prepration for a new substation</w:t>
+            </w:r>
+          </w:p>
+        </w:tc>
+        <w:tc>
+          <w:tcPr>
+            <w:tcW w:w="2160" w:type="dxa"/>
+          </w:tcPr>
+          <w:p>
             <w:r>
               <w:rPr>
                 <w:rFonts w:ascii="Cambria" w:hAnsi="Cambria" w:cs="Cambria"/>
                 <w:color w:val="000000"/>
               </w:rPr>
-              <w:t>prepration</w:t>
-            </w:r>
-            <w:proofErr w:type="spellEnd"/>
+              <w:t xml:space="preserve">The drawings are engineered and created (drafted) using AutoCAD LT  </w:t>
+            </w:r>
+          </w:p>
+        </w:tc>
+        <w:tc>
+          <w:tcPr>
+            <w:tcW w:w="2160" w:type="dxa"/>
+          </w:tcPr>
+          <w:p>
             <w:r>
               <w:rPr>
                 <w:rFonts w:ascii="Cambria" w:hAnsi="Cambria" w:cs="Cambria"/>
                 <w:color w:val="000000"/>
               </w:rPr>
-              <w:t xml:space="preserve"> for a new substation</w:t>
+              <w:t>AutoCAD LT</w:t>
             </w:r>
           </w:p>
         </w:tc>
@@ -10342,51 +10271,7 @@
                 <w:rFonts w:ascii="Cambria" w:hAnsi="Cambria" w:cs="Cambria"/>
                 <w:color w:val="000000"/>
               </w:rPr>
-              <w:t xml:space="preserve">The drawings are engineered and created (drafted) using AutoCAD LT  </w:t>
-            </w:r>
-          </w:p>
-        </w:tc>
-        <w:tc>
-          <w:tcPr>
-            <w:tcW w:w="2160" w:type="dxa"/>
-          </w:tcPr>
-          <w:p>
-            <w:r>
-              <w:rPr>
-                <w:rFonts w:ascii="Cambria" w:hAnsi="Cambria" w:cs="Cambria"/>
-                <w:color w:val="000000"/>
-              </w:rPr>
-              <w:t>AutoCAD LT</w:t>
-            </w:r>
-          </w:p>
-        </w:tc>
-        <w:tc>
-          <w:tcPr>
-            <w:tcW w:w="2160" w:type="dxa"/>
-          </w:tcPr>
-          <w:p>
-            <w:r>
-              <w:rPr>
-                <w:rFonts w:ascii="Cambria" w:hAnsi="Cambria" w:cs="Cambria"/>
-                <w:color w:val="000000"/>
-              </w:rPr>
-              <w:t xml:space="preserve">Panel Fabrication, AC and DC elementaries, and wiring interconnection Drawing </w:t>
-            </w:r>
-            <w:proofErr w:type="spellStart"/>
-            <w:r>
-              <w:rPr>
-                <w:rFonts w:ascii="Cambria" w:hAnsi="Cambria" w:cs="Cambria"/>
-                <w:color w:val="000000"/>
-              </w:rPr>
-              <w:t>prepration</w:t>
-            </w:r>
-            <w:proofErr w:type="spellEnd"/>
-            <w:r>
-              <w:rPr>
-                <w:rFonts w:ascii="Cambria" w:hAnsi="Cambria" w:cs="Cambria"/>
-                <w:color w:val="000000"/>
-              </w:rPr>
-              <w:t xml:space="preserve"> for a new substation</w:t>
+              <w:t>Panel Fabrication, AC and DC elementaries, and wiring interconnection Drawing prepration for a new substation</w:t>
             </w:r>
           </w:p>
         </w:tc>
@@ -10430,23 +10315,7 @@
                 <w:rFonts w:ascii="Cambria" w:hAnsi="Cambria" w:cs="Cambria"/>
                 <w:color w:val="000000"/>
               </w:rPr>
-              <w:t xml:space="preserve">Python, ETAP, Matplotlib, Git, </w:t>
-            </w:r>
-            <w:proofErr w:type="spellStart"/>
-            <w:r>
-              <w:rPr>
-                <w:rFonts w:ascii="Cambria" w:hAnsi="Cambria" w:cs="Cambria"/>
-                <w:color w:val="000000"/>
-              </w:rPr>
-              <w:t>Github</w:t>
-            </w:r>
-            <w:proofErr w:type="spellEnd"/>
-            <w:r>
-              <w:rPr>
-                <w:rFonts w:ascii="Cambria" w:hAnsi="Cambria" w:cs="Cambria"/>
-                <w:color w:val="000000"/>
-              </w:rPr>
-              <w:t>, VS Code</w:t>
+              <w:t>Python, ETAP, Matplotlib, Git, Github, VS Code</w:t>
             </w:r>
           </w:p>
         </w:tc>
@@ -10490,23 +10359,7 @@
                 <w:rFonts w:ascii="Cambria" w:hAnsi="Cambria" w:cs="Cambria"/>
                 <w:color w:val="000000"/>
               </w:rPr>
-              <w:t xml:space="preserve">A remote end Relay change, another relay configuration change, Line change and line tuner removal is </w:t>
-            </w:r>
-            <w:proofErr w:type="spellStart"/>
-            <w:r>
-              <w:rPr>
-                <w:rFonts w:ascii="Cambria" w:hAnsi="Cambria" w:cs="Cambria"/>
-                <w:color w:val="000000"/>
-              </w:rPr>
-              <w:t>polulated</w:t>
-            </w:r>
-            <w:proofErr w:type="spellEnd"/>
-            <w:r>
-              <w:rPr>
-                <w:rFonts w:ascii="Cambria" w:hAnsi="Cambria" w:cs="Cambria"/>
-                <w:color w:val="000000"/>
-              </w:rPr>
-              <w:t xml:space="preserve"> into more than 600 physical and P&amp;C drawings of a substation. Whole schematics, and </w:t>
+              <w:t xml:space="preserve">A remote end Relay change, another relay configuration change, Line change and line tuner removal is polulated into more than 600 physical and P&amp;C drawings of a substation. Whole schematics, and </w:t>
             </w:r>
             <w:r>
               <w:rPr>
@@ -10529,23 +10382,7 @@
                 <w:color w:val="000000"/>
               </w:rPr>
               <w:lastRenderedPageBreak/>
-              <w:t xml:space="preserve">AutoCAD, </w:t>
-            </w:r>
-            <w:proofErr w:type="spellStart"/>
-            <w:r>
-              <w:rPr>
-                <w:rFonts w:ascii="Cambria" w:hAnsi="Cambria" w:cs="Cambria"/>
-                <w:color w:val="000000"/>
-              </w:rPr>
-              <w:t>Microstation</w:t>
-            </w:r>
-            <w:proofErr w:type="spellEnd"/>
-            <w:r>
-              <w:rPr>
-                <w:rFonts w:ascii="Cambria" w:hAnsi="Cambria" w:cs="Cambria"/>
-                <w:color w:val="000000"/>
-              </w:rPr>
-              <w:t>, Bluebeam</w:t>
+              <w:t>AutoCAD, Microstation, Bluebeam</w:t>
             </w:r>
           </w:p>
         </w:tc>
@@ -10575,23 +10412,35 @@
                 <w:rFonts w:ascii="Cambria" w:hAnsi="Cambria" w:cs="Cambria"/>
                 <w:color w:val="000000"/>
               </w:rPr>
-              <w:t xml:space="preserve">Three phase unbalanced LV system optimal power Flow with PVs and </w:t>
-            </w:r>
-            <w:proofErr w:type="spellStart"/>
+              <w:t>Three phase unbalanced LV system optimal power Flow with PVs and Evs with Power Quality improvement features</w:t>
+            </w:r>
+          </w:p>
+        </w:tc>
+        <w:tc>
+          <w:tcPr>
+            <w:tcW w:w="2160" w:type="dxa"/>
+          </w:tcPr>
+          <w:p>
             <w:r>
               <w:rPr>
                 <w:rFonts w:ascii="Cambria" w:hAnsi="Cambria" w:cs="Cambria"/>
                 <w:color w:val="000000"/>
               </w:rPr>
-              <w:t>Evs</w:t>
-            </w:r>
-            <w:proofErr w:type="spellEnd"/>
+              <w:t>A MATLAB code is created to model the three-phase unbalanced system and then perform Optimal Power Flow with several existing and proposed engines. Evs and PVs are integrated as controllable objects into the model. Voltage imbalance (A power Quality measure) is implemented in the optimization as a constraint. Several Scenarios were tested and Data Visualization about the Optimal Power Flow is created. An academic Paper is created upon this</w:t>
+            </w:r>
+          </w:p>
+        </w:tc>
+        <w:tc>
+          <w:tcPr>
+            <w:tcW w:w="2160" w:type="dxa"/>
+          </w:tcPr>
+          <w:p>
             <w:r>
               <w:rPr>
                 <w:rFonts w:ascii="Cambria" w:hAnsi="Cambria" w:cs="Cambria"/>
                 <w:color w:val="000000"/>
               </w:rPr>
-              <w:t xml:space="preserve"> with Power Quality improvement features</w:t>
+              <w:t>MATLAB-CVX-MATHPOWER Visualization -OOP - Latex</w:t>
             </w:r>
           </w:p>
         </w:tc>
@@ -10605,83 +10454,7 @@
                 <w:rFonts w:ascii="Cambria" w:hAnsi="Cambria" w:cs="Cambria"/>
                 <w:color w:val="000000"/>
               </w:rPr>
-              <w:t xml:space="preserve">A MATLAB code is created to model the three-phase unbalanced system and then perform Optimal Power Flow with several existing and proposed engines. </w:t>
-            </w:r>
-            <w:proofErr w:type="spellStart"/>
-            <w:r>
-              <w:rPr>
-                <w:rFonts w:ascii="Cambria" w:hAnsi="Cambria" w:cs="Cambria"/>
-                <w:color w:val="000000"/>
-              </w:rPr>
-              <w:t>Evs</w:t>
-            </w:r>
-            <w:proofErr w:type="spellEnd"/>
-            <w:r>
-              <w:rPr>
-                <w:rFonts w:ascii="Cambria" w:hAnsi="Cambria" w:cs="Cambria"/>
-                <w:color w:val="000000"/>
-              </w:rPr>
-              <w:t xml:space="preserve"> and PVs are integrated as controllable objects into the model. Voltage imbalance (A power Quality measure) is implemented in the optimization as a constraint. Several Scenarios were </w:t>
-            </w:r>
-            <w:proofErr w:type="gramStart"/>
-            <w:r>
-              <w:rPr>
-                <w:rFonts w:ascii="Cambria" w:hAnsi="Cambria" w:cs="Cambria"/>
-                <w:color w:val="000000"/>
-              </w:rPr>
-              <w:t>tested</w:t>
-            </w:r>
-            <w:proofErr w:type="gramEnd"/>
-            <w:r>
-              <w:rPr>
-                <w:rFonts w:ascii="Cambria" w:hAnsi="Cambria" w:cs="Cambria"/>
-                <w:color w:val="000000"/>
-              </w:rPr>
-              <w:t xml:space="preserve"> and Data Visualization about the Optimal Power Flow is created. An academic Paper is created upon this</w:t>
-            </w:r>
-          </w:p>
-        </w:tc>
-        <w:tc>
-          <w:tcPr>
-            <w:tcW w:w="2160" w:type="dxa"/>
-          </w:tcPr>
-          <w:p>
-            <w:r>
-              <w:rPr>
-                <w:rFonts w:ascii="Cambria" w:hAnsi="Cambria" w:cs="Cambria"/>
-                <w:color w:val="000000"/>
-              </w:rPr>
-              <w:t>MATLAB-CVX-MATHPOWER Visualization -OOP - Latex</w:t>
-            </w:r>
-          </w:p>
-        </w:tc>
-        <w:tc>
-          <w:tcPr>
-            <w:tcW w:w="2160" w:type="dxa"/>
-          </w:tcPr>
-          <w:p>
-            <w:r>
-              <w:rPr>
-                <w:rFonts w:ascii="Cambria" w:hAnsi="Cambria" w:cs="Cambria"/>
-                <w:color w:val="000000"/>
-              </w:rPr>
-              <w:t xml:space="preserve">Three phase unbalanced LV system optimal power Flow with PVs and </w:t>
-            </w:r>
-            <w:proofErr w:type="spellStart"/>
-            <w:r>
-              <w:rPr>
-                <w:rFonts w:ascii="Cambria" w:hAnsi="Cambria" w:cs="Cambria"/>
-                <w:color w:val="000000"/>
-              </w:rPr>
-              <w:t>Evs</w:t>
-            </w:r>
-            <w:proofErr w:type="spellEnd"/>
-            <w:r>
-              <w:rPr>
-                <w:rFonts w:ascii="Cambria" w:hAnsi="Cambria" w:cs="Cambria"/>
-                <w:color w:val="000000"/>
-              </w:rPr>
-              <w:t xml:space="preserve"> with Power Quality improvement features</w:t>
+              <w:t>Three phase unbalanced LV system optimal power Flow with PVs and Evs with Power Quality improvement features</w:t>
             </w:r>
           </w:p>
         </w:tc>
@@ -10723,53 +10496,21 @@
                 <w:rFonts w:ascii="Cambria" w:hAnsi="Cambria" w:cs="Cambria"/>
                 <w:color w:val="000000"/>
               </w:rPr>
-              <w:t xml:space="preserve">Digital Implementation of Protection Relays Logic and phase </w:t>
-            </w:r>
-            <w:proofErr w:type="spellStart"/>
+              <w:t>Digital Implementation of Protection Relays Logic and phase recognittion with MATLAB and Novel Spiral Data Driven Distance Relay Method</w:t>
+            </w:r>
+          </w:p>
+        </w:tc>
+        <w:tc>
+          <w:tcPr>
+            <w:tcW w:w="2160" w:type="dxa"/>
+          </w:tcPr>
+          <w:p>
             <w:r>
               <w:rPr>
                 <w:rFonts w:ascii="Cambria" w:hAnsi="Cambria" w:cs="Cambria"/>
                 <w:color w:val="000000"/>
               </w:rPr>
-              <w:t>recognittion</w:t>
-            </w:r>
-            <w:proofErr w:type="spellEnd"/>
-            <w:r>
-              <w:rPr>
-                <w:rFonts w:ascii="Cambria" w:hAnsi="Cambria" w:cs="Cambria"/>
-                <w:color w:val="000000"/>
-              </w:rPr>
-              <w:t xml:space="preserve"> with MATLAB and Novel Spiral Data Driven Distance Relay Method</w:t>
-            </w:r>
-          </w:p>
-        </w:tc>
-        <w:tc>
-          <w:tcPr>
-            <w:tcW w:w="2160" w:type="dxa"/>
-          </w:tcPr>
-          <w:p>
-            <w:r>
-              <w:rPr>
-                <w:rFonts w:ascii="Cambria" w:hAnsi="Cambria" w:cs="Cambria"/>
-                <w:color w:val="000000"/>
-              </w:rPr>
-              <w:t xml:space="preserve">First Phase detector algorithms are modelled in MATLAB to extract the magnitude and angle of a signal during fault. On this basis relay protection logics such as Over current, transformer differential, and distance with Power Swing Blocking is Modelled. </w:t>
-            </w:r>
-            <w:proofErr w:type="gramStart"/>
-            <w:r>
-              <w:rPr>
-                <w:rFonts w:ascii="Cambria" w:hAnsi="Cambria" w:cs="Cambria"/>
-                <w:color w:val="000000"/>
-              </w:rPr>
-              <w:t>Finally</w:t>
-            </w:r>
-            <w:proofErr w:type="gramEnd"/>
-            <w:r>
-              <w:rPr>
-                <w:rFonts w:ascii="Cambria" w:hAnsi="Cambria" w:cs="Cambria"/>
-                <w:color w:val="000000"/>
-              </w:rPr>
-              <w:t xml:space="preserve"> a new method is proposed to improve performance of </w:t>
+              <w:t xml:space="preserve">First Phase detector algorithms are modelled in MATLAB to extract the magnitude and angle of a signal during fault. On this basis relay protection logics such as Over current, transformer differential, and distance with Power Swing Blocking is Modelled. Finally a new method is proposed to improve performance of </w:t>
             </w:r>
             <w:r>
               <w:rPr>
@@ -10806,23 +10547,7 @@
                 <w:rFonts w:ascii="Cambria" w:hAnsi="Cambria" w:cs="Cambria"/>
                 <w:color w:val="000000"/>
               </w:rPr>
-              <w:t xml:space="preserve">Digital Implementation of Protection Relays Logic and phase </w:t>
-            </w:r>
-            <w:proofErr w:type="spellStart"/>
-            <w:r>
-              <w:rPr>
-                <w:rFonts w:ascii="Cambria" w:hAnsi="Cambria" w:cs="Cambria"/>
-                <w:color w:val="000000"/>
-              </w:rPr>
-              <w:t>recognittion</w:t>
-            </w:r>
-            <w:proofErr w:type="spellEnd"/>
-            <w:r>
-              <w:rPr>
-                <w:rFonts w:ascii="Cambria" w:hAnsi="Cambria" w:cs="Cambria"/>
-                <w:color w:val="000000"/>
-              </w:rPr>
-              <w:t xml:space="preserve"> with MATLAB and Novel Spiral Data Driven Distance Relay Method</w:t>
+              <w:t>Digital Implementation of Protection Relays Logic and phase recognittion with MATLAB and Novel Spiral Data Driven Distance Relay Method</w:t>
             </w:r>
           </w:p>
         </w:tc>
@@ -10878,23 +10603,7 @@
                 <w:rFonts w:ascii="Cambria" w:hAnsi="Cambria" w:cs="Cambria"/>
                 <w:color w:val="000000"/>
               </w:rPr>
-              <w:t xml:space="preserve">Mechanical and Electrical Calculation, Specification, Drawing, installation guideline, grid code </w:t>
-            </w:r>
-            <w:proofErr w:type="gramStart"/>
-            <w:r>
-              <w:rPr>
-                <w:rFonts w:ascii="Cambria" w:hAnsi="Cambria" w:cs="Cambria"/>
-                <w:color w:val="000000"/>
-              </w:rPr>
-              <w:t>compliance,  Technical</w:t>
-            </w:r>
-            <w:proofErr w:type="gramEnd"/>
-            <w:r>
-              <w:rPr>
-                <w:rFonts w:ascii="Cambria" w:hAnsi="Cambria" w:cs="Cambria"/>
-                <w:color w:val="000000"/>
-              </w:rPr>
-              <w:t xml:space="preserve"> Report prepared and presented</w:t>
+              <w:t>Mechanical and Electrical Calculation, Specification, Drawing, installation guideline, grid code compliance,  Technical Report prepared and presented</w:t>
             </w:r>
           </w:p>
         </w:tc>
@@ -10978,23 +10687,7 @@
                 <w:rFonts w:ascii="Cambria" w:hAnsi="Cambria" w:cs="Cambria"/>
                 <w:color w:val="000000"/>
               </w:rPr>
-              <w:t xml:space="preserve">A Bushing is Modelled in </w:t>
-            </w:r>
-            <w:proofErr w:type="gramStart"/>
-            <w:r>
-              <w:rPr>
-                <w:rFonts w:ascii="Cambria" w:hAnsi="Cambria" w:cs="Cambria"/>
-                <w:color w:val="000000"/>
-              </w:rPr>
-              <w:t>COMSOL</w:t>
-            </w:r>
-            <w:proofErr w:type="gramEnd"/>
-            <w:r>
-              <w:rPr>
-                <w:rFonts w:ascii="Cambria" w:hAnsi="Cambria" w:cs="Cambria"/>
-                <w:color w:val="000000"/>
-              </w:rPr>
-              <w:t xml:space="preserve"> and its shape is optimized to reduce electric field tension on the sharp edges</w:t>
+              <w:t>A Bushing is Modelled in COMSOL and its shape is optimized to reduce electric field tension on the sharp edges</w:t>
             </w:r>
           </w:p>
         </w:tc>
@@ -11092,23 +10785,7 @@
                 <w:rFonts w:ascii="Cambria" w:hAnsi="Cambria" w:cs="Cambria"/>
                 <w:color w:val="000000"/>
               </w:rPr>
-              <w:t xml:space="preserve">CYME - Access </w:t>
-            </w:r>
-            <w:proofErr w:type="gramStart"/>
-            <w:r>
-              <w:rPr>
-                <w:rFonts w:ascii="Cambria" w:hAnsi="Cambria" w:cs="Cambria"/>
-                <w:color w:val="000000"/>
-              </w:rPr>
-              <w:t>Database  -</w:t>
-            </w:r>
-            <w:proofErr w:type="gramEnd"/>
-            <w:r>
-              <w:rPr>
-                <w:rFonts w:ascii="Cambria" w:hAnsi="Cambria" w:cs="Cambria"/>
-                <w:color w:val="000000"/>
-              </w:rPr>
-              <w:t xml:space="preserve"> Python</w:t>
+              <w:t>CYME - Access Database  - Python</w:t>
             </w:r>
           </w:p>
         </w:tc>
@@ -11147,102 +10824,20 @@
             <w:tcW w:w="2160" w:type="dxa"/>
           </w:tcPr>
           <w:p>
-            <w:proofErr w:type="spellStart"/>
             <w:r>
               <w:rPr>
                 <w:rFonts w:ascii="Cambria" w:hAnsi="Cambria" w:cs="Cambria"/>
                 <w:color w:val="000000"/>
               </w:rPr>
-              <w:t>Tradittional</w:t>
-            </w:r>
-            <w:proofErr w:type="spellEnd"/>
+              <w:t xml:space="preserve">Tradittional Generator is modeled in detailed in MATLAB simulink. A test scenario of short circuit fualt is designed to test the </w:t>
+            </w:r>
             <w:r>
               <w:rPr>
                 <w:rFonts w:ascii="Cambria" w:hAnsi="Cambria" w:cs="Cambria"/>
                 <w:color w:val="000000"/>
               </w:rPr>
-              <w:t xml:space="preserve"> Generator is modeled in </w:t>
-            </w:r>
-            <w:proofErr w:type="gramStart"/>
-            <w:r>
-              <w:rPr>
-                <w:rFonts w:ascii="Cambria" w:hAnsi="Cambria" w:cs="Cambria"/>
-                <w:color w:val="000000"/>
-              </w:rPr>
-              <w:t>detailed</w:t>
-            </w:r>
-            <w:proofErr w:type="gramEnd"/>
-            <w:r>
-              <w:rPr>
-                <w:rFonts w:ascii="Cambria" w:hAnsi="Cambria" w:cs="Cambria"/>
-                <w:color w:val="000000"/>
-              </w:rPr>
-              <w:t xml:space="preserve"> in MATLAB </w:t>
-            </w:r>
-            <w:proofErr w:type="spellStart"/>
-            <w:r>
-              <w:rPr>
-                <w:rFonts w:ascii="Cambria" w:hAnsi="Cambria" w:cs="Cambria"/>
-                <w:color w:val="000000"/>
-              </w:rPr>
-              <w:t>simulink</w:t>
-            </w:r>
-            <w:proofErr w:type="spellEnd"/>
-            <w:r>
-              <w:rPr>
-                <w:rFonts w:ascii="Cambria" w:hAnsi="Cambria" w:cs="Cambria"/>
-                <w:color w:val="000000"/>
-              </w:rPr>
-              <w:t xml:space="preserve">. A test scenario of short circuit </w:t>
-            </w:r>
-            <w:proofErr w:type="spellStart"/>
-            <w:r>
-              <w:rPr>
-                <w:rFonts w:ascii="Cambria" w:hAnsi="Cambria" w:cs="Cambria"/>
-                <w:color w:val="000000"/>
-              </w:rPr>
-              <w:t>fualt</w:t>
-            </w:r>
-            <w:proofErr w:type="spellEnd"/>
-            <w:r>
-              <w:rPr>
-                <w:rFonts w:ascii="Cambria" w:hAnsi="Cambria" w:cs="Cambria"/>
-                <w:color w:val="000000"/>
-              </w:rPr>
-              <w:t xml:space="preserve"> is designed to test the </w:t>
-            </w:r>
-            <w:proofErr w:type="spellStart"/>
-            <w:r>
-              <w:rPr>
-                <w:rFonts w:ascii="Cambria" w:hAnsi="Cambria" w:cs="Cambria"/>
-                <w:color w:val="000000"/>
-              </w:rPr>
               <w:lastRenderedPageBreak/>
-              <w:t>Genearator</w:t>
-            </w:r>
-            <w:proofErr w:type="spellEnd"/>
-            <w:r>
-              <w:rPr>
-                <w:rFonts w:ascii="Cambria" w:hAnsi="Cambria" w:cs="Cambria"/>
-                <w:color w:val="000000"/>
-              </w:rPr>
-              <w:t xml:space="preserve">. Then using MATLAB SISO Tool AVR, </w:t>
-            </w:r>
-            <w:proofErr w:type="spellStart"/>
-            <w:r>
-              <w:rPr>
-                <w:rFonts w:ascii="Cambria" w:hAnsi="Cambria" w:cs="Cambria"/>
-                <w:color w:val="000000"/>
-              </w:rPr>
-              <w:t>Governer</w:t>
-            </w:r>
-            <w:proofErr w:type="spellEnd"/>
-            <w:r>
-              <w:rPr>
-                <w:rFonts w:ascii="Cambria" w:hAnsi="Cambria" w:cs="Cambria"/>
-                <w:color w:val="000000"/>
-              </w:rPr>
-              <w:t>, and PSS controllers are designed to control Generators power voltage and improve stability of the power system</w:t>
+              <w:t>Genearator. Then using MATLAB SISO Tool AVR, Governer, and PSS controllers are designed to control Generators power voltage and improve stability of the power system</w:t>
             </w:r>
           </w:p>
         </w:tc>
@@ -11327,103 +10922,7 @@
                 <w:rFonts w:ascii="Cambria" w:hAnsi="Cambria" w:cs="Cambria"/>
                 <w:color w:val="000000"/>
               </w:rPr>
-              <w:t xml:space="preserve">Two Microgrids, One AC and one DC are created. Several severe transient and power quality phenomena </w:t>
-            </w:r>
-            <w:proofErr w:type="gramStart"/>
-            <w:r>
-              <w:rPr>
-                <w:rFonts w:ascii="Cambria" w:hAnsi="Cambria" w:cs="Cambria"/>
-                <w:color w:val="000000"/>
-              </w:rPr>
-              <w:t>is</w:t>
-            </w:r>
-            <w:proofErr w:type="gramEnd"/>
-            <w:r>
-              <w:rPr>
-                <w:rFonts w:ascii="Cambria" w:hAnsi="Cambria" w:cs="Cambria"/>
-                <w:color w:val="000000"/>
-              </w:rPr>
-              <w:t xml:space="preserve"> implemented as scenarios (Model resiliency test). First Buck and Boost inverters to convert DC to AC with L and LCL filters are designed. Then PID and PR controllers are designed using SISO tool and PID tuner for the inverters. Then these inverters </w:t>
-            </w:r>
-            <w:proofErr w:type="gramStart"/>
-            <w:r>
-              <w:rPr>
-                <w:rFonts w:ascii="Cambria" w:hAnsi="Cambria" w:cs="Cambria"/>
-                <w:color w:val="000000"/>
-              </w:rPr>
-              <w:t>are connected with</w:t>
-            </w:r>
-            <w:proofErr w:type="gramEnd"/>
-            <w:r>
-              <w:rPr>
-                <w:rFonts w:ascii="Cambria" w:hAnsi="Cambria" w:cs="Cambria"/>
-                <w:color w:val="000000"/>
-              </w:rPr>
-              <w:t xml:space="preserve"> several loads and phenomena are tested. </w:t>
-            </w:r>
-            <w:proofErr w:type="gramStart"/>
-            <w:r>
-              <w:rPr>
-                <w:rFonts w:ascii="Cambria" w:hAnsi="Cambria" w:cs="Cambria"/>
-                <w:color w:val="000000"/>
-              </w:rPr>
-              <w:t>Finally</w:t>
-            </w:r>
-            <w:proofErr w:type="gramEnd"/>
-            <w:r>
-              <w:rPr>
-                <w:rFonts w:ascii="Cambria" w:hAnsi="Cambria" w:cs="Cambria"/>
-                <w:color w:val="000000"/>
-              </w:rPr>
-              <w:t xml:space="preserve"> a </w:t>
-            </w:r>
-            <w:proofErr w:type="spellStart"/>
-            <w:r>
-              <w:rPr>
-                <w:rFonts w:ascii="Cambria" w:hAnsi="Cambria" w:cs="Cambria"/>
-                <w:color w:val="000000"/>
-              </w:rPr>
-              <w:t>tritery</w:t>
-            </w:r>
-            <w:proofErr w:type="spellEnd"/>
-            <w:r>
-              <w:rPr>
-                <w:rFonts w:ascii="Cambria" w:hAnsi="Cambria" w:cs="Cambria"/>
-                <w:color w:val="000000"/>
-              </w:rPr>
-              <w:t xml:space="preserve"> control (Droop and average power Sharing) is </w:t>
-            </w:r>
-            <w:proofErr w:type="spellStart"/>
-            <w:r>
-              <w:rPr>
-                <w:rFonts w:ascii="Cambria" w:hAnsi="Cambria" w:cs="Cambria"/>
-                <w:color w:val="000000"/>
-              </w:rPr>
-              <w:t>desinged</w:t>
-            </w:r>
-            <w:proofErr w:type="spellEnd"/>
-            <w:r>
-              <w:rPr>
-                <w:rFonts w:ascii="Cambria" w:hAnsi="Cambria" w:cs="Cambria"/>
-                <w:color w:val="000000"/>
-              </w:rPr>
-              <w:t xml:space="preserve"> to coordinate and </w:t>
-            </w:r>
-            <w:proofErr w:type="spellStart"/>
-            <w:r>
-              <w:rPr>
-                <w:rFonts w:ascii="Cambria" w:hAnsi="Cambria" w:cs="Cambria"/>
-                <w:color w:val="000000"/>
-              </w:rPr>
-              <w:t>stabilze</w:t>
-            </w:r>
-            <w:proofErr w:type="spellEnd"/>
-            <w:r>
-              <w:rPr>
-                <w:rFonts w:ascii="Cambria" w:hAnsi="Cambria" w:cs="Cambria"/>
-                <w:color w:val="000000"/>
-              </w:rPr>
-              <w:t xml:space="preserve"> the inverters as a whole in the Islanded Microgrid</w:t>
+              <w:t>Two Microgrids, One AC and one DC are created. Several severe transient and power quality phenomena is implemented as scenarios (Model resiliency test). First Buck and Boost inverters to convert DC to AC with L and LCL filters are designed. Then PID and PR controllers are designed using SISO tool and PID tuner for the inverters. Then these inverters are connected with several loads and phenomena are tested. Finally a tritery control (Droop and average power Sharing) is desinged to coordinate and stabilze the inverters as a whole in the Islanded Microgrid</w:t>
             </w:r>
           </w:p>
         </w:tc>
@@ -11467,23 +10966,7 @@
                 <w:rFonts w:ascii="Cambria" w:hAnsi="Cambria" w:cs="Cambria"/>
                 <w:color w:val="000000"/>
               </w:rPr>
-              <w:t xml:space="preserve"> An automated personal scheduling assistant:  To Do items integrated into </w:t>
-            </w:r>
-            <w:proofErr w:type="spellStart"/>
-            <w:r>
-              <w:rPr>
-                <w:rFonts w:ascii="Cambria" w:hAnsi="Cambria" w:cs="Cambria"/>
-                <w:color w:val="000000"/>
-              </w:rPr>
-              <w:t>Icalendar</w:t>
-            </w:r>
-            <w:proofErr w:type="spellEnd"/>
-            <w:r>
-              <w:rPr>
-                <w:rFonts w:ascii="Cambria" w:hAnsi="Cambria" w:cs="Cambria"/>
-                <w:color w:val="000000"/>
-              </w:rPr>
-              <w:t xml:space="preserve"> format and a task status dashboard</w:t>
+              <w:t xml:space="preserve"> An automated personal scheduling assistant:  To Do items integrated into Icalendar format and a task status dashboard</w:t>
             </w:r>
           </w:p>
         </w:tc>
@@ -11520,62 +11003,21 @@
                 <w:color w:val="000000"/>
               </w:rPr>
               <w:lastRenderedPageBreak/>
-              <w:t xml:space="preserve">python, </w:t>
-            </w:r>
-            <w:proofErr w:type="spellStart"/>
+              <w:t>python, Icalendar, VBA, and Shell Scripting, Datetime Library - Git - Github</w:t>
+            </w:r>
+          </w:p>
+        </w:tc>
+        <w:tc>
+          <w:tcPr>
+            <w:tcW w:w="2160" w:type="dxa"/>
+          </w:tcPr>
+          <w:p>
             <w:r>
               <w:rPr>
                 <w:rFonts w:ascii="Cambria" w:hAnsi="Cambria" w:cs="Cambria"/>
                 <w:color w:val="000000"/>
               </w:rPr>
-              <w:t>Icalendar</w:t>
-            </w:r>
-            <w:proofErr w:type="spellEnd"/>
-            <w:r>
-              <w:rPr>
-                <w:rFonts w:ascii="Cambria" w:hAnsi="Cambria" w:cs="Cambria"/>
-                <w:color w:val="000000"/>
-              </w:rPr>
-              <w:t xml:space="preserve">, VBA, and Shell Scripting, Datetime Library - Git - </w:t>
-            </w:r>
-            <w:proofErr w:type="spellStart"/>
-            <w:r>
-              <w:rPr>
-                <w:rFonts w:ascii="Cambria" w:hAnsi="Cambria" w:cs="Cambria"/>
-                <w:color w:val="000000"/>
-              </w:rPr>
-              <w:t>Github</w:t>
-            </w:r>
-            <w:proofErr w:type="spellEnd"/>
-          </w:p>
-        </w:tc>
-        <w:tc>
-          <w:tcPr>
-            <w:tcW w:w="2160" w:type="dxa"/>
-          </w:tcPr>
-          <w:p>
-            <w:r>
-              <w:rPr>
-                <w:rFonts w:ascii="Cambria" w:hAnsi="Cambria" w:cs="Cambria"/>
-                <w:color w:val="000000"/>
-              </w:rPr>
-              <w:t xml:space="preserve"> An automated personal scheduling assistant:  To Do items integrated into </w:t>
-            </w:r>
-            <w:proofErr w:type="spellStart"/>
-            <w:r>
-              <w:rPr>
-                <w:rFonts w:ascii="Cambria" w:hAnsi="Cambria" w:cs="Cambria"/>
-                <w:color w:val="000000"/>
-              </w:rPr>
-              <w:t>Icalendar</w:t>
-            </w:r>
-            <w:proofErr w:type="spellEnd"/>
-            <w:r>
-              <w:rPr>
-                <w:rFonts w:ascii="Cambria" w:hAnsi="Cambria" w:cs="Cambria"/>
-                <w:color w:val="000000"/>
-              </w:rPr>
-              <w:t xml:space="preserve"> format and a task status dashboard</w:t>
+              <w:t xml:space="preserve"> An automated personal scheduling assistant:  To Do items integrated into Icalendar format and a task status dashboard</w:t>
             </w:r>
           </w:p>
         </w:tc>
@@ -11591,24 +11033,35 @@
                 <w:rFonts w:ascii="Cambria" w:hAnsi="Cambria" w:cs="Cambria"/>
                 <w:color w:val="000000"/>
               </w:rPr>
-              <w:lastRenderedPageBreak/>
-              <w:t xml:space="preserve">Power System Blog web application using React </w:t>
-            </w:r>
-            <w:proofErr w:type="spellStart"/>
+              <w:t>Power System Blog web application using React nodeJS Postmarks and GCP</w:t>
+            </w:r>
+          </w:p>
+        </w:tc>
+        <w:tc>
+          <w:tcPr>
+            <w:tcW w:w="2160" w:type="dxa"/>
+          </w:tcPr>
+          <w:p>
             <w:r>
               <w:rPr>
                 <w:rFonts w:ascii="Cambria" w:hAnsi="Cambria" w:cs="Cambria"/>
                 <w:color w:val="000000"/>
               </w:rPr>
-              <w:t>nodeJS</w:t>
-            </w:r>
-            <w:proofErr w:type="spellEnd"/>
+              <w:t>Another Website was created using React Technology and NodeJS backend. Hosted by GCP cloud</w:t>
+            </w:r>
+          </w:p>
+        </w:tc>
+        <w:tc>
+          <w:tcPr>
+            <w:tcW w:w="2160" w:type="dxa"/>
+          </w:tcPr>
+          <w:p>
             <w:r>
               <w:rPr>
                 <w:rFonts w:ascii="Cambria" w:hAnsi="Cambria" w:cs="Cambria"/>
                 <w:color w:val="000000"/>
               </w:rPr>
-              <w:t xml:space="preserve"> Postmarks and GCP</w:t>
+              <w:t>REACT-NODEJS-MongoDB-GCP-Postmark-YAML</w:t>
             </w:r>
           </w:p>
         </w:tc>
@@ -11622,51 +11075,7 @@
                 <w:rFonts w:ascii="Cambria" w:hAnsi="Cambria" w:cs="Cambria"/>
                 <w:color w:val="000000"/>
               </w:rPr>
-              <w:t>Another Website was created using React Technology and NodeJS backend. Hosted by GCP cloud</w:t>
-            </w:r>
-          </w:p>
-        </w:tc>
-        <w:tc>
-          <w:tcPr>
-            <w:tcW w:w="2160" w:type="dxa"/>
-          </w:tcPr>
-          <w:p>
-            <w:r>
-              <w:rPr>
-                <w:rFonts w:ascii="Cambria" w:hAnsi="Cambria" w:cs="Cambria"/>
-                <w:color w:val="000000"/>
-              </w:rPr>
-              <w:t>REACT-NODEJS-MongoDB-GCP-Postmark-YAML</w:t>
-            </w:r>
-          </w:p>
-        </w:tc>
-        <w:tc>
-          <w:tcPr>
-            <w:tcW w:w="2160" w:type="dxa"/>
-          </w:tcPr>
-          <w:p>
-            <w:r>
-              <w:rPr>
-                <w:rFonts w:ascii="Cambria" w:hAnsi="Cambria" w:cs="Cambria"/>
-                <w:color w:val="000000"/>
-              </w:rPr>
-              <w:t xml:space="preserve">Power System Blog web application using React </w:t>
-            </w:r>
-            <w:proofErr w:type="spellStart"/>
-            <w:r>
-              <w:rPr>
-                <w:rFonts w:ascii="Cambria" w:hAnsi="Cambria" w:cs="Cambria"/>
-                <w:color w:val="000000"/>
-              </w:rPr>
-              <w:t>nodeJS</w:t>
-            </w:r>
-            <w:proofErr w:type="spellEnd"/>
-            <w:r>
-              <w:rPr>
-                <w:rFonts w:ascii="Cambria" w:hAnsi="Cambria" w:cs="Cambria"/>
-                <w:color w:val="000000"/>
-              </w:rPr>
-              <w:t xml:space="preserve"> Postmarks and GCP</w:t>
+              <w:t>Power System Blog web application using React nodeJS Postmarks and GCP</w:t>
             </w:r>
           </w:p>
         </w:tc>
@@ -11696,53 +11105,21 @@
                 <w:rFonts w:ascii="Cambria" w:hAnsi="Cambria" w:cs="Cambria"/>
                 <w:color w:val="000000"/>
               </w:rPr>
-              <w:t xml:space="preserve">A software native script is developed in C++ to perform short circuit study in select buses and export results for each study and </w:t>
-            </w:r>
-            <w:proofErr w:type="spellStart"/>
+              <w:t>A software native script is developed in C++ to perform short circuit study in select buses and export results for each study and automaticly testing the results to generate warnings to aid the placement of new Distributed Generation in the system</w:t>
+            </w:r>
+          </w:p>
+        </w:tc>
+        <w:tc>
+          <w:tcPr>
+            <w:tcW w:w="2160" w:type="dxa"/>
+          </w:tcPr>
+          <w:p>
             <w:r>
               <w:rPr>
                 <w:rFonts w:ascii="Cambria" w:hAnsi="Cambria" w:cs="Cambria"/>
                 <w:color w:val="000000"/>
               </w:rPr>
-              <w:t>automaticly</w:t>
-            </w:r>
-            <w:proofErr w:type="spellEnd"/>
-            <w:r>
-              <w:rPr>
-                <w:rFonts w:ascii="Cambria" w:hAnsi="Cambria" w:cs="Cambria"/>
-                <w:color w:val="000000"/>
-              </w:rPr>
-              <w:t xml:space="preserve"> testing the results to generate warnings to aid the placement of new Distributed Generation in the system</w:t>
-            </w:r>
-          </w:p>
-        </w:tc>
-        <w:tc>
-          <w:tcPr>
-            <w:tcW w:w="2160" w:type="dxa"/>
-          </w:tcPr>
-          <w:p>
-            <w:r>
-              <w:rPr>
-                <w:rFonts w:ascii="Cambria" w:hAnsi="Cambria" w:cs="Cambria"/>
-                <w:color w:val="000000"/>
-              </w:rPr>
-              <w:t xml:space="preserve">C++, PSS/E, </w:t>
-            </w:r>
-            <w:proofErr w:type="spellStart"/>
-            <w:r>
-              <w:rPr>
-                <w:rFonts w:ascii="Cambria" w:hAnsi="Cambria" w:cs="Cambria"/>
-                <w:color w:val="000000"/>
-              </w:rPr>
-              <w:t>Digsilent</w:t>
-            </w:r>
-            <w:proofErr w:type="spellEnd"/>
-            <w:r>
-              <w:rPr>
-                <w:rFonts w:ascii="Cambria" w:hAnsi="Cambria" w:cs="Cambria"/>
-                <w:color w:val="000000"/>
-              </w:rPr>
-              <w:t>, DPL</w:t>
+              <w:t>C++, PSS/E, Digsilent, DPL</w:t>
             </w:r>
           </w:p>
         </w:tc>
@@ -11870,53 +11247,21 @@
                 <w:rFonts w:ascii="Cambria" w:hAnsi="Cambria" w:cs="Cambria"/>
                 <w:color w:val="000000"/>
               </w:rPr>
-              <w:t xml:space="preserve">AC Station Service Transformer Sizing/ Battery and Battery Charger Sizing, Voltage drop and Raceway Fill Calculations, Lighting design using IEEE Rolling Sphere and </w:t>
-            </w:r>
-            <w:proofErr w:type="spellStart"/>
+              <w:t>AC Station Service Transformer Sizing/ Battery and Battery Charger Sizing, Voltage drop and Raceway Fill Calculations, Lighting design using IEEE Rolling Sphere and emperical methods</w:t>
+            </w:r>
+          </w:p>
+        </w:tc>
+        <w:tc>
+          <w:tcPr>
+            <w:tcW w:w="2160" w:type="dxa"/>
+          </w:tcPr>
+          <w:p>
             <w:r>
               <w:rPr>
                 <w:rFonts w:ascii="Cambria" w:hAnsi="Cambria" w:cs="Cambria"/>
                 <w:color w:val="000000"/>
               </w:rPr>
-              <w:t>emperical</w:t>
-            </w:r>
-            <w:proofErr w:type="spellEnd"/>
-            <w:r>
-              <w:rPr>
-                <w:rFonts w:ascii="Cambria" w:hAnsi="Cambria" w:cs="Cambria"/>
-                <w:color w:val="000000"/>
-              </w:rPr>
-              <w:t xml:space="preserve"> methods</w:t>
-            </w:r>
-          </w:p>
-        </w:tc>
-        <w:tc>
-          <w:tcPr>
-            <w:tcW w:w="2160" w:type="dxa"/>
-          </w:tcPr>
-          <w:p>
-            <w:r>
-              <w:rPr>
-                <w:rFonts w:ascii="Cambria" w:hAnsi="Cambria" w:cs="Cambria"/>
-                <w:color w:val="000000"/>
-              </w:rPr>
-              <w:t xml:space="preserve">Microsoft Excel </w:t>
-            </w:r>
-            <w:proofErr w:type="spellStart"/>
-            <w:r>
-              <w:rPr>
-                <w:rFonts w:ascii="Cambria" w:hAnsi="Cambria" w:cs="Cambria"/>
-                <w:color w:val="000000"/>
-              </w:rPr>
-              <w:t>BlueBeam</w:t>
-            </w:r>
-            <w:proofErr w:type="spellEnd"/>
-            <w:r>
-              <w:rPr>
-                <w:rFonts w:ascii="Cambria" w:hAnsi="Cambria" w:cs="Cambria"/>
-                <w:color w:val="000000"/>
-              </w:rPr>
-              <w:t xml:space="preserve"> ProjectWise</w:t>
+              <w:t>Microsoft Excel BlueBeam ProjectWise</w:t>
             </w:r>
           </w:p>
         </w:tc>
@@ -11977,23 +11322,7 @@
                 <w:color w:val="000000"/>
               </w:rPr>
               <w:lastRenderedPageBreak/>
-              <w:t xml:space="preserve">above grade cable trench and raceway, grounding, and section elevations and detail drawings, plan layouts and lighting equipment are </w:t>
-            </w:r>
-            <w:proofErr w:type="spellStart"/>
-            <w:r>
-              <w:rPr>
-                <w:rFonts w:ascii="Cambria" w:hAnsi="Cambria" w:cs="Cambria"/>
-                <w:color w:val="000000"/>
-              </w:rPr>
-              <w:t>reveiwed</w:t>
-            </w:r>
-            <w:proofErr w:type="spellEnd"/>
-            <w:r>
-              <w:rPr>
-                <w:rFonts w:ascii="Cambria" w:hAnsi="Cambria" w:cs="Cambria"/>
-                <w:color w:val="000000"/>
-              </w:rPr>
-              <w:t xml:space="preserve"> for IFC submittal</w:t>
+              <w:t>above grade cable trench and raceway, grounding, and section elevations and detail drawings, plan layouts and lighting equipment are reveiwed for IFC submittal</w:t>
             </w:r>
           </w:p>
         </w:tc>
@@ -12010,22 +11339,13 @@
               <w:lastRenderedPageBreak/>
               <w:t xml:space="preserve">AutoCAD, </w:t>
             </w:r>
-            <w:proofErr w:type="spellStart"/>
             <w:r>
               <w:rPr>
                 <w:rFonts w:ascii="Cambria" w:hAnsi="Cambria" w:cs="Cambria"/>
                 <w:color w:val="000000"/>
               </w:rPr>
               <w:lastRenderedPageBreak/>
-              <w:t>Microstation</w:t>
-            </w:r>
-            <w:proofErr w:type="spellEnd"/>
-            <w:r>
-              <w:rPr>
-                <w:rFonts w:ascii="Cambria" w:hAnsi="Cambria" w:cs="Cambria"/>
-                <w:color w:val="000000"/>
-              </w:rPr>
-              <w:t>, Bluebeam</w:t>
+              <w:t>Microstation, Bluebeam</w:t>
             </w:r>
           </w:p>
         </w:tc>
@@ -12065,23 +11385,35 @@
                 <w:color w:val="000000"/>
               </w:rPr>
               <w:lastRenderedPageBreak/>
-              <w:t xml:space="preserve">Power Flow and Arc Flash Report QA/QC of </w:t>
-            </w:r>
-            <w:proofErr w:type="gramStart"/>
+              <w:t>Power Flow and Arc Flash Report QA/QC of a Hyperloop Power System</w:t>
+            </w:r>
+          </w:p>
+        </w:tc>
+        <w:tc>
+          <w:tcPr>
+            <w:tcW w:w="2160" w:type="dxa"/>
+          </w:tcPr>
+          <w:p>
             <w:r>
               <w:rPr>
                 <w:rFonts w:ascii="Cambria" w:hAnsi="Cambria" w:cs="Cambria"/>
                 <w:color w:val="000000"/>
               </w:rPr>
-              <w:t>a</w:t>
-            </w:r>
-            <w:proofErr w:type="gramEnd"/>
+              <w:t>Reviewed and Commented on the ETAP Arch Flash and Power Flow Reports and Conceptual Design proposed for HyperloopTT</w:t>
+            </w:r>
+          </w:p>
+        </w:tc>
+        <w:tc>
+          <w:tcPr>
+            <w:tcW w:w="2160" w:type="dxa"/>
+          </w:tcPr>
+          <w:p>
             <w:r>
               <w:rPr>
                 <w:rFonts w:ascii="Cambria" w:hAnsi="Cambria" w:cs="Cambria"/>
                 <w:color w:val="000000"/>
               </w:rPr>
-              <w:t xml:space="preserve"> Hyperloop Power System</w:t>
+              <w:t>ETAP</w:t>
             </w:r>
           </w:p>
         </w:tc>
@@ -12095,60 +11427,7 @@
                 <w:rFonts w:ascii="Cambria" w:hAnsi="Cambria" w:cs="Cambria"/>
                 <w:color w:val="000000"/>
               </w:rPr>
-              <w:t xml:space="preserve">Reviewed and Commented on the ETAP Arch Flash and Power Flow Reports and Conceptual Design proposed for </w:t>
-            </w:r>
-            <w:proofErr w:type="spellStart"/>
-            <w:r>
-              <w:rPr>
-                <w:rFonts w:ascii="Cambria" w:hAnsi="Cambria" w:cs="Cambria"/>
-                <w:color w:val="000000"/>
-              </w:rPr>
-              <w:t>HyperloopTT</w:t>
-            </w:r>
-            <w:proofErr w:type="spellEnd"/>
-          </w:p>
-        </w:tc>
-        <w:tc>
-          <w:tcPr>
-            <w:tcW w:w="2160" w:type="dxa"/>
-          </w:tcPr>
-          <w:p>
-            <w:r>
-              <w:rPr>
-                <w:rFonts w:ascii="Cambria" w:hAnsi="Cambria" w:cs="Cambria"/>
-                <w:color w:val="000000"/>
-              </w:rPr>
-              <w:t>ETAP</w:t>
-            </w:r>
-          </w:p>
-        </w:tc>
-        <w:tc>
-          <w:tcPr>
-            <w:tcW w:w="2160" w:type="dxa"/>
-          </w:tcPr>
-          <w:p>
-            <w:r>
-              <w:rPr>
-                <w:rFonts w:ascii="Cambria" w:hAnsi="Cambria" w:cs="Cambria"/>
-                <w:color w:val="000000"/>
-              </w:rPr>
-              <w:t xml:space="preserve">Power Flow and Arc Flash Report QA/QC of </w:t>
-            </w:r>
-            <w:proofErr w:type="gramStart"/>
-            <w:r>
-              <w:rPr>
-                <w:rFonts w:ascii="Cambria" w:hAnsi="Cambria" w:cs="Cambria"/>
-                <w:color w:val="000000"/>
-              </w:rPr>
-              <w:t>a</w:t>
-            </w:r>
-            <w:proofErr w:type="gramEnd"/>
-            <w:r>
-              <w:rPr>
-                <w:rFonts w:ascii="Cambria" w:hAnsi="Cambria" w:cs="Cambria"/>
-                <w:color w:val="000000"/>
-              </w:rPr>
-              <w:t xml:space="preserve"> Hyperloop Power System</w:t>
+              <w:t>Power Flow and Arc Flash Report QA/QC of a Hyperloop Power System</w:t>
             </w:r>
           </w:p>
         </w:tc>
@@ -12178,23 +11457,7 @@
                 <w:rFonts w:ascii="Cambria" w:hAnsi="Cambria" w:cs="Cambria"/>
                 <w:color w:val="000000"/>
               </w:rPr>
-              <w:t xml:space="preserve">Instrumentation &amp; Distribution System Design Cable Sizing, Load Estimation, Transformer Selection, Relay Selection, and coordination in PSS/E Grid Code Compliance assessment, Grounding Design, Maneuver points, radial topology design </w:t>
-            </w:r>
-            <w:proofErr w:type="gramStart"/>
-            <w:r>
-              <w:rPr>
-                <w:rFonts w:ascii="Cambria" w:hAnsi="Cambria" w:cs="Cambria"/>
-                <w:color w:val="000000"/>
-              </w:rPr>
-              <w:t>Technical</w:t>
-            </w:r>
-            <w:proofErr w:type="gramEnd"/>
-            <w:r>
-              <w:rPr>
-                <w:rFonts w:ascii="Cambria" w:hAnsi="Cambria" w:cs="Cambria"/>
-                <w:color w:val="000000"/>
-              </w:rPr>
-              <w:t xml:space="preserve"> reports are presented, including voltage profiles, load statistics, and planning comment</w:t>
+              <w:t>Instrumentation &amp; Distribution System Design Cable Sizing, Load Estimation, Transformer Selection, Relay Selection, and coordination in PSS/E Grid Code Compliance assessment, Grounding Design, Maneuver points, radial topology design Technical reports are presented, including voltage profiles, load statistics, and planning comment</w:t>
             </w:r>
           </w:p>
         </w:tc>
@@ -12278,55 +11541,7 @@
                 <w:rFonts w:ascii="Cambria" w:hAnsi="Cambria" w:cs="Cambria"/>
                 <w:color w:val="000000"/>
               </w:rPr>
-              <w:t xml:space="preserve">Inverter control and operation is modeled using </w:t>
-            </w:r>
-            <w:proofErr w:type="spellStart"/>
-            <w:r>
-              <w:rPr>
-                <w:rFonts w:ascii="Cambria" w:hAnsi="Cambria" w:cs="Cambria"/>
-                <w:color w:val="000000"/>
-              </w:rPr>
-              <w:t>linerization</w:t>
-            </w:r>
-            <w:proofErr w:type="spellEnd"/>
-            <w:r>
-              <w:rPr>
-                <w:rFonts w:ascii="Cambria" w:hAnsi="Cambria" w:cs="Cambria"/>
-                <w:color w:val="000000"/>
-              </w:rPr>
-              <w:t xml:space="preserve"> and full </w:t>
-            </w:r>
-            <w:proofErr w:type="spellStart"/>
-            <w:r>
-              <w:rPr>
-                <w:rFonts w:ascii="Cambria" w:hAnsi="Cambria" w:cs="Cambria"/>
-                <w:color w:val="000000"/>
-              </w:rPr>
-              <w:t>phsical</w:t>
-            </w:r>
-            <w:proofErr w:type="spellEnd"/>
-            <w:r>
-              <w:rPr>
-                <w:rFonts w:ascii="Cambria" w:hAnsi="Cambria" w:cs="Cambria"/>
-                <w:color w:val="000000"/>
-              </w:rPr>
-              <w:t xml:space="preserve"> model in </w:t>
-            </w:r>
-            <w:proofErr w:type="spellStart"/>
-            <w:r>
-              <w:rPr>
-                <w:rFonts w:ascii="Cambria" w:hAnsi="Cambria" w:cs="Cambria"/>
-                <w:color w:val="000000"/>
-              </w:rPr>
-              <w:t>matlab</w:t>
-            </w:r>
-            <w:proofErr w:type="spellEnd"/>
-            <w:r>
-              <w:rPr>
-                <w:rFonts w:ascii="Cambria" w:hAnsi="Cambria" w:cs="Cambria"/>
-                <w:color w:val="000000"/>
-              </w:rPr>
-              <w:t xml:space="preserve">. 16 Equations were solved parametrically in MATLAB and an explicit equation is derived as an </w:t>
+              <w:t xml:space="preserve">Inverter control and operation is modeled using linerization and full phsical model in matlab. 16 Equations were solved parametrically in MATLAB and an explicit equation is derived as an </w:t>
             </w:r>
             <w:r>
               <w:rPr>
@@ -12374,21 +11589,26 @@
             <w:tcW w:w="2160" w:type="dxa"/>
           </w:tcPr>
           <w:p>
-            <w:proofErr w:type="spellStart"/>
             <w:r>
               <w:rPr>
                 <w:rFonts w:ascii="Cambria" w:hAnsi="Cambria" w:cs="Cambria"/>
                 <w:color w:val="000000"/>
               </w:rPr>
-              <w:t>Ivnerter</w:t>
-            </w:r>
-            <w:proofErr w:type="spellEnd"/>
+              <w:t>Ivnerter based system protection modeling</w:t>
+            </w:r>
+          </w:p>
+        </w:tc>
+        <w:tc>
+          <w:tcPr>
+            <w:tcW w:w="2160" w:type="dxa"/>
+          </w:tcPr>
+          <w:p>
             <w:r>
               <w:rPr>
                 <w:rFonts w:ascii="Cambria" w:hAnsi="Cambria" w:cs="Cambria"/>
                 <w:color w:val="000000"/>
               </w:rPr>
-              <w:t xml:space="preserve"> based system protection modeling</w:t>
+              <w:t>MATLAB SIMULINK + MATLAB coding is used to implement overcurrent and distance relays logic into MATLAB simulink to be used by other researchers in their studies</w:t>
             </w:r>
           </w:p>
         </w:tc>
@@ -12402,60 +11622,21 @@
                 <w:rFonts w:ascii="Cambria" w:hAnsi="Cambria" w:cs="Cambria"/>
                 <w:color w:val="000000"/>
               </w:rPr>
-              <w:t xml:space="preserve">MATLAB SIMULINK + MATLAB coding is used to implement overcurrent and distance relays logic into MATLAB </w:t>
-            </w:r>
-            <w:proofErr w:type="spellStart"/>
+              <w:t>MATLAB - Callback functions</w:t>
+            </w:r>
+          </w:p>
+        </w:tc>
+        <w:tc>
+          <w:tcPr>
+            <w:tcW w:w="2160" w:type="dxa"/>
+          </w:tcPr>
+          <w:p>
             <w:r>
               <w:rPr>
                 <w:rFonts w:ascii="Cambria" w:hAnsi="Cambria" w:cs="Cambria"/>
                 <w:color w:val="000000"/>
               </w:rPr>
-              <w:t>simulink</w:t>
-            </w:r>
-            <w:proofErr w:type="spellEnd"/>
-            <w:r>
-              <w:rPr>
-                <w:rFonts w:ascii="Cambria" w:hAnsi="Cambria" w:cs="Cambria"/>
-                <w:color w:val="000000"/>
-              </w:rPr>
-              <w:t xml:space="preserve"> to be used by other researchers in their studies</w:t>
-            </w:r>
-          </w:p>
-        </w:tc>
-        <w:tc>
-          <w:tcPr>
-            <w:tcW w:w="2160" w:type="dxa"/>
-          </w:tcPr>
-          <w:p>
-            <w:r>
-              <w:rPr>
-                <w:rFonts w:ascii="Cambria" w:hAnsi="Cambria" w:cs="Cambria"/>
-                <w:color w:val="000000"/>
-              </w:rPr>
-              <w:t>MATLAB - Callback functions</w:t>
-            </w:r>
-          </w:p>
-        </w:tc>
-        <w:tc>
-          <w:tcPr>
-            <w:tcW w:w="2160" w:type="dxa"/>
-          </w:tcPr>
-          <w:p>
-            <w:proofErr w:type="spellStart"/>
-            <w:r>
-              <w:rPr>
-                <w:rFonts w:ascii="Cambria" w:hAnsi="Cambria" w:cs="Cambria"/>
-                <w:color w:val="000000"/>
-              </w:rPr>
-              <w:t>Ivnerter</w:t>
-            </w:r>
-            <w:proofErr w:type="spellEnd"/>
-            <w:r>
-              <w:rPr>
-                <w:rFonts w:ascii="Cambria" w:hAnsi="Cambria" w:cs="Cambria"/>
-                <w:color w:val="000000"/>
-              </w:rPr>
-              <w:t xml:space="preserve"> based system protection modeling</w:t>
+              <w:t>Ivnerter based system protection modeling</w:t>
             </w:r>
           </w:p>
         </w:tc>
@@ -12485,17 +11666,8 @@
                 <w:rFonts w:ascii="Cambria" w:hAnsi="Cambria" w:cs="Cambria"/>
                 <w:color w:val="000000"/>
               </w:rPr>
-              <w:t xml:space="preserve">Another Project to design a buck-boost inverter and test scenarios this time modelled in MATLAB SIMULINK with SISO tool for PI controller </w:t>
-            </w:r>
-            <w:proofErr w:type="spellStart"/>
-            <w:r>
-              <w:rPr>
-                <w:rFonts w:ascii="Cambria" w:hAnsi="Cambria" w:cs="Cambria"/>
-                <w:color w:val="000000"/>
-              </w:rPr>
-              <w:t>desing</w:t>
-            </w:r>
-            <w:proofErr w:type="spellEnd"/>
+              <w:t>Another Project to design a buck-boost inverter and test scenarios this time modelled in MATLAB SIMULINK with SISO tool for PI controller desing</w:t>
+            </w:r>
           </w:p>
         </w:tc>
         <w:tc>
@@ -12604,72 +11776,22 @@
                 <w:rFonts w:ascii="Cambria" w:hAnsi="Cambria" w:cs="Cambria"/>
                 <w:color w:val="000000"/>
               </w:rPr>
-              <w:t xml:space="preserve">For an industrial System: Lighting Design using </w:t>
-            </w:r>
-            <w:proofErr w:type="spellStart"/>
+              <w:t>For an industrial System: Lighting Design using Dialux, AC load, cable sizing, and power factor correction calculations. Recepticles and Lighting Circuits and drawings are created</w:t>
+            </w:r>
+          </w:p>
+        </w:tc>
+        <w:tc>
+          <w:tcPr>
+            <w:tcW w:w="2160" w:type="dxa"/>
+          </w:tcPr>
+          <w:p>
             <w:r>
               <w:rPr>
                 <w:rFonts w:ascii="Cambria" w:hAnsi="Cambria" w:cs="Cambria"/>
                 <w:color w:val="000000"/>
               </w:rPr>
-              <w:t>Dialux</w:t>
-            </w:r>
-            <w:proofErr w:type="spellEnd"/>
-            <w:r>
-              <w:rPr>
-                <w:rFonts w:ascii="Cambria" w:hAnsi="Cambria" w:cs="Cambria"/>
-                <w:color w:val="000000"/>
-              </w:rPr>
-              <w:t xml:space="preserve">, AC load, cable sizing, and power factor correction calculations. </w:t>
-            </w:r>
-            <w:proofErr w:type="spellStart"/>
-            <w:r>
-              <w:rPr>
-                <w:rFonts w:ascii="Cambria" w:hAnsi="Cambria" w:cs="Cambria"/>
-                <w:color w:val="000000"/>
-              </w:rPr>
-              <w:t>Recepticles</w:t>
-            </w:r>
-            <w:proofErr w:type="spellEnd"/>
-            <w:r>
-              <w:rPr>
-                <w:rFonts w:ascii="Cambria" w:hAnsi="Cambria" w:cs="Cambria"/>
-                <w:color w:val="000000"/>
-              </w:rPr>
-              <w:t xml:space="preserve"> and Lighting Circuits and drawings are created</w:t>
-            </w:r>
-          </w:p>
-        </w:tc>
-        <w:tc>
-          <w:tcPr>
-            <w:tcW w:w="2160" w:type="dxa"/>
-          </w:tcPr>
-          <w:p>
-            <w:proofErr w:type="spellStart"/>
-            <w:r>
-              <w:rPr>
-                <w:rFonts w:ascii="Cambria" w:hAnsi="Cambria" w:cs="Cambria"/>
-                <w:color w:val="000000"/>
-              </w:rPr>
-              <w:t>Autocad</w:t>
-            </w:r>
-            <w:proofErr w:type="spellEnd"/>
-            <w:r>
-              <w:rPr>
-                <w:rFonts w:ascii="Cambria" w:hAnsi="Cambria" w:cs="Cambria"/>
-                <w:color w:val="000000"/>
-              </w:rPr>
-              <w:t xml:space="preserve">, Revit, </w:t>
-            </w:r>
-            <w:proofErr w:type="spellStart"/>
-            <w:r>
-              <w:rPr>
-                <w:rFonts w:ascii="Cambria" w:hAnsi="Cambria" w:cs="Cambria"/>
-                <w:color w:val="000000"/>
-              </w:rPr>
-              <w:t>Dialux</w:t>
-            </w:r>
-            <w:proofErr w:type="spellEnd"/>
+              <w:t>Autocad, Revit, Dialux</w:t>
+            </w:r>
           </w:p>
         </w:tc>
         <w:tc>
@@ -12738,63 +11860,22 @@
                 <w:rFonts w:ascii="Cambria" w:hAnsi="Cambria" w:cs="Cambria"/>
                 <w:color w:val="000000"/>
               </w:rPr>
-              <w:t xml:space="preserve">PSS/E and </w:t>
-            </w:r>
-            <w:proofErr w:type="spellStart"/>
+              <w:t>PSS/E and DigSilent are used to perform load flow studies in contingency scenarios of N-1 line outages</w:t>
+            </w:r>
+          </w:p>
+        </w:tc>
+        <w:tc>
+          <w:tcPr>
+            <w:tcW w:w="2160" w:type="dxa"/>
+          </w:tcPr>
+          <w:p>
             <w:r>
               <w:rPr>
                 <w:rFonts w:ascii="Cambria" w:hAnsi="Cambria" w:cs="Cambria"/>
                 <w:color w:val="000000"/>
               </w:rPr>
-              <w:t>DigSilent</w:t>
-            </w:r>
-            <w:proofErr w:type="spellEnd"/>
-            <w:r>
-              <w:rPr>
-                <w:rFonts w:ascii="Cambria" w:hAnsi="Cambria" w:cs="Cambria"/>
-                <w:color w:val="000000"/>
-              </w:rPr>
-              <w:t xml:space="preserve"> are used to perform load flow studies in contingency scenarios of N-</w:t>
-            </w:r>
-            <w:proofErr w:type="gramStart"/>
-            <w:r>
-              <w:rPr>
-                <w:rFonts w:ascii="Cambria" w:hAnsi="Cambria" w:cs="Cambria"/>
-                <w:color w:val="000000"/>
-              </w:rPr>
-              <w:t>1 line</w:t>
-            </w:r>
-            <w:proofErr w:type="gramEnd"/>
-            <w:r>
-              <w:rPr>
-                <w:rFonts w:ascii="Cambria" w:hAnsi="Cambria" w:cs="Cambria"/>
-                <w:color w:val="000000"/>
-              </w:rPr>
-              <w:t xml:space="preserve"> outages</w:t>
-            </w:r>
-          </w:p>
-        </w:tc>
-        <w:tc>
-          <w:tcPr>
-            <w:tcW w:w="2160" w:type="dxa"/>
-          </w:tcPr>
-          <w:p>
-            <w:r>
-              <w:rPr>
-                <w:rFonts w:ascii="Cambria" w:hAnsi="Cambria" w:cs="Cambria"/>
-                <w:color w:val="000000"/>
-              </w:rPr>
-              <w:t xml:space="preserve">PSS/E, </w:t>
-            </w:r>
-            <w:proofErr w:type="spellStart"/>
-            <w:r>
-              <w:rPr>
-                <w:rFonts w:ascii="Cambria" w:hAnsi="Cambria" w:cs="Cambria"/>
-                <w:color w:val="000000"/>
-              </w:rPr>
-              <w:t>Digsilent</w:t>
-            </w:r>
-            <w:proofErr w:type="spellEnd"/>
+              <w:t>PSS/E, Digsilent</w:t>
+            </w:r>
           </w:p>
         </w:tc>
         <w:tc>
